--- a/assets/najih-driss-cv-np-fr-long.docx
+++ b/assets/najih-driss-cv-np-fr-long.docx
@@ -2,10 +2,6 @@
 <file path=word/document.xml><?xml version="1.0" encoding="utf-8"?>
 <w:document xmlns:a="http://schemas.openxmlformats.org/drawingml/2006/main" xmlns:cdr="http://schemas.openxmlformats.org/drawingml/2006/chartDrawing" xmlns:o="urn:schemas-microsoft-com:office:office" xmlns:pic="http://schemas.openxmlformats.org/drawingml/2006/picture" xmlns:r="http://schemas.openxmlformats.org/officeDocument/2006/relationships" xmlns:v="urn:schemas-microsoft-com:vml" xmlns:ve="http://schemas.openxmlformats.org/markup-compatibility/2006" xmlns:vt="http://schemas.openxmlformats.org/officeDocument/2006/docPropsVTypes" xmlns:w="http://schemas.openxmlformats.org/wordprocessingml/2006/main" xmlns:w10="urn:schemas-microsoft-com:office:word" xmlns:wp="http://schemas.openxmlformats.org/drawingml/2006/wordprocessingDrawing" xmlns:wne="http://schemas.microsoft.com/office/word/2006/wordml">
   <w:body>
-    <w:sectPr>
-      <w:pgSz w:w="11906" w:h="16838" w:orient="portrait"/>
-      <w:pgMar w:top="907" w:right="1020" w:bottom="1020" w:left="1020" w:header="undefined" w:footer="undefined" w:gutter="undefined"/>
-    </w:sectPr>
     <w:p>
       <w:pPr>
         <w:spacing w:lineRule="auto"/>
@@ -34,9 +30,9 @@
       </w:pPr>
       <w:r>
         <w:rPr>
+          <w:b/>
+          <w:color w:val="0969da"/>
           <w:sz w:val="24"/>
-          <w:color w:val="0969da"/>
-          <w:b/>
         </w:rPr>
         <w:t xml:space="preserve">Ingénieur Logiciel Senior – Applications Pilotées par l'IA</w:t>
       </w:r>
@@ -55,9 +51,9 @@
       <w:hyperlink r:id="rId6">
         <w:r>
           <w:rPr>
+            <w:rStyle w:val="Hyperlink"/>
             <w:color w:val="57606a"/>
             <w:sz w:val="19"/>
-            <w:rStyle w:val="Hyperlink"/>
           </w:rPr>
           <w:t xml:space="preserve">najih.driss73@gmail.com</w:t>
         </w:r>
@@ -86,9 +82,9 @@
       <w:hyperlink r:id="rId7">
         <w:r>
           <w:rPr>
+            <w:rStyle w:val="Hyperlink"/>
             <w:color w:val="57606a"/>
             <w:sz w:val="19"/>
-            <w:rStyle w:val="Hyperlink"/>
           </w:rPr>
           <w:t xml:space="preserve">https://www.linkedin.com/in/najih-driss/</w:t>
         </w:r>
@@ -110,9 +106,9 @@
       <w:hyperlink r:id="rId8">
         <w:r>
           <w:rPr>
+            <w:rStyle w:val="Hyperlink"/>
             <w:color w:val="57606a"/>
             <w:sz w:val="19"/>
-            <w:rStyle w:val="Hyperlink"/>
           </w:rPr>
           <w:t xml:space="preserve">https://github.com/kouji-dev</w:t>
         </w:r>
@@ -134,9 +130,9 @@
       <w:hyperlink r:id="rId9">
         <w:r>
           <w:rPr>
+            <w:rStyle w:val="Hyperlink"/>
             <w:color w:val="57606a"/>
             <w:sz w:val="19"/>
-            <w:rStyle w:val="Hyperlink"/>
           </w:rPr>
           <w:t xml:space="preserve">https://www.kouji.dev</w:t>
         </w:r>
@@ -158,9 +154,9 @@
       <w:hyperlink r:id="rId10">
         <w:r>
           <w:rPr>
+            <w:rStyle w:val="Hyperlink"/>
             <w:color w:val="57606a"/>
             <w:sz w:val="19"/>
-            <w:rStyle w:val="Hyperlink"/>
           </w:rPr>
           <w:t xml:space="preserve">https://calendar.app.google/KTPtgPtkgrbJUEjm7</w:t>
         </w:r>
@@ -191,8 +187,8 @@
       </w:r>
       <w:r>
         <w:rPr>
-          <w:sz w:val="21"/>
-          <w:b/>
+          <w:b/>
+          <w:sz w:val="21"/>
         </w:rPr>
         <w:t xml:space="preserve">plus de 7 ans d'expérience</w:t>
       </w:r>
@@ -215,8 +211,8 @@
       </w:r>
       <w:r>
         <w:rPr>
-          <w:sz w:val="21"/>
-          <w:b/>
+          <w:b/>
+          <w:sz w:val="21"/>
         </w:rPr>
         <w:t xml:space="preserve">frameworks frontend complexes, systèmes backend et développement au niveau plateforme</w:t>
       </w:r>
@@ -228,8 +224,8 @@
       </w:r>
       <w:r>
         <w:rPr>
-          <w:sz w:val="21"/>
-          <w:b/>
+          <w:b/>
+          <w:sz w:val="21"/>
         </w:rPr>
         <w:t xml:space="preserve">frameworks partagés, systèmes de type low-code et outils d'entreprise</w:t>
       </w:r>
@@ -252,8 +248,8 @@
       </w:r>
       <w:r>
         <w:rPr>
-          <w:sz w:val="21"/>
-          <w:b/>
+          <w:b/>
+          <w:sz w:val="21"/>
         </w:rPr>
         <w:t xml:space="preserve">conception d'applications pilotées par l'IA</w:t>
       </w:r>
@@ -265,8 +261,8 @@
       </w:r>
       <w:r>
         <w:rPr>
-          <w:sz w:val="21"/>
-          <w:b/>
+          <w:b/>
+          <w:sz w:val="21"/>
         </w:rPr>
         <w:t xml:space="preserve">systèmes backend préparés pour l'intégration IA</w:t>
       </w:r>
@@ -278,8 +274,8 @@
       </w:r>
       <w:r>
         <w:rPr>
-          <w:sz w:val="21"/>
-          <w:b/>
+          <w:b/>
+          <w:sz w:val="21"/>
         </w:rPr>
         <w:t xml:space="preserve">Python et d'APIs LLM dans des contextes personnels et de preuve de concept</w:t>
       </w:r>
@@ -411,8 +407,8 @@
       </w:pPr>
       <w:r>
         <w:rPr>
-          <w:sz w:val="21"/>
-          <w:b/>
+          <w:b/>
+          <w:sz w:val="21"/>
         </w:rPr>
         <w:t xml:space="preserve">Langages:</w:t>
       </w:r>
@@ -429,8 +425,8 @@
       </w:pPr>
       <w:r>
         <w:rPr>
-          <w:sz w:val="21"/>
-          <w:b/>
+          <w:b/>
+          <w:sz w:val="21"/>
         </w:rPr>
         <w:t xml:space="preserve">Front-End:</w:t>
       </w:r>
@@ -447,8 +443,8 @@
       </w:pPr>
       <w:r>
         <w:rPr>
-          <w:sz w:val="21"/>
-          <w:b/>
+          <w:b/>
+          <w:sz w:val="21"/>
         </w:rPr>
         <w:t xml:space="preserve">Back-End:</w:t>
       </w:r>
@@ -465,8 +461,8 @@
       </w:pPr>
       <w:r>
         <w:rPr>
-          <w:sz w:val="21"/>
-          <w:b/>
+          <w:b/>
+          <w:sz w:val="21"/>
         </w:rPr>
         <w:t xml:space="preserve">APIs:</w:t>
       </w:r>
@@ -483,8 +479,8 @@
       </w:pPr>
       <w:r>
         <w:rPr>
-          <w:sz w:val="21"/>
-          <w:b/>
+          <w:b/>
+          <w:sz w:val="21"/>
         </w:rPr>
         <w:t xml:space="preserve">Bases de Données:</w:t>
       </w:r>
@@ -501,8 +497,8 @@
       </w:pPr>
       <w:r>
         <w:rPr>
-          <w:sz w:val="21"/>
-          <w:b/>
+          <w:b/>
+          <w:sz w:val="21"/>
         </w:rPr>
         <w:t xml:space="preserve">Messagerie:</w:t>
       </w:r>
@@ -519,8 +515,8 @@
       </w:pPr>
       <w:r>
         <w:rPr>
-          <w:sz w:val="21"/>
-          <w:b/>
+          <w:b/>
+          <w:sz w:val="21"/>
         </w:rPr>
         <w:t xml:space="preserve">Sécurité:</w:t>
       </w:r>
@@ -537,8 +533,8 @@
       </w:pPr>
       <w:r>
         <w:rPr>
-          <w:sz w:val="21"/>
-          <w:b/>
+          <w:b/>
+          <w:sz w:val="21"/>
         </w:rPr>
         <w:t xml:space="preserve">Cloud:</w:t>
       </w:r>
@@ -555,8 +551,8 @@
       </w:pPr>
       <w:r>
         <w:rPr>
-          <w:sz w:val="21"/>
-          <w:b/>
+          <w:b/>
+          <w:sz w:val="21"/>
         </w:rPr>
         <w:t xml:space="preserve">DevOps:</w:t>
       </w:r>
@@ -573,8 +569,8 @@
       </w:pPr>
       <w:r>
         <w:rPr>
-          <w:sz w:val="21"/>
-          <w:b/>
+          <w:b/>
+          <w:sz w:val="21"/>
         </w:rPr>
         <w:t xml:space="preserve">Tests:</w:t>
       </w:r>
@@ -591,8 +587,8 @@
       </w:pPr>
       <w:r>
         <w:rPr>
-          <w:sz w:val="21"/>
-          <w:b/>
+          <w:b/>
+          <w:sz w:val="21"/>
         </w:rPr>
         <w:t xml:space="preserve">Outils &amp; Pratiques:</w:t>
       </w:r>
@@ -647,8 +643,8 @@
       </w:pPr>
       <w:r>
         <w:rPr>
-          <w:sz w:val="21"/>
-          <w:b/>
+          <w:b/>
+          <w:sz w:val="21"/>
         </w:rPr>
         <w:t xml:space="preserve">Contexte du projet:</w:t>
       </w:r>
@@ -660,8 +656,8 @@
       </w:r>
       <w:r>
         <w:rPr>
-          <w:sz w:val="21"/>
-          <w:b/>
+          <w:b/>
+          <w:sz w:val="21"/>
         </w:rPr>
         <w:t xml:space="preserve">framework Maestro</w:t>
       </w:r>
@@ -1464,8 +1460,8 @@
       </w:pPr>
       <w:r>
         <w:rPr>
-          <w:sz w:val="21"/>
-          <w:b/>
+          <w:b/>
+          <w:sz w:val="21"/>
         </w:rPr>
         <w:t xml:space="preserve">Défis Techniques:</w:t>
       </w:r>
@@ -1545,16 +1541,16 @@
       </w:pPr>
       <w:r>
         <w:rPr>
+          <w:b/>
           <w:sz w:val="19"/>
-          <w:b/>
         </w:rPr>
         <w:t xml:space="preserve">Environnement Technique:</w:t>
       </w:r>
       <w:r>
         <w:rPr>
+          <w:rFonts w:ascii="Consolas" w:hAnsi="Consolas"/>
+          <w:color w:val="444444"/>
           <w:sz w:val="19"/>
-          <w:color w:val="444444"/>
-          <w:rFonts w:ascii="Consolas" w:hAnsi="Consolas"/>
         </w:rPr>
         <w:t xml:space="preserve"> Angular, TypeScript, Node.js, Electron, SQLite, PowerShell, Java 8/11/21, Spring Boot, Quarkus, Keycloak, Oracle DB, MongoDB, Karma, Jest, JaCoCo, Cypress, Playwright, Webpack, Jenkins, GitLab CI, Claude, Codex, Agile Scrum</w:t>
       </w:r>
@@ -1590,8 +1586,8 @@
       </w:pPr>
       <w:r>
         <w:rPr>
-          <w:sz w:val="21"/>
-          <w:b/>
+          <w:b/>
+          <w:sz w:val="21"/>
         </w:rPr>
         <w:t xml:space="preserve">Contexte du projet:</w:t>
       </w:r>
@@ -1621,8 +1617,8 @@
       </w:pPr>
       <w:r>
         <w:rPr>
-          <w:sz w:val="21"/>
-          <w:b/>
+          <w:b/>
+          <w:sz w:val="21"/>
         </w:rPr>
         <w:t xml:space="preserve">Contexte du projet:</w:t>
       </w:r>
@@ -1634,8 +1630,8 @@
       </w:r>
       <w:r>
         <w:rPr>
-          <w:sz w:val="21"/>
-          <w:b/>
+          <w:b/>
+          <w:sz w:val="21"/>
         </w:rPr>
         <w:t xml:space="preserve">Know Your Customer (KYC)</w:t>
       </w:r>
@@ -1652,8 +1648,8 @@
       </w:pPr>
       <w:r>
         <w:rPr>
-          <w:sz w:val="21"/>
-          <w:b/>
+          <w:b/>
+          <w:sz w:val="21"/>
         </w:rPr>
         <w:t xml:space="preserve">Responsabilités:</w:t>
       </w:r>
@@ -1815,8 +1811,8 @@
       </w:pPr>
       <w:r>
         <w:rPr>
-          <w:sz w:val="21"/>
-          <w:b/>
+          <w:b/>
+          <w:sz w:val="21"/>
         </w:rPr>
         <w:t xml:space="preserve">Défis Techniques:</w:t>
       </w:r>
@@ -1850,16 +1846,16 @@
       </w:pPr>
       <w:r>
         <w:rPr>
+          <w:b/>
           <w:sz w:val="19"/>
-          <w:b/>
         </w:rPr>
         <w:t xml:space="preserve">Environnement Technique:</w:t>
       </w:r>
       <w:r>
         <w:rPr>
+          <w:rFonts w:ascii="Consolas" w:hAnsi="Consolas"/>
+          <w:color w:val="444444"/>
           <w:sz w:val="19"/>
-          <w:color w:val="444444"/>
-          <w:rFonts w:ascii="Consolas" w:hAnsi="Consolas"/>
         </w:rPr>
         <w:t xml:space="preserve"> Java 17, Spring Boot, Spring Security, OAuth2, PostgreSQL, Quartz, Flyway, JaCoCo, Docker, Kubernetes, RabbitMQ, Jenkins</w:t>
       </w:r>
@@ -1883,15 +1879,15 @@
       </w:pPr>
       <w:r>
         <w:rPr>
-          <w:sz w:val="21"/>
-          <w:b/>
+          <w:b/>
+          <w:sz w:val="21"/>
         </w:rPr>
         <w:t xml:space="preserve">Contexte du projet:</w:t>
       </w:r>
       <w:r>
         <w:rPr>
-          <w:sz w:val="21"/>
-          <w:b/>
+          <w:b/>
+          <w:sz w:val="21"/>
         </w:rPr>
         <w:t xml:space="preserve">CLASS</w:t>
       </w:r>
@@ -1903,8 +1899,8 @@
       </w:r>
       <w:r>
         <w:rPr>
-          <w:sz w:val="21"/>
-          <w:b/>
+          <w:b/>
+          <w:sz w:val="21"/>
         </w:rPr>
         <w:t xml:space="preserve">CRM global / Gestionnaire d'Opportunités</w:t>
       </w:r>
@@ -1916,8 +1912,8 @@
       </w:r>
       <w:r>
         <w:rPr>
-          <w:sz w:val="21"/>
-          <w:b/>
+          <w:b/>
+          <w:sz w:val="21"/>
         </w:rPr>
         <w:t xml:space="preserve">Power Apps / Teams</w:t>
       </w:r>
@@ -1934,8 +1930,8 @@
       </w:pPr>
       <w:r>
         <w:rPr>
-          <w:sz w:val="21"/>
-          <w:b/>
+          <w:b/>
+          <w:sz w:val="21"/>
         </w:rPr>
         <w:t xml:space="preserve">Responsabilités:</w:t>
       </w:r>
@@ -2103,8 +2099,8 @@
       </w:pPr>
       <w:r>
         <w:rPr>
-          <w:sz w:val="21"/>
-          <w:b/>
+          <w:b/>
+          <w:sz w:val="21"/>
         </w:rPr>
         <w:t xml:space="preserve">Défis Techniques:</w:t>
       </w:r>
@@ -2144,16 +2140,16 @@
       </w:pPr>
       <w:r>
         <w:rPr>
+          <w:b/>
           <w:sz w:val="19"/>
-          <w:b/>
         </w:rPr>
         <w:t xml:space="preserve">Environnement Technique:</w:t>
       </w:r>
       <w:r>
         <w:rPr>
+          <w:rFonts w:ascii="Consolas" w:hAnsi="Consolas"/>
+          <w:color w:val="444444"/>
           <w:sz w:val="19"/>
-          <w:color w:val="444444"/>
-          <w:rFonts w:ascii="Consolas" w:hAnsi="Consolas"/>
         </w:rPr>
         <w:t xml:space="preserve"> React, TypeScript, Ant Design, Java 11, Spring Boot, Spring Security, Spring Batch, Azure (AD, App Services, CDN, Front Door, Blob Storage, PostgreSQL), GitLab CI/CD</w:t>
       </w:r>
@@ -2177,15 +2173,15 @@
       </w:pPr>
       <w:r>
         <w:rPr>
-          <w:sz w:val="21"/>
-          <w:b/>
+          <w:b/>
+          <w:sz w:val="21"/>
         </w:rPr>
         <w:t xml:space="preserve">Contexte du projet:</w:t>
       </w:r>
       <w:r>
         <w:rPr>
-          <w:sz w:val="21"/>
-          <w:b/>
+          <w:b/>
+          <w:sz w:val="21"/>
         </w:rPr>
         <w:t xml:space="preserve">gloody.co</w:t>
       </w:r>
@@ -2197,8 +2193,8 @@
       </w:r>
       <w:r>
         <w:rPr>
-          <w:sz w:val="21"/>
-          <w:b/>
+          <w:b/>
+          <w:sz w:val="21"/>
         </w:rPr>
         <w:t xml:space="preserve">SaaS multi-tenant RH &amp; gestion d'entreprise</w:t>
       </w:r>
@@ -2215,8 +2211,8 @@
       </w:pPr>
       <w:r>
         <w:rPr>
-          <w:sz w:val="21"/>
-          <w:b/>
+          <w:b/>
+          <w:sz w:val="21"/>
         </w:rPr>
         <w:t xml:space="preserve">Responsabilités:</w:t>
       </w:r>
@@ -2368,8 +2364,8 @@
       </w:pPr>
       <w:r>
         <w:rPr>
-          <w:sz w:val="21"/>
-          <w:b/>
+          <w:b/>
+          <w:sz w:val="21"/>
         </w:rPr>
         <w:t xml:space="preserve">Défis Techniques:</w:t>
       </w:r>
@@ -2403,16 +2399,16 @@
       </w:pPr>
       <w:r>
         <w:rPr>
+          <w:b/>
           <w:sz w:val="19"/>
-          <w:b/>
         </w:rPr>
         <w:t xml:space="preserve">Environnement Technique:</w:t>
       </w:r>
       <w:r>
         <w:rPr>
+          <w:rFonts w:ascii="Consolas" w:hAnsi="Consolas"/>
+          <w:color w:val="444444"/>
           <w:sz w:val="19"/>
-          <w:color w:val="444444"/>
-          <w:rFonts w:ascii="Consolas" w:hAnsi="Consolas"/>
         </w:rPr>
         <w:t xml:space="preserve"> React, TypeScript, Ant Design, SCSS, Java, Spring Boot, REST APIs, AWS</w:t>
       </w:r>
@@ -2448,15 +2444,15 @@
       </w:pPr>
       <w:r>
         <w:rPr>
-          <w:sz w:val="21"/>
-          <w:b/>
+          <w:b/>
+          <w:sz w:val="21"/>
         </w:rPr>
         <w:t xml:space="preserve">Contexte du projet:</w:t>
       </w:r>
       <w:r>
         <w:rPr>
-          <w:sz w:val="21"/>
-          <w:b/>
+          <w:b/>
+          <w:sz w:val="21"/>
         </w:rPr>
         <w:t xml:space="preserve">RiskReveal</w:t>
       </w:r>
@@ -2468,8 +2464,8 @@
       </w:r>
       <w:r>
         <w:rPr>
-          <w:sz w:val="21"/>
-          <w:b/>
+          <w:b/>
+          <w:sz w:val="21"/>
         </w:rPr>
         <w:t xml:space="preserve">application de traitement de données lourd</w:t>
       </w:r>
@@ -2481,8 +2477,8 @@
       </w:r>
       <w:r>
         <w:rPr>
-          <w:sz w:val="21"/>
-          <w:b/>
+          <w:b/>
+          <w:sz w:val="21"/>
         </w:rPr>
         <w:t xml:space="preserve">évaluation des risques de catastrophes naturelles</w:t>
       </w:r>
@@ -2494,8 +2490,8 @@
       </w:r>
       <w:r>
         <w:rPr>
-          <w:sz w:val="21"/>
-          <w:b/>
+          <w:b/>
+          <w:sz w:val="21"/>
         </w:rPr>
         <w:t xml:space="preserve">ELT — Event Loss Tables</w:t>
       </w:r>
@@ -2512,8 +2508,8 @@
       </w:pPr>
       <w:r>
         <w:rPr>
-          <w:sz w:val="21"/>
-          <w:b/>
+          <w:b/>
+          <w:sz w:val="21"/>
         </w:rPr>
         <w:t xml:space="preserve">Responsabilités:</w:t>
       </w:r>
@@ -2651,8 +2647,8 @@
       </w:pPr>
       <w:r>
         <w:rPr>
-          <w:sz w:val="21"/>
-          <w:b/>
+          <w:b/>
+          <w:sz w:val="21"/>
         </w:rPr>
         <w:t xml:space="preserve">Réalisations &amp; Impact:</w:t>
       </w:r>
@@ -2795,16 +2791,16 @@
       </w:pPr>
       <w:r>
         <w:rPr>
+          <w:b/>
           <w:sz w:val="19"/>
-          <w:b/>
         </w:rPr>
         <w:t xml:space="preserve">Environnement Technique:</w:t>
       </w:r>
       <w:r>
         <w:rPr>
+          <w:rFonts w:ascii="Consolas" w:hAnsi="Consolas"/>
+          <w:color w:val="444444"/>
           <w:sz w:val="19"/>
-          <w:color w:val="444444"/>
-          <w:rFonts w:ascii="Consolas" w:hAnsi="Consolas"/>
         </w:rPr>
         <w:t xml:space="preserve"> Java 8, Spring Boot, Spring Batch, Spring Security, Angular 12, Ant Design, AG Grid, WebSockets, Azure AD, Keycloak, SQL Server, Azure DevOps, Jenkins</w:t>
       </w:r>
@@ -2840,8 +2836,8 @@
       </w:pPr>
       <w:r>
         <w:rPr>
-          <w:sz w:val="21"/>
-          <w:b/>
+          <w:b/>
+          <w:sz w:val="21"/>
         </w:rPr>
         <w:t xml:space="preserve">Contexte du projet:</w:t>
       </w:r>
@@ -2936,9 +2932,9 @@
       </w:pPr>
       <w:r>
         <w:rPr>
+          <w:b/>
           <w:color w:val="57606a"/>
           <w:sz w:val="20"/>
-          <w:b/>
         </w:rPr>
         <w:t xml:space="preserve">Rôle:</w:t>
       </w:r>
@@ -2951,9 +2947,9 @@
       </w:r>
       <w:r>
         <w:rPr>
+          <w:b/>
           <w:color w:val="57606a"/>
           <w:sz w:val="20"/>
-          <w:b/>
         </w:rPr>
         <w:t xml:space="preserve">Type:</w:t>
       </w:r>
@@ -2981,9 +2977,9 @@
       <w:hyperlink r:id="rId11">
         <w:r>
           <w:rPr>
+            <w:rStyle w:val="Hyperlink"/>
             <w:color w:val="57606a"/>
             <w:sz w:val="20"/>
-            <w:rStyle w:val="Hyperlink"/>
           </w:rPr>
           <w:t xml:space="preserve">https://github.com/kouji-dev/orrery-releases</w:t>
         </w:r>
@@ -2995,8 +2991,8 @@
       </w:pPr>
       <w:r>
         <w:rPr>
-          <w:sz w:val="21"/>
-          <w:b/>
+          <w:b/>
+          <w:sz w:val="21"/>
         </w:rPr>
         <w:t xml:space="preserve">Contexte du projet:</w:t>
       </w:r>
@@ -3008,8 +3004,8 @@
       </w:r>
       <w:r>
         <w:rPr>
-          <w:sz w:val="21"/>
-          <w:b/>
+          <w:b/>
+          <w:sz w:val="21"/>
         </w:rPr>
         <w:t xml:space="preserve">IDE d'orchestration multi-agents Git</w:t>
       </w:r>
@@ -3021,8 +3017,8 @@
       </w:r>
       <w:r>
         <w:rPr>
-          <w:sz w:val="21"/>
-          <w:b/>
+          <w:b/>
+          <w:sz w:val="21"/>
         </w:rPr>
         <w:t xml:space="preserve">Tauri (Rust) et Angular 20</w:t>
       </w:r>
@@ -3034,8 +3030,8 @@
       </w:r>
       <w:r>
         <w:rPr>
-          <w:sz w:val="21"/>
-          <w:b/>
+          <w:b/>
+          <w:sz w:val="21"/>
         </w:rPr>
         <w:t xml:space="preserve">lancer plusieurs agents de code IA</w:t>
       </w:r>
@@ -3047,8 +3043,8 @@
       </w:r>
       <w:r>
         <w:rPr>
-          <w:sz w:val="21"/>
-          <w:b/>
+          <w:b/>
+          <w:sz w:val="21"/>
         </w:rPr>
         <w:t xml:space="preserve">worktree Git, branche, terminal et conversation</w:t>
       </w:r>
@@ -3365,16 +3361,16 @@
       </w:pPr>
       <w:r>
         <w:rPr>
+          <w:b/>
           <w:sz w:val="19"/>
-          <w:b/>
         </w:rPr>
         <w:t xml:space="preserve">Environnement Technique:</w:t>
       </w:r>
       <w:r>
         <w:rPr>
+          <w:rFonts w:ascii="Consolas" w:hAnsi="Consolas"/>
+          <w:color w:val="444444"/>
           <w:sz w:val="19"/>
-          <w:color w:val="444444"/>
-          <w:rFonts w:ascii="Consolas" w:hAnsi="Consolas"/>
         </w:rPr>
         <w:t xml:space="preserve"> Tauri 2, Rust, Angular 20, TypeScript, CodeMirror 6, Lexical, RxJS, Vitest, Playwright, GitHub Actions</w:t>
       </w:r>
@@ -3398,9 +3394,9 @@
       </w:pPr>
       <w:r>
         <w:rPr>
+          <w:b/>
           <w:color w:val="57606a"/>
           <w:sz w:val="20"/>
-          <w:b/>
         </w:rPr>
         <w:t xml:space="preserve">Rôle:</w:t>
       </w:r>
@@ -3413,9 +3409,9 @@
       </w:r>
       <w:r>
         <w:rPr>
+          <w:b/>
           <w:color w:val="57606a"/>
           <w:sz w:val="20"/>
-          <w:b/>
         </w:rPr>
         <w:t xml:space="preserve">Type:</w:t>
       </w:r>
@@ -3443,9 +3439,9 @@
       <w:hyperlink r:id="rId12">
         <w:r>
           <w:rPr>
+            <w:rStyle w:val="Hyperlink"/>
             <w:color w:val="57606a"/>
             <w:sz w:val="20"/>
-            <w:rStyle w:val="Hyperlink"/>
           </w:rPr>
           <w:t xml:space="preserve">https://github.com/kouji-dev/vortex</w:t>
         </w:r>
@@ -3457,8 +3453,8 @@
       </w:pPr>
       <w:r>
         <w:rPr>
-          <w:sz w:val="21"/>
-          <w:b/>
+          <w:b/>
+          <w:sz w:val="21"/>
         </w:rPr>
         <w:t xml:space="preserve">Contexte du projet:</w:t>
       </w:r>
@@ -3470,8 +3466,8 @@
       </w:r>
       <w:r>
         <w:rPr>
-          <w:sz w:val="21"/>
-          <w:b/>
+          <w:b/>
+          <w:sz w:val="21"/>
         </w:rPr>
         <w:t xml:space="preserve">passerelle LLM compatible OpenAI/Anthropic, multi-tenant (SaaS) ou auto-hébergeable</w:t>
       </w:r>
@@ -3812,16 +3808,16 @@
       </w:pPr>
       <w:r>
         <w:rPr>
+          <w:b/>
           <w:sz w:val="19"/>
-          <w:b/>
         </w:rPr>
         <w:t xml:space="preserve">Environnement Technique:</w:t>
       </w:r>
       <w:r>
         <w:rPr>
+          <w:rFonts w:ascii="Consolas" w:hAnsi="Consolas"/>
+          <w:color w:val="444444"/>
           <w:sz w:val="19"/>
-          <w:color w:val="444444"/>
-          <w:rFonts w:ascii="Consolas" w:hAnsi="Consolas"/>
         </w:rPr>
         <w:t xml:space="preserve"> Angular 22 (zoneless), TypeScript, Hono, Node.js, PostgreSQL, Drizzle ORM (RLS), Redis, Zod, Stripe, @kouji-ui, Angular SSR, Playwright, Docker, pnpm, Render</w:t>
       </w:r>
@@ -3845,9 +3841,9 @@
       </w:pPr>
       <w:r>
         <w:rPr>
+          <w:b/>
           <w:color w:val="57606a"/>
           <w:sz w:val="20"/>
-          <w:b/>
         </w:rPr>
         <w:t xml:space="preserve">Rôle:</w:t>
       </w:r>
@@ -3860,9 +3856,9 @@
       </w:r>
       <w:r>
         <w:rPr>
+          <w:b/>
           <w:color w:val="57606a"/>
           <w:sz w:val="20"/>
-          <w:b/>
         </w:rPr>
         <w:t xml:space="preserve">Type:</w:t>
       </w:r>
@@ -3890,9 +3886,9 @@
       <w:hyperlink r:id="rId13">
         <w:r>
           <w:rPr>
+            <w:rStyle w:val="Hyperlink"/>
             <w:color w:val="57606a"/>
             <w:sz w:val="20"/>
-            <w:rStyle w:val="Hyperlink"/>
           </w:rPr>
           <w:t xml:space="preserve">https://github.com/kouji-dev/kouji-ui</w:t>
         </w:r>
@@ -3904,8 +3900,8 @@
       </w:pPr>
       <w:r>
         <w:rPr>
-          <w:sz w:val="21"/>
-          <w:b/>
+          <w:b/>
+          <w:sz w:val="21"/>
         </w:rPr>
         <w:t xml:space="preserve">Contexte du projet:</w:t>
       </w:r>
@@ -3917,8 +3913,8 @@
       </w:r>
       <w:r>
         <w:rPr>
-          <w:sz w:val="21"/>
-          <w:b/>
+          <w:b/>
+          <w:sz w:val="21"/>
         </w:rPr>
         <w:t xml:space="preserve">Angular 21</w:t>
       </w:r>
@@ -3930,8 +3926,8 @@
       </w:r>
       <w:r>
         <w:rPr>
-          <w:sz w:val="21"/>
-          <w:b/>
+          <w:b/>
+          <w:sz w:val="21"/>
         </w:rPr>
         <w:t xml:space="preserve">plus de 60 primitives UI accessibles et thémables</w:t>
       </w:r>
@@ -3943,8 +3939,8 @@
       </w:r>
       <w:r>
         <w:rPr>
-          <w:sz w:val="21"/>
           <w:i/>
+          <w:sz w:val="21"/>
         </w:rPr>
         <w:t xml:space="preserve">frontend platform engineering</w:t>
       </w:r>
@@ -4209,16 +4205,16 @@
       </w:pPr>
       <w:r>
         <w:rPr>
+          <w:b/>
           <w:sz w:val="19"/>
-          <w:b/>
         </w:rPr>
         <w:t xml:space="preserve">Environnement Technique:</w:t>
       </w:r>
       <w:r>
         <w:rPr>
+          <w:rFonts w:ascii="Consolas" w:hAnsi="Consolas"/>
+          <w:color w:val="444444"/>
           <w:sz w:val="19"/>
-          <w:color w:val="444444"/>
-          <w:rFonts w:ascii="Consolas" w:hAnsi="Consolas"/>
         </w:rPr>
         <w:t xml:space="preserve"> Angular 21, TypeScript, Angular CLI, pnpm workspaces, Turborepo, Vitest, Playwright, axe-core, ESLint, Prettier, Husky, Changesets, Tailwind CSS, GitHub Actions</w:t>
       </w:r>
@@ -4242,9 +4238,9 @@
       </w:pPr>
       <w:r>
         <w:rPr>
+          <w:b/>
           <w:color w:val="57606a"/>
           <w:sz w:val="20"/>
-          <w:b/>
         </w:rPr>
         <w:t xml:space="preserve">Rôle:</w:t>
       </w:r>
@@ -4257,9 +4253,9 @@
       </w:r>
       <w:r>
         <w:rPr>
+          <w:b/>
           <w:color w:val="57606a"/>
           <w:sz w:val="20"/>
-          <w:b/>
         </w:rPr>
         <w:t xml:space="preserve">Type:</w:t>
       </w:r>
@@ -4287,9 +4283,9 @@
       <w:hyperlink r:id="rId14">
         <w:r>
           <w:rPr>
+            <w:rStyle w:val="Hyperlink"/>
             <w:color w:val="57606a"/>
             <w:sz w:val="20"/>
-            <w:rStyle w:val="Hyperlink"/>
           </w:rPr>
           <w:t xml:space="preserve">https://github.com/kouji-dev/pages</w:t>
         </w:r>
@@ -4301,8 +4297,8 @@
       </w:pPr>
       <w:r>
         <w:rPr>
-          <w:sz w:val="21"/>
-          <w:b/>
+          <w:b/>
+          <w:sz w:val="21"/>
         </w:rPr>
         <w:t xml:space="preserve">Contexte du projet:</w:t>
       </w:r>
@@ -4314,8 +4310,8 @@
       </w:r>
       <w:r>
         <w:rPr>
-          <w:sz w:val="21"/>
-          <w:b/>
+          <w:b/>
+          <w:sz w:val="21"/>
         </w:rPr>
         <w:t xml:space="preserve">remplacer la stack traditionnelle Jira + Confluence</w:t>
       </w:r>
@@ -4327,8 +4323,8 @@
       </w:r>
       <w:r>
         <w:rPr>
-          <w:sz w:val="21"/>
-          <w:b/>
+          <w:b/>
+          <w:sz w:val="21"/>
         </w:rPr>
         <w:t xml:space="preserve">suivi de tickets, la gestion de sprints et la documentation technique</w:t>
       </w:r>
@@ -4340,8 +4336,8 @@
       </w:r>
       <w:r>
         <w:rPr>
-          <w:sz w:val="21"/>
-          <w:b/>
+          <w:b/>
+          <w:sz w:val="21"/>
         </w:rPr>
         <w:t xml:space="preserve">workflows améliorés par l'IA</w:t>
       </w:r>
@@ -4559,16 +4555,16 @@
       </w:pPr>
       <w:r>
         <w:rPr>
+          <w:b/>
           <w:sz w:val="19"/>
-          <w:b/>
         </w:rPr>
         <w:t xml:space="preserve">Environnement Technique:</w:t>
       </w:r>
       <w:r>
         <w:rPr>
+          <w:rFonts w:ascii="Consolas" w:hAnsi="Consolas"/>
+          <w:color w:val="444444"/>
           <w:sz w:val="19"/>
-          <w:color w:val="444444"/>
-          <w:rFonts w:ascii="Consolas" w:hAnsi="Consolas"/>
         </w:rPr>
         <w:t xml:space="preserve"> Angular 21, TypeScript 5.7+, Python 3.12, FastAPI, PostgreSQL 17, Redis 8, SQLAlchemy 2.0, Lexical, Tailwind CSS 4, Docker, Docker Compose, Poetry, pnpm, WebSockets, JWT, Pydantic, Alembic, Git, GitHub Actions</w:t>
       </w:r>
@@ -4592,9 +4588,9 @@
       </w:pPr>
       <w:r>
         <w:rPr>
+          <w:b/>
           <w:color w:val="57606a"/>
           <w:sz w:val="20"/>
-          <w:b/>
         </w:rPr>
         <w:t xml:space="preserve">Rôle:</w:t>
       </w:r>
@@ -4607,9 +4603,9 @@
       </w:r>
       <w:r>
         <w:rPr>
+          <w:b/>
           <w:color w:val="57606a"/>
           <w:sz w:val="20"/>
-          <w:b/>
         </w:rPr>
         <w:t xml:space="preserve">Type:</w:t>
       </w:r>
@@ -4637,9 +4633,9 @@
       <w:hyperlink r:id="rId15">
         <w:r>
           <w:rPr>
+            <w:rStyle w:val="Hyperlink"/>
             <w:color w:val="57606a"/>
             <w:sz w:val="20"/>
-            <w:rStyle w:val="Hyperlink"/>
           </w:rPr>
           <w:t xml:space="preserve">https://github.com/kouji-dev/GamerGG</w:t>
         </w:r>
@@ -4651,8 +4647,8 @@
       </w:pPr>
       <w:r>
         <w:rPr>
-          <w:sz w:val="21"/>
-          <w:b/>
+          <w:b/>
+          <w:sz w:val="21"/>
         </w:rPr>
         <w:t xml:space="preserve">Contexte du projet:</w:t>
       </w:r>
@@ -4664,8 +4660,8 @@
       </w:r>
       <w:r>
         <w:rPr>
-          <w:sz w:val="21"/>
-          <w:b/>
+          <w:b/>
+          <w:sz w:val="21"/>
         </w:rPr>
         <w:t xml:space="preserve">marché de services gaming full-stack</w:t>
       </w:r>
@@ -4677,8 +4673,8 @@
       </w:r>
       <w:r>
         <w:rPr>
-          <w:sz w:val="21"/>
-          <w:b/>
+          <w:b/>
+          <w:sz w:val="21"/>
         </w:rPr>
         <w:t xml:space="preserve">services de boost de rang, coaching et packages gaming</w:t>
       </w:r>
@@ -4690,8 +4686,8 @@
       </w:r>
       <w:r>
         <w:rPr>
-          <w:sz w:val="21"/>
-          <w:b/>
+          <w:b/>
+          <w:sz w:val="21"/>
         </w:rPr>
         <w:t xml:space="preserve">Discord</w:t>
       </w:r>
@@ -4952,16 +4948,16 @@
       </w:pPr>
       <w:r>
         <w:rPr>
+          <w:b/>
           <w:sz w:val="19"/>
-          <w:b/>
         </w:rPr>
         <w:t xml:space="preserve">Environnement Technique:</w:t>
       </w:r>
       <w:r>
         <w:rPr>
+          <w:rFonts w:ascii="Consolas" w:hAnsi="Consolas"/>
+          <w:color w:val="444444"/>
           <w:sz w:val="19"/>
-          <w:color w:val="444444"/>
-          <w:rFonts w:ascii="Consolas" w:hAnsi="Consolas"/>
         </w:rPr>
         <w:t xml:space="preserve"> Next.js 13, React 18, TypeScript, Prisma, PostgreSQL, NextAuth.js, Tailwind CSS, Turborepo, Yarn Workspaces, OAuth, Discord API, Git, GitHub Actions</w:t>
       </w:r>
@@ -4985,9 +4981,9 @@
       </w:pPr>
       <w:r>
         <w:rPr>
+          <w:b/>
           <w:color w:val="57606a"/>
           <w:sz w:val="20"/>
-          <w:b/>
         </w:rPr>
         <w:t xml:space="preserve">Rôle:</w:t>
       </w:r>
@@ -5000,9 +4996,9 @@
       </w:r>
       <w:r>
         <w:rPr>
+          <w:b/>
           <w:color w:val="57606a"/>
           <w:sz w:val="20"/>
-          <w:b/>
         </w:rPr>
         <w:t xml:space="preserve">Type:</w:t>
       </w:r>
@@ -5020,8 +5016,8 @@
       </w:pPr>
       <w:r>
         <w:rPr>
-          <w:sz w:val="21"/>
-          <w:b/>
+          <w:b/>
+          <w:sz w:val="21"/>
         </w:rPr>
         <w:t xml:space="preserve">Contexte du projet:</w:t>
       </w:r>
@@ -5033,8 +5029,8 @@
       </w:r>
       <w:r>
         <w:rPr>
-          <w:sz w:val="21"/>
-          <w:b/>
+          <w:b/>
+          <w:sz w:val="21"/>
         </w:rPr>
         <w:t xml:space="preserve">plateforme complète de gestion de projets</w:t>
       </w:r>
@@ -5046,8 +5042,8 @@
       </w:r>
       <w:r>
         <w:rPr>
-          <w:sz w:val="21"/>
-          <w:b/>
+          <w:b/>
+          <w:sz w:val="21"/>
         </w:rPr>
         <w:t xml:space="preserve">suivi de production inter-fonctionnel</w:t>
       </w:r>
@@ -5059,8 +5055,8 @@
       </w:r>
       <w:r>
         <w:rPr>
-          <w:sz w:val="21"/>
-          <w:b/>
+          <w:b/>
+          <w:sz w:val="21"/>
         </w:rPr>
         <w:t xml:space="preserve">portefeuilles, dossiers, missions et tâches</w:t>
       </w:r>
@@ -5338,16 +5334,16 @@
       </w:pPr>
       <w:r>
         <w:rPr>
+          <w:b/>
           <w:sz w:val="19"/>
-          <w:b/>
         </w:rPr>
         <w:t xml:space="preserve">Environnement Technique:</w:t>
       </w:r>
       <w:r>
         <w:rPr>
+          <w:rFonts w:ascii="Consolas" w:hAnsi="Consolas"/>
+          <w:color w:val="444444"/>
           <w:sz w:val="19"/>
-          <w:color w:val="444444"/>
-          <w:rFonts w:ascii="Consolas" w:hAnsi="Consolas"/>
         </w:rPr>
         <w:t xml:space="preserve"> Angular 21, TypeScript, Express.js, Prisma, PostgreSQL, JWT, Passport.js, TanStack Table, Luxon, Tailwind CSS, Docker, pnpm</w:t>
       </w:r>
@@ -5371,9 +5367,9 @@
       </w:pPr>
       <w:r>
         <w:rPr>
+          <w:b/>
           <w:color w:val="57606a"/>
           <w:sz w:val="20"/>
-          <w:b/>
         </w:rPr>
         <w:t xml:space="preserve">Rôle:</w:t>
       </w:r>
@@ -5386,9 +5382,9 @@
       </w:r>
       <w:r>
         <w:rPr>
+          <w:b/>
           <w:color w:val="57606a"/>
           <w:sz w:val="20"/>
-          <w:b/>
         </w:rPr>
         <w:t xml:space="preserve">Type:</w:t>
       </w:r>
@@ -5416,9 +5412,9 @@
       <w:hyperlink r:id="rId16">
         <w:r>
           <w:rPr>
+            <w:rStyle w:val="Hyperlink"/>
             <w:color w:val="57606a"/>
             <w:sz w:val="20"/>
-            <w:rStyle w:val="Hyperlink"/>
           </w:rPr>
           <w:t xml:space="preserve">https://www.figma.com/community/plugin/1361309122482309141/chartify</w:t>
         </w:r>
@@ -5430,8 +5426,8 @@
       </w:pPr>
       <w:r>
         <w:rPr>
-          <w:sz w:val="21"/>
-          <w:b/>
+          <w:b/>
+          <w:sz w:val="21"/>
         </w:rPr>
         <w:t xml:space="preserve">Contexte du projet:</w:t>
       </w:r>
@@ -5443,8 +5439,8 @@
       </w:r>
       <w:r>
         <w:rPr>
-          <w:sz w:val="21"/>
-          <w:b/>
+          <w:b/>
+          <w:sz w:val="21"/>
         </w:rPr>
         <w:t xml:space="preserve">plugin communautaire Figma</w:t>
       </w:r>
@@ -5576,16 +5572,16 @@
       </w:pPr>
       <w:r>
         <w:rPr>
+          <w:b/>
           <w:sz w:val="19"/>
-          <w:b/>
         </w:rPr>
         <w:t xml:space="preserve">Environnement Technique:</w:t>
       </w:r>
       <w:r>
         <w:rPr>
+          <w:rFonts w:ascii="Consolas" w:hAnsi="Consolas"/>
+          <w:color w:val="444444"/>
           <w:sz w:val="19"/>
-          <w:color w:val="444444"/>
-          <w:rFonts w:ascii="Consolas" w:hAnsi="Consolas"/>
         </w:rPr>
         <w:t xml:space="preserve"> Angular, TypeScript, Taiga UI, Figma Plugin API, Figma Community</w:t>
       </w:r>
@@ -5609,8 +5605,8 @@
       </w:pPr>
       <w:r>
         <w:rPr>
-          <w:sz w:val="21"/>
-          <w:b/>
+          <w:b/>
+          <w:sz w:val="21"/>
         </w:rPr>
         <w:t xml:space="preserve">Diplôme d'Ingénieur d'État en Informatique</w:t>
       </w:r>
@@ -5640,8 +5636,8 @@
       </w:pPr>
       <w:r>
         <w:rPr>
-          <w:sz w:val="21"/>
-          <w:b/>
+          <w:b/>
+          <w:sz w:val="21"/>
         </w:rPr>
         <w:t xml:space="preserve">Arabe</w:t>
       </w:r>
@@ -5658,8 +5654,8 @@
       </w:pPr>
       <w:r>
         <w:rPr>
-          <w:sz w:val="21"/>
-          <w:b/>
+          <w:b/>
+          <w:sz w:val="21"/>
         </w:rPr>
         <w:t xml:space="preserve">Français</w:t>
       </w:r>
@@ -5676,8 +5672,8 @@
       </w:pPr>
       <w:r>
         <w:rPr>
-          <w:sz w:val="21"/>
-          <w:b/>
+          <w:b/>
+          <w:sz w:val="21"/>
         </w:rPr>
         <w:t xml:space="preserve">Anglais</w:t>
       </w:r>
@@ -5688,6 +5684,10 @@
         <w:t xml:space="preserve"> — Professionnel</w:t>
       </w:r>
     </w:p>
+    <w:sectPr>
+      <w:pgSz w:w="11906" w:h="16838" w:orient="portrait"/>
+      <w:pgMar w:top="907" w:right="1020" w:bottom="1020" w:left="1020" w:header="720" w:footer="720" w:gutter="0"/>
+    </w:sectPr>
   </w:body>
 </w:document>
 </file>

--- a/assets/najih-driss-cv-np-fr-long.docx
+++ b/assets/najih-driss-cv-np-fr-long.docx
@@ -190,7 +190,7 @@
           <w:b/>
           <w:sz w:val="21"/>
         </w:rPr>
-        <w:t xml:space="preserve">plus de 7 ans d'expérience</w:t>
+        <w:t xml:space="preserve">8 ans d'expérience</w:t>
       </w:r>
       <w:r>
         <w:rPr>
@@ -634,7 +634,7 @@
           <w:color w:val="57606a"/>
           <w:sz w:val="20"/>
         </w:rPr>
-        <w:t xml:space="preserve">Septembre 2023 – Aujourd'hui (3 ans)</w:t>
+        <w:t xml:space="preserve">Septembre 2023 – Aujourd'hui (3 ans 1 mois)</w:t>
       </w:r>
     </w:p>
     <w:p>
@@ -1552,7 +1552,7 @@
           <w:color w:val="444444"/>
           <w:sz w:val="19"/>
         </w:rPr>
-        <w:t xml:space="preserve"> Angular, TypeScript, Node.js, Electron, SQLite, PowerShell, Java 8/11/21, Spring Boot, Quarkus, Keycloak, Oracle DB, MongoDB, Karma, Jest, JaCoCo, Cypress, Playwright, Webpack, Jenkins, GitLab CI, Claude, Codex, Agile Scrum</w:t>
+        <w:t xml:space="preserve"> Angular, TypeScript, Electron, Node.js, Java 8/11/21, Spring Boot, Quarkus, Keycloak, Oracle DB, MongoDB, SQLite, Karma, Jest, Cypress, Playwright, JaCoCo, Webpack, PowerShell, Jenkins, GitLab CI, Claude, Codex, Agile Scrum</w:t>
       </w:r>
     </w:p>
     <w:p>
@@ -1857,7 +1857,7 @@
           <w:color w:val="444444"/>
           <w:sz w:val="19"/>
         </w:rPr>
-        <w:t xml:space="preserve"> Java 17, Spring Boot, Spring Security, OAuth2, PostgreSQL, Quartz, Flyway, JaCoCo, Docker, Kubernetes, RabbitMQ, Jenkins</w:t>
+        <w:t xml:space="preserve"> Java 17, Spring Boot, Spring Security, OAuth2, Quartz, RabbitMQ, PostgreSQL, Flyway, JaCoCo, Docker, Kubernetes, Jenkins</w:t>
       </w:r>
     </w:p>
     <w:p>
@@ -2802,7 +2802,7 @@
           <w:color w:val="444444"/>
           <w:sz w:val="19"/>
         </w:rPr>
-        <w:t xml:space="preserve"> Java 8, Spring Boot, Spring Batch, Spring Security, Angular 12, Ant Design, AG Grid, WebSockets, Azure AD, Keycloak, SQL Server, Azure DevOps, Jenkins</w:t>
+        <w:t xml:space="preserve"> Angular 12, Ant Design, AG Grid, WebSockets, Java 8, Spring Boot, Spring Batch, Spring Security, Keycloak, Azure AD, SQL Server, Azure DevOps, Jenkins</w:t>
       </w:r>
     </w:p>
     <w:p>
@@ -3372,7 +3372,7 @@
           <w:color w:val="444444"/>
           <w:sz w:val="19"/>
         </w:rPr>
-        <w:t xml:space="preserve"> Tauri 2, Rust, Angular 20, TypeScript, CodeMirror 6, Lexical, RxJS, Vitest, Playwright, GitHub Actions</w:t>
+        <w:t xml:space="preserve"> Angular 20, TypeScript, RxJS, CodeMirror 6, Lexical, Tauri 2, Rust, Vitest, Playwright, GitHub Actions</w:t>
       </w:r>
     </w:p>
     <w:p>
@@ -3819,7 +3819,7 @@
           <w:color w:val="444444"/>
           <w:sz w:val="19"/>
         </w:rPr>
-        <w:t xml:space="preserve"> Angular 22 (zoneless), TypeScript, Hono, Node.js, PostgreSQL, Drizzle ORM (RLS), Redis, Zod, Stripe, @kouji-ui, Angular SSR, Playwright, Docker, pnpm, Render</w:t>
+        <w:t xml:space="preserve"> Angular 22 (zoneless), Angular SSR, TypeScript, @kouji-ui, Node.js, Hono, Zod, Stripe, PostgreSQL, Drizzle ORM (RLS), Redis, Playwright, pnpm, Docker, Render</w:t>
       </w:r>
     </w:p>
     <w:p>
@@ -4216,7 +4216,7 @@
           <w:color w:val="444444"/>
           <w:sz w:val="19"/>
         </w:rPr>
-        <w:t xml:space="preserve"> Angular 21, TypeScript, Angular CLI, pnpm workspaces, Turborepo, Vitest, Playwright, axe-core, ESLint, Prettier, Husky, Changesets, Tailwind CSS, GitHub Actions</w:t>
+        <w:t xml:space="preserve"> Angular 21, TypeScript, Tailwind CSS, Vitest, Playwright, axe-core, ESLint, Prettier, Husky, Angular CLI, pnpm workspaces, Turborepo, Changesets, GitHub Actions</w:t>
       </w:r>
     </w:p>
     <w:p>
@@ -4566,7 +4566,7 @@
           <w:color w:val="444444"/>
           <w:sz w:val="19"/>
         </w:rPr>
-        <w:t xml:space="preserve"> Angular 21, TypeScript 5.7+, Python 3.12, FastAPI, PostgreSQL 17, Redis 8, SQLAlchemy 2.0, Lexical, Tailwind CSS 4, Docker, Docker Compose, Poetry, pnpm, WebSockets, JWT, Pydantic, Alembic, Git, GitHub Actions</w:t>
+        <w:t xml:space="preserve"> Angular 21, TypeScript 5.7+, Tailwind CSS 4, Lexical, WebSockets, Python 3.12, FastAPI, Pydantic, JWT, PostgreSQL 17, SQLAlchemy 2.0, Alembic, Redis 8, Poetry, pnpm, Git, Docker, Docker Compose, GitHub Actions</w:t>
       </w:r>
     </w:p>
     <w:p>
@@ -4959,7 +4959,7 @@
           <w:color w:val="444444"/>
           <w:sz w:val="19"/>
         </w:rPr>
-        <w:t xml:space="preserve"> Next.js 13, React 18, TypeScript, Prisma, PostgreSQL, NextAuth.js, Tailwind CSS, Turborepo, Yarn Workspaces, OAuth, Discord API, Git, GitHub Actions</w:t>
+        <w:t xml:space="preserve"> Next.js 13, React 18, TypeScript, Tailwind CSS, NextAuth.js, OAuth, Discord API, PostgreSQL, Prisma, Turborepo, Yarn Workspaces, Git, GitHub Actions</w:t>
       </w:r>
     </w:p>
     <w:p>
@@ -5345,7 +5345,7 @@
           <w:color w:val="444444"/>
           <w:sz w:val="19"/>
         </w:rPr>
-        <w:t xml:space="preserve"> Angular 21, TypeScript, Express.js, Prisma, PostgreSQL, JWT, Passport.js, TanStack Table, Luxon, Tailwind CSS, Docker, pnpm</w:t>
+        <w:t xml:space="preserve"> Angular 21, TypeScript, TanStack Table, Luxon, Tailwind CSS, Express.js, Passport.js, JWT, PostgreSQL, Prisma, pnpm, Docker</w:t>
       </w:r>
     </w:p>
     <w:p>

--- a/assets/najih-driss-cv-np-fr-long.docx
+++ b/assets/najih-driss-cv-np-fr-long.docx
@@ -634,7 +634,7 @@
           <w:color w:val="57606a"/>
           <w:sz w:val="20"/>
         </w:rPr>
-        <w:t xml:space="preserve">Septembre 2023 – Aujourd'hui (3 ans 1 mois)</w:t>
+        <w:t xml:space="preserve">Septembre 2023 – Aujourd'hui (3 ans 2 mois)</w:t>
       </w:r>
     </w:p>
     <w:p>
@@ -1211,7 +1211,7 @@
       </w:r>
       <w:r>
         <w:rPr/>
-        <w:t xml:space="preserve">, application desktop interne </w:t>
+        <w:t xml:space="preserve">, une application de bureau interne </w:t>
       </w:r>
       <w:r>
         <w:rPr>
@@ -1220,14 +1220,18 @@
         <w:t xml:space="preserve">Electron + Angular</w:t>
       </w:r>
       <w:r>
-        <w:rPr>
-          <w:b/>
-        </w:rPr>
-        <w:t xml:space="preserve">provisionnant des environnements de dev prêts pour l'IA</w:t>
-      </w:r>
-      <w:r>
-        <w:rPr/>
-        <w:t xml:space="preserve"> (skills d'agents, MCP), réduisant le time-to-productivity de jours à minutes</w:t>
+        <w:rPr/>
+        <w:t xml:space="preserve"> qui </w:t>
+      </w:r>
+      <w:r>
+        <w:rPr>
+          <w:b/>
+        </w:rPr>
+        <w:t xml:space="preserve">déploie des environnements de développement prêts pour l'IA</w:t>
+      </w:r>
+      <w:r>
+        <w:rPr/>
+        <w:t xml:space="preserve"> (skills d'agents, serveurs MCP) et ramène le temps de prise en main de plusieurs jours à quelques minutes</w:t>
       </w:r>
     </w:p>
     <w:p>
@@ -1297,6 +1301,118 @@
       <w:r>
         <w:rPr/>
         <w:t xml:space="preserve"> pour les développeurs pour configurer accès aux modèles, credentials, configuration MCP et bundles de skills, apportant une cohérence dans l'adoption de l'outillage IA à travers les équipes</w:t>
+      </w:r>
+    </w:p>
+    <w:p>
+      <w:pPr>
+        <w:numPr>
+          <w:ilvl w:val="0"/>
+          <w:numId w:val="4"/>
+        </w:numPr>
+        <w:spacing w:lineRule="auto"/>
+      </w:pPr>
+      <w:r>
+        <w:rPr/>
+        <w:t xml:space="preserve">Conçu </w:t>
+      </w:r>
+      <w:r>
+        <w:rPr>
+          <w:b/>
+        </w:rPr>
+        <w:t xml:space="preserve">xHarness</w:t>
+      </w:r>
+      <w:r>
+        <w:rPr/>
+        <w:t xml:space="preserve">, une plateforme de benchmark qui compare des </w:t>
+      </w:r>
+      <w:r>
+        <w:rPr>
+          <w:b/>
+        </w:rPr>
+        <w:t xml:space="preserve">agents de code</w:t>
+      </w:r>
+      <w:r>
+        <w:rPr/>
+        <w:t xml:space="preserve"> (Claude Code, Codex, OpenCode) selon différents niveaux de modèles (Opus, Sonnet, GPT Sol, GPT Terra) sur le framework public </w:t>
+      </w:r>
+      <w:r>
+        <w:rPr>
+          <w:b/>
+        </w:rPr>
+        <w:t xml:space="preserve">SWE-bench</w:t>
+      </w:r>
+      <w:r>
+        <w:rPr/>
+        <w:t xml:space="preserve"> : exécutions parallèles orchestrées sous </w:t>
+      </w:r>
+      <w:r>
+        <w:rPr>
+          <w:b/>
+        </w:rPr>
+        <w:t xml:space="preserve">Docker</w:t>
+      </w:r>
+      <w:r>
+        <w:rPr/>
+        <w:t xml:space="preserve"> et </w:t>
+      </w:r>
+      <w:r>
+        <w:rPr>
+          <w:b/>
+        </w:rPr>
+        <w:t xml:space="preserve">tableau de bord</w:t>
+      </w:r>
+      <w:r>
+        <w:rPr/>
+        <w:t xml:space="preserve"> de suivi des coûts et de la consommation</w:t>
+      </w:r>
+    </w:p>
+    <w:p>
+      <w:pPr>
+        <w:numPr>
+          <w:ilvl w:val="0"/>
+          <w:numId w:val="4"/>
+        </w:numPr>
+        <w:spacing w:lineRule="auto"/>
+      </w:pPr>
+      <w:r>
+        <w:rPr/>
+        <w:t xml:space="preserve">Conçu </w:t>
+      </w:r>
+      <w:r>
+        <w:rPr>
+          <w:b/>
+        </w:rPr>
+        <w:t xml:space="preserve">xShifu</w:t>
+      </w:r>
+      <w:r>
+        <w:rPr/>
+        <w:t xml:space="preserve">, un </w:t>
+      </w:r>
+      <w:r>
+        <w:rPr>
+          <w:b/>
+        </w:rPr>
+        <w:t xml:space="preserve">outil d'analyse des sessions</w:t>
+      </w:r>
+      <w:r>
+        <w:rPr/>
+        <w:t xml:space="preserve"> locales </w:t>
+      </w:r>
+      <w:r>
+        <w:rPr>
+          <w:b/>
+        </w:rPr>
+        <w:t xml:space="preserve">Claude Code et Codex</w:t>
+      </w:r>
+      <w:r>
+        <w:rPr/>
+        <w:t xml:space="preserve"> : il met en lumière les usages des développeurs, identifie les mauvaises pratiques et propose des </w:t>
+      </w:r>
+      <w:r>
+        <w:rPr>
+          <w:b/>
+        </w:rPr>
+        <w:t xml:space="preserve">recommandations concrètes pour réduire la consommation de tokens</w:t>
       </w:r>
     </w:p>
     <w:p>
@@ -3020,7 +3136,7 @@
           <w:b/>
           <w:sz w:val="21"/>
         </w:rPr>
-        <w:t xml:space="preserve">Tauri (Rust) et Angular 20</w:t>
+        <w:t xml:space="preserve">Tauri (Rust) et Angular 22</w:t>
       </w:r>
       <w:r>
         <w:rPr>
@@ -3081,7 +3197,7 @@
         <w:rPr>
           <w:b/>
         </w:rPr>
-        <w:t xml:space="preserve">Angular 20</w:t>
+        <w:t xml:space="preserve">Angular 22</w:t>
       </w:r>
       <w:r>
         <w:rPr/>
@@ -3372,7 +3488,7 @@
           <w:color w:val="444444"/>
           <w:sz w:val="19"/>
         </w:rPr>
-        <w:t xml:space="preserve"> Angular 20, TypeScript, RxJS, CodeMirror 6, Lexical, Tauri 2, Rust, Vitest, Playwright, GitHub Actions</w:t>
+        <w:t xml:space="preserve"> Angular 22, TypeScript, RxJS, CodeMirror 6, Lexical, Tauri 2, Rust, Vitest, Playwright, GitHub Actions</w:t>
       </w:r>
     </w:p>
     <w:p>
@@ -3916,7 +4032,7 @@
           <w:b/>
           <w:sz w:val="21"/>
         </w:rPr>
-        <w:t xml:space="preserve">Angular 21</w:t>
+        <w:t xml:space="preserve">Angular 22</w:t>
       </w:r>
       <w:r>
         <w:rPr>
@@ -4020,7 +4136,7 @@
         <w:rPr>
           <w:b/>
         </w:rPr>
-        <w:t xml:space="preserve">plus de 60 composants Angular 21 standalone</w:t>
+        <w:t xml:space="preserve">plus de 60 composants Angular 22 standalone</w:t>
       </w:r>
       <w:r>
         <w:rPr/>
@@ -4216,7 +4332,7 @@
           <w:color w:val="444444"/>
           <w:sz w:val="19"/>
         </w:rPr>
-        <w:t xml:space="preserve"> Angular 21, TypeScript, Tailwind CSS, Vitest, Playwright, axe-core, ESLint, Prettier, Husky, Angular CLI, pnpm workspaces, Turborepo, Changesets, GitHub Actions</w:t>
+        <w:t xml:space="preserve"> Angular 22, TypeScript, Tailwind CSS, Vitest, Playwright, axe-core, ESLint, Prettier, Husky, Angular CLI, pnpm workspaces, Turborepo, Changesets, GitHub Actions</w:t>
       </w:r>
     </w:p>
     <w:p>

--- a/assets/najih-driss-cv-np-fr-long.docx
+++ b/assets/najih-driss-cv-np-fr-long.docx
@@ -622,7 +622,7 @@
           <w:color w:val="0d1117"/>
           <w:sz w:val="22"/>
         </w:rPr>
-        <w:t xml:space="preserve">Amundi ITS — Développeur Full Stack Senior (Angular / Java)</w:t>
+        <w:t xml:space="preserve">TotalEnergies — Développeur Full Stack IA Senior (TypeScript / Python)</w:t>
       </w:r>
     </w:p>
     <w:p>
@@ -634,7 +634,7 @@
           <w:color w:val="57606a"/>
           <w:sz w:val="20"/>
         </w:rPr>
-        <w:t xml:space="preserve">Septembre 2023 – Aujourd'hui (3 ans 2 mois)</w:t>
+        <w:t xml:space="preserve">Novembre 2026 – Aujourd'hui (1 mois)</w:t>
       </w:r>
     </w:p>
     <w:p>
@@ -650,35 +650,16 @@
       </w:r>
       <w:r>
         <w:rPr>
-          <w:sz w:val="21"/>
-        </w:rPr>
-        <w:t xml:space="preserve"> Amundi ITS développe des plateformes et frameworks partagés utilisés par plusieurs applications internes et clientes. Un produit majeur est le </w:t>
-      </w:r>
-      <w:r>
-        <w:rPr>
-          <w:b/>
-          <w:sz w:val="21"/>
-        </w:rPr>
-        <w:t xml:space="preserve">framework Maestro</w:t>
-      </w:r>
-      <w:r>
-        <w:rPr>
-          <w:sz w:val="21"/>
-        </w:rPr>
-        <w:t xml:space="preserve">, une solution basée sur Angular permettant aux équipes backend d'intégrer rapidement des interfaces utilisateur cohérentes et de niveau entreprise.</w:t>
-      </w:r>
-    </w:p>
-    <w:p>
-      <w:pPr>
-        <w:pStyle w:val="Heading4"/>
-        <w:spacing w:lineRule="auto"/>
-      </w:pPr>
-      <w:r>
-        <w:rPr>
-          <w:color w:val="0d1117"/>
-          <w:sz w:val="20"/>
-        </w:rPr>
-        <w:t xml:space="preserve">Équipe Framework</w:t>
+          <w:b/>
+          <w:sz w:val="21"/>
+        </w:rPr>
+        <w:t xml:space="preserve">TotalEnergies Digital Factory</w:t>
+      </w:r>
+      <w:r>
+        <w:rPr>
+          <w:sz w:val="21"/>
+        </w:rPr>
+        <w:t xml:space="preserve"> — l'entité interne du groupe qui conçoit les produits numériques utilisés dans toute l'entreprise.</w:t>
       </w:r>
     </w:p>
     <w:p>
@@ -691,17 +672,23 @@
       </w:pPr>
       <w:r>
         <w:rPr/>
-        <w:t xml:space="preserve">Maintenu et fait évoluer le </w:t>
-      </w:r>
-      <w:r>
-        <w:rPr>
-          <w:b/>
-        </w:rPr>
-        <w:t xml:space="preserve">framework Angular Maestro</w:t>
-      </w:r>
-      <w:r>
-        <w:rPr/>
-        <w:t xml:space="preserve"> utilisé par plusieurs applications internes et clientes</w:t>
+        <w:t xml:space="preserve">Développement full stack d'</w:t>
+      </w:r>
+      <w:r>
+        <w:rPr>
+          <w:b/>
+        </w:rPr>
+        <w:t xml:space="preserve">applications intégrant l'IA</w:t>
+      </w:r>
+      <w:r>
+        <w:rPr/>
+        <w:t xml:space="preserve">, côté </w:t>
+      </w:r>
+      <w:r>
+        <w:rPr>
+          <w:b/>
+        </w:rPr>
+        <w:t xml:space="preserve">back end et front end</w:t>
       </w:r>
     </w:p>
     <w:p>
@@ -714,642 +701,13 @@
       </w:pPr>
       <w:r>
         <w:rPr/>
-        <w:t xml:space="preserve">Participé activement aux </w:t>
-      </w:r>
-      <w:r>
-        <w:rPr>
-          <w:b/>
-        </w:rPr>
-        <w:t xml:space="preserve">migrations de versions majeures d'Angular (15 → 18 → 20)</w:t>
-      </w:r>
-      <w:r>
-        <w:rPr/>
-        <w:t xml:space="preserve">, incluant la mise à niveau des composants, des dépendances et l'adoption des nouveautés du framework (Signals, Standalone Components, etc.)</w:t>
-      </w:r>
-    </w:p>
-    <w:p>
-      <w:pPr>
-        <w:numPr>
-          <w:ilvl w:val="0"/>
-          <w:numId w:val="2"/>
-        </w:numPr>
-        <w:spacing w:lineRule="auto"/>
-      </w:pPr>
-      <w:r>
-        <w:rPr/>
-        <w:t xml:space="preserve">Conçu et développé des </w:t>
-      </w:r>
-      <w:r>
-        <w:rPr>
-          <w:b/>
-        </w:rPr>
-        <w:t xml:space="preserve">composants Angular majeurs et réutilisables</w:t>
-      </w:r>
-      <w:r>
-        <w:rPr/>
-        <w:t xml:space="preserve"> intégrés au framework (formulaires, grilles de données, navigation, layouts, etc.)</w:t>
-      </w:r>
-    </w:p>
-    <w:p>
-      <w:pPr>
-        <w:numPr>
-          <w:ilvl w:val="0"/>
-          <w:numId w:val="2"/>
-        </w:numPr>
-        <w:spacing w:lineRule="auto"/>
-      </w:pPr>
-      <w:r>
-        <w:rPr/>
-        <w:t xml:space="preserve">Co-conçu l'</w:t>
-      </w:r>
-      <w:r>
-        <w:rPr>
-          <w:b/>
-        </w:rPr>
-        <w:t xml:space="preserve">architecture du framework</w:t>
-      </w:r>
-      <w:r>
-        <w:rPr/>
-        <w:t xml:space="preserve"> pour la compatibilité avec les environnements </w:t>
-      </w:r>
-      <w:r>
-        <w:rPr>
-          <w:b/>
-        </w:rPr>
-        <w:t xml:space="preserve">micro-frontends</w:t>
-      </w:r>
-      <w:r>
-        <w:rPr/>
-        <w:t xml:space="preserve">, facilitant son intégration dans des applications modulaires et distribuées</w:t>
-      </w:r>
-    </w:p>
-    <w:p>
-      <w:pPr>
-        <w:numPr>
-          <w:ilvl w:val="0"/>
-          <w:numId w:val="2"/>
-        </w:numPr>
-        <w:spacing w:lineRule="auto"/>
-      </w:pPr>
-      <w:r>
-        <w:rPr/>
-        <w:t xml:space="preserve">Géré le versioning et la livraison des releases du framework, garantissant la stabilité pour les équipes consommatrices</w:t>
-      </w:r>
-    </w:p>
-    <w:p>
-      <w:pPr>
-        <w:numPr>
-          <w:ilvl w:val="0"/>
-          <w:numId w:val="2"/>
-        </w:numPr>
-        <w:spacing w:lineRule="auto"/>
-      </w:pPr>
-      <w:r>
-        <w:rPr/>
-        <w:t xml:space="preserve">Garanti la qualité, l'accessibilité et le respect des meilleures pratiques Angular sur l'ensemble des composants</w:t>
-      </w:r>
-    </w:p>
-    <w:p>
-      <w:pPr>
-        <w:numPr>
-          <w:ilvl w:val="0"/>
-          <w:numId w:val="2"/>
-        </w:numPr>
-        <w:spacing w:lineRule="auto"/>
-      </w:pPr>
-      <w:r>
-        <w:rPr/>
-        <w:t xml:space="preserve">Fourni un </w:t>
-      </w:r>
-      <w:r>
-        <w:rPr>
-          <w:b/>
-        </w:rPr>
-        <w:t xml:space="preserve">support niveau 3</w:t>
-      </w:r>
-      <w:r>
-        <w:rPr/>
-        <w:t xml:space="preserve"> aux équipes applicatives intégrant le framework</w:t>
-      </w:r>
-    </w:p>
-    <w:p>
-      <w:pPr>
-        <w:numPr>
-          <w:ilvl w:val="0"/>
-          <w:numId w:val="2"/>
-        </w:numPr>
-        <w:spacing w:lineRule="auto"/>
-      </w:pPr>
-      <w:r>
-        <w:rPr/>
-        <w:t xml:space="preserve">Collaboré étroitement avec les product owners et designers UX pour traduire les besoins métier en composants UI scalables</w:t>
-      </w:r>
-    </w:p>
-    <w:p>
-      <w:pPr>
-        <w:pStyle w:val="Heading4"/>
-        <w:spacing w:lineRule="auto"/>
-      </w:pPr>
-      <w:r>
-        <w:rPr>
-          <w:color w:val="0d1117"/>
-          <w:sz w:val="20"/>
-        </w:rPr>
-        <w:t xml:space="preserve">Équipe Lowcode</w:t>
-      </w:r>
-    </w:p>
-    <w:p>
-      <w:pPr>
-        <w:numPr>
-          <w:ilvl w:val="0"/>
-          <w:numId w:val="3"/>
-        </w:numPr>
-        <w:spacing w:lineRule="auto"/>
-      </w:pPr>
-      <w:r>
-        <w:rPr/>
-        <w:t xml:space="preserve">Livré une </w:t>
-      </w:r>
-      <w:r>
-        <w:rPr>
-          <w:b/>
-        </w:rPr>
-        <w:t xml:space="preserve">interface drag &amp; drop, no-code</w:t>
-      </w:r>
-      <w:r>
-        <w:rPr/>
-        <w:t xml:space="preserve"> permettant aux équipes de composer des écrans visuellement sans écrire de code</w:t>
-      </w:r>
-    </w:p>
-    <w:p>
-      <w:pPr>
-        <w:numPr>
-          <w:ilvl w:val="0"/>
-          <w:numId w:val="3"/>
-        </w:numPr>
-        <w:spacing w:lineRule="auto"/>
-      </w:pPr>
-      <w:r>
-        <w:rPr/>
-        <w:t xml:space="preserve">Créé la </w:t>
-      </w:r>
-      <w:r>
-        <w:rPr>
-          <w:b/>
-        </w:rPr>
-        <w:t xml:space="preserve">bibliothèque low-code</w:t>
-      </w:r>
-      <w:r>
-        <w:rPr/>
-        <w:t xml:space="preserve"> qui alimente le Web Designer — un </w:t>
-      </w:r>
-      <w:r>
-        <w:rPr>
-          <w:b/>
-        </w:rPr>
-        <w:t xml:space="preserve">moteur à base de descripteurs</w:t>
-      </w:r>
-      <w:r>
-        <w:rPr/>
-        <w:t xml:space="preserve"> où écrans, composants et comportements sont définis déclarativement via un </w:t>
-      </w:r>
-      <w:r>
-        <w:rPr>
-          <w:b/>
-        </w:rPr>
-        <w:t xml:space="preserve">JSON</w:t>
-      </w:r>
-      <w:r>
-        <w:rPr/>
-        <w:t xml:space="preserve"> structuré</w:t>
-      </w:r>
-    </w:p>
-    <w:p>
-      <w:pPr>
-        <w:numPr>
-          <w:ilvl w:val="0"/>
-          <w:numId w:val="3"/>
-        </w:numPr>
-        <w:spacing w:lineRule="auto"/>
-      </w:pPr>
-      <w:r>
-        <w:rPr/>
-        <w:t xml:space="preserve">Refondu un système déclaratif rigide en une </w:t>
-      </w:r>
-      <w:r>
-        <w:rPr>
-          <w:b/>
-        </w:rPr>
-        <w:t xml:space="preserve">architecture plus scalable et maintenable</w:t>
-      </w:r>
-    </w:p>
-    <w:p>
-      <w:pPr>
-        <w:numPr>
-          <w:ilvl w:val="0"/>
-          <w:numId w:val="3"/>
-        </w:numPr>
-        <w:spacing w:lineRule="auto"/>
-      </w:pPr>
-      <w:r>
-        <w:rPr/>
-        <w:t xml:space="preserve">Maintenu et fait évoluer la plateforme low-code (corrections de bugs, refactoring, améliorations de performance, nouvelles fonctionnalités)</w:t>
-      </w:r>
-    </w:p>
-    <w:p>
-      <w:pPr>
-        <w:numPr>
-          <w:ilvl w:val="0"/>
-          <w:numId w:val="3"/>
-        </w:numPr>
-        <w:spacing w:lineRule="auto"/>
-      </w:pPr>
-      <w:r>
-        <w:rPr/>
-        <w:t xml:space="preserve">Piloté ou accompagné la </w:t>
-      </w:r>
-      <w:r>
-        <w:rPr>
-          <w:b/>
-        </w:rPr>
-        <w:t xml:space="preserve">migration de trois applications clientes existantes</w:t>
-      </w:r>
-      <w:r>
-        <w:rPr/>
-        <w:t xml:space="preserve"> vers la plateforme low-code, en tant que référent plateforme auprès de chaque équipe</w:t>
-      </w:r>
-    </w:p>
-    <w:p>
-      <w:pPr>
-        <w:numPr>
-          <w:ilvl w:val="0"/>
-          <w:numId w:val="3"/>
-        </w:numPr>
-        <w:spacing w:lineRule="auto"/>
-      </w:pPr>
-      <w:r>
-        <w:rPr>
-          <w:b/>
-        </w:rPr>
-        <w:t xml:space="preserve">Migration Siebel (équipe ESR)</w:t>
-      </w:r>
-      <w:r>
-        <w:rPr/>
-        <w:t xml:space="preserve"> — migré une </w:t>
-      </w:r>
-      <w:r>
-        <w:rPr>
-          <w:b/>
-        </w:rPr>
-        <w:t xml:space="preserve">application legacy Oracle Siebel</w:t>
-      </w:r>
-      <w:r>
-        <w:rPr/>
-        <w:t xml:space="preserve"> vers la plateforme low-code, en reconstruisant ses écrans sous forme de descripteurs déclaratifs</w:t>
-      </w:r>
-    </w:p>
-    <w:p>
-      <w:pPr>
-        <w:numPr>
-          <w:ilvl w:val="0"/>
-          <w:numId w:val="3"/>
-        </w:numPr>
-        <w:spacing w:lineRule="auto"/>
-      </w:pPr>
-      <w:r>
-        <w:rPr>
-          <w:b/>
-        </w:rPr>
-        <w:t xml:space="preserve">Équipe Alto</w:t>
-      </w:r>
-      <w:r>
-        <w:rPr/>
-        <w:t xml:space="preserve"> — migré l'application de l'</w:t>
-      </w:r>
-      <w:r>
-        <w:rPr>
-          <w:b/>
-        </w:rPr>
-        <w:t xml:space="preserve">ancien format de descripteurs vers la nouvelle architecture de descripteurs</w:t>
-      </w:r>
-      <w:r>
-        <w:rPr/>
-        <w:t xml:space="preserve">, en définissant le chemin de migration et en accompagnant l'équipe sur les ruptures de compatibilité</w:t>
-      </w:r>
-    </w:p>
-    <w:p>
-      <w:pPr>
-        <w:numPr>
-          <w:ilvl w:val="0"/>
-          <w:numId w:val="3"/>
-        </w:numPr>
-        <w:spacing w:lineRule="auto"/>
-      </w:pPr>
-      <w:r>
-        <w:rPr>
-          <w:b/>
-        </w:rPr>
-        <w:t xml:space="preserve">Dashboard</w:t>
-      </w:r>
-      <w:r>
-        <w:rPr/>
-        <w:t xml:space="preserve"> — livré l'application comme </w:t>
-      </w:r>
-      <w:r>
-        <w:rPr>
-          <w:b/>
-        </w:rPr>
-        <w:t xml:space="preserve">candidate du Web Designer</w:t>
-      </w:r>
-      <w:r>
-        <w:rPr/>
-        <w:t xml:space="preserve">, validant l'outil de bout en bout, de la composition visuelle aux descripteurs JSON générés</w:t>
-      </w:r>
-    </w:p>
-    <w:p>
-      <w:pPr>
-        <w:numPr>
-          <w:ilvl w:val="0"/>
-          <w:numId w:val="3"/>
-        </w:numPr>
-        <w:spacing w:lineRule="auto"/>
-      </w:pPr>
-      <w:r>
-        <w:rPr/>
-        <w:t xml:space="preserve">Également re-plateformé un </w:t>
-      </w:r>
-      <w:r>
-        <w:rPr>
-          <w:b/>
-        </w:rPr>
-        <w:t xml:space="preserve">client lourd Java legacy vers le web</w:t>
-      </w:r>
-      <w:r>
-        <w:rPr/>
-        <w:t xml:space="preserve"> et migré des composants métier critiques (Plan d'Épargne Salariale) depuis des outils legacy</w:t>
-      </w:r>
-    </w:p>
-    <w:p>
-      <w:pPr>
-        <w:numPr>
-          <w:ilvl w:val="0"/>
-          <w:numId w:val="3"/>
-        </w:numPr>
-        <w:spacing w:lineRule="auto"/>
-      </w:pPr>
-      <w:r>
-        <w:rPr/>
-        <w:t xml:space="preserve">Contribué à l'</w:t>
-      </w:r>
-      <w:r>
-        <w:rPr>
-          <w:b/>
-        </w:rPr>
-        <w:t xml:space="preserve">architecture d'applications clientes</w:t>
-      </w:r>
-      <w:r>
-        <w:rPr/>
-        <w:t xml:space="preserve"> d'autres équipes, en apportant expertise technique et bonnes pratiques</w:t>
-      </w:r>
-    </w:p>
-    <w:p>
-      <w:pPr>
-        <w:numPr>
-          <w:ilvl w:val="0"/>
-          <w:numId w:val="3"/>
-        </w:numPr>
-        <w:spacing w:lineRule="auto"/>
-      </w:pPr>
-      <w:r>
-        <w:rPr/>
-        <w:t xml:space="preserve">Développé le </w:t>
-      </w:r>
-      <w:r>
-        <w:rPr>
-          <w:b/>
-        </w:rPr>
-        <w:t xml:space="preserve">Web Designer de zéro</w:t>
-      </w:r>
-      <w:r>
-        <w:rPr/>
-        <w:t xml:space="preserve"> avec un </w:t>
-      </w:r>
-      <w:r>
-        <w:rPr>
-          <w:b/>
-        </w:rPr>
-        <w:t xml:space="preserve">agent IA</w:t>
-      </w:r>
-      <w:r>
-        <w:rPr/>
-        <w:t xml:space="preserve"> de </w:t>
-      </w:r>
-      <w:r>
-        <w:rPr>
-          <w:b/>
-        </w:rPr>
-        <w:t xml:space="preserve">génération d'applications web en langage naturel</w:t>
-      </w:r>
-      <w:r>
-        <w:rPr/>
-        <w:t xml:space="preserve"> — l'utilisateur décrit un écran, l'outil produit vues, composants et bindings JSON</w:t>
-      </w:r>
-    </w:p>
-    <w:p>
-      <w:pPr>
-        <w:numPr>
-          <w:ilvl w:val="0"/>
-          <w:numId w:val="3"/>
-        </w:numPr>
-        <w:spacing w:lineRule="auto"/>
-      </w:pPr>
-      <w:r>
-        <w:rPr/>
-        <w:t xml:space="preserve">Défini l'</w:t>
-      </w:r>
-      <w:r>
-        <w:rPr>
-          <w:b/>
-        </w:rPr>
-        <w:t xml:space="preserve">UX du produit en étroite collaboration avec le Product Owner</w:t>
-      </w:r>
-      <w:r>
-        <w:rPr/>
-        <w:t xml:space="preserve">, façonnant les parcours utilisateurs et les patterns d'interaction de bout en bout</w:t>
-      </w:r>
-    </w:p>
-    <w:p>
-      <w:pPr>
-        <w:pStyle w:val="Heading4"/>
-        <w:spacing w:lineRule="auto"/>
-      </w:pPr>
-      <w:r>
-        <w:rPr>
-          <w:color w:val="0d1117"/>
-          <w:sz w:val="20"/>
-        </w:rPr>
-        <w:t xml:space="preserve">Équipe AI Tooling — Vibe Toolbox (en cours)</w:t>
-      </w:r>
-    </w:p>
-    <w:p>
-      <w:pPr>
-        <w:numPr>
-          <w:ilvl w:val="0"/>
-          <w:numId w:val="4"/>
-        </w:numPr>
-        <w:spacing w:lineRule="auto"/>
-      </w:pPr>
-      <w:r>
-        <w:rPr/>
-        <w:t xml:space="preserve">Développe la </w:t>
-      </w:r>
-      <w:r>
-        <w:rPr>
-          <w:b/>
-        </w:rPr>
-        <w:t xml:space="preserve">Vibe Toolbox</w:t>
-      </w:r>
-      <w:r>
-        <w:rPr/>
-        <w:t xml:space="preserve">, une application de bureau interne </w:t>
-      </w:r>
-      <w:r>
-        <w:rPr>
-          <w:b/>
-        </w:rPr>
-        <w:t xml:space="preserve">Electron + Angular</w:t>
-      </w:r>
-      <w:r>
-        <w:rPr/>
-        <w:t xml:space="preserve"> qui </w:t>
-      </w:r>
-      <w:r>
-        <w:rPr>
-          <w:b/>
-        </w:rPr>
-        <w:t xml:space="preserve">déploie des environnements de développement prêts pour l'IA</w:t>
-      </w:r>
-      <w:r>
-        <w:rPr/>
-        <w:t xml:space="preserve"> (skills d'agents, serveurs MCP) et ramène le temps de prise en main de plusieurs jours à quelques minutes</w:t>
-      </w:r>
-    </w:p>
-    <w:p>
-      <w:pPr>
-        <w:numPr>
-          <w:ilvl w:val="0"/>
-          <w:numId w:val="4"/>
-        </w:numPr>
-        <w:spacing w:lineRule="auto"/>
-      </w:pPr>
-      <w:r>
-        <w:rPr/>
-        <w:t xml:space="preserve">Implémenté la </w:t>
-      </w:r>
-      <w:r>
-        <w:rPr>
-          <w:b/>
-        </w:rPr>
-        <w:t xml:space="preserve">gestion de skills</w:t>
-      </w:r>
-      <w:r>
-        <w:rPr/>
-        <w:t xml:space="preserve"> — installation, versioning et partage de skills IA réutilisables (prompts, workflows, définitions d'agents) pour que les équipes adoptent des patterns validés au lieu de les recréer à chaque projet</w:t>
-      </w:r>
-    </w:p>
-    <w:p>
-      <w:pPr>
-        <w:numPr>
-          <w:ilvl w:val="0"/>
-          <w:numId w:val="4"/>
-        </w:numPr>
-        <w:spacing w:lineRule="auto"/>
-      </w:pPr>
-      <w:r>
-        <w:rPr/>
-        <w:t xml:space="preserve">Construit les </w:t>
-      </w:r>
-      <w:r>
-        <w:rPr>
-          <w:b/>
-        </w:rPr>
-        <w:t xml:space="preserve">mécanismes de marketplace</w:t>
-      </w:r>
-      <w:r>
-        <w:rPr/>
-        <w:t xml:space="preserve"> pour les skills et agents IA, supportant découverte, packaging et gestion du cycle de vie avec une gouvernance par rôles adaptée à l'usage entreprise</w:t>
-      </w:r>
-    </w:p>
-    <w:p>
-      <w:pPr>
-        <w:numPr>
-          <w:ilvl w:val="0"/>
-          <w:numId w:val="4"/>
-        </w:numPr>
-        <w:spacing w:lineRule="auto"/>
-      </w:pPr>
-      <w:r>
-        <w:rPr/>
-        <w:t xml:space="preserve">Conçu la toolbox comme </w:t>
-      </w:r>
-      <w:r>
-        <w:rPr>
-          <w:b/>
-        </w:rPr>
-        <w:t xml:space="preserve">point d'entrée unique</w:t>
-      </w:r>
-      <w:r>
-        <w:rPr/>
-        <w:t xml:space="preserve"> pour les développeurs pour configurer accès aux modèles, credentials, configuration MCP et bundles de skills, apportant une cohérence dans l'adoption de l'outillage IA à travers les équipes</w:t>
-      </w:r>
-    </w:p>
-    <w:p>
-      <w:pPr>
-        <w:numPr>
-          <w:ilvl w:val="0"/>
-          <w:numId w:val="4"/>
-        </w:numPr>
-        <w:spacing w:lineRule="auto"/>
-      </w:pPr>
-      <w:r>
-        <w:rPr/>
-        <w:t xml:space="preserve">Conçu </w:t>
-      </w:r>
-      <w:r>
-        <w:rPr>
-          <w:b/>
-        </w:rPr>
-        <w:t xml:space="preserve">xHarness</w:t>
-      </w:r>
-      <w:r>
-        <w:rPr/>
-        <w:t xml:space="preserve">, une plateforme de benchmark qui compare des </w:t>
-      </w:r>
-      <w:r>
-        <w:rPr>
-          <w:b/>
-        </w:rPr>
-        <w:t xml:space="preserve">agents de code</w:t>
-      </w:r>
-      <w:r>
-        <w:rPr/>
-        <w:t xml:space="preserve"> (Claude Code, Codex, OpenCode) selon différents niveaux de modèles (Opus, Sonnet, GPT Sol, GPT Terra) sur le framework public </w:t>
-      </w:r>
-      <w:r>
-        <w:rPr>
-          <w:b/>
-        </w:rPr>
-        <w:t xml:space="preserve">SWE-bench</w:t>
-      </w:r>
-      <w:r>
-        <w:rPr/>
-        <w:t xml:space="preserve"> : exécutions parallèles orchestrées sous </w:t>
-      </w:r>
-      <w:r>
-        <w:rPr>
-          <w:b/>
-        </w:rPr>
-        <w:t xml:space="preserve">Docker</w:t>
+        <w:t xml:space="preserve">Services et interfaces développés principalement en </w:t>
+      </w:r>
+      <w:r>
+        <w:rPr>
+          <w:b/>
+        </w:rPr>
+        <w:t xml:space="preserve">TypeScript</w:t>
       </w:r>
       <w:r>
         <w:rPr/>
@@ -1359,296 +717,7 @@
         <w:rPr>
           <w:b/>
         </w:rPr>
-        <w:t xml:space="preserve">tableau de bord</w:t>
-      </w:r>
-      <w:r>
-        <w:rPr/>
-        <w:t xml:space="preserve"> de suivi des coûts et de la consommation</w:t>
-      </w:r>
-    </w:p>
-    <w:p>
-      <w:pPr>
-        <w:numPr>
-          <w:ilvl w:val="0"/>
-          <w:numId w:val="4"/>
-        </w:numPr>
-        <w:spacing w:lineRule="auto"/>
-      </w:pPr>
-      <w:r>
-        <w:rPr/>
-        <w:t xml:space="preserve">Conçu </w:t>
-      </w:r>
-      <w:r>
-        <w:rPr>
-          <w:b/>
-        </w:rPr>
-        <w:t xml:space="preserve">xShifu</w:t>
-      </w:r>
-      <w:r>
-        <w:rPr/>
-        <w:t xml:space="preserve">, un </w:t>
-      </w:r>
-      <w:r>
-        <w:rPr>
-          <w:b/>
-        </w:rPr>
-        <w:t xml:space="preserve">outil d'analyse des sessions</w:t>
-      </w:r>
-      <w:r>
-        <w:rPr/>
-        <w:t xml:space="preserve"> locales </w:t>
-      </w:r>
-      <w:r>
-        <w:rPr>
-          <w:b/>
-        </w:rPr>
-        <w:t xml:space="preserve">Claude Code et Codex</w:t>
-      </w:r>
-      <w:r>
-        <w:rPr/>
-        <w:t xml:space="preserve"> : il met en lumière les usages des développeurs, identifie les mauvaises pratiques et propose des </w:t>
-      </w:r>
-      <w:r>
-        <w:rPr>
-          <w:b/>
-        </w:rPr>
-        <w:t xml:space="preserve">recommandations concrètes pour réduire la consommation de tokens</w:t>
-      </w:r>
-    </w:p>
-    <w:p>
-      <w:pPr>
-        <w:pStyle w:val="Heading4"/>
-        <w:spacing w:lineRule="auto"/>
-      </w:pPr>
-      <w:r>
-        <w:rPr>
-          <w:color w:val="0d1117"/>
-          <w:sz w:val="20"/>
-        </w:rPr>
-        <w:t xml:space="preserve">Contributions transverses</w:t>
-      </w:r>
-    </w:p>
-    <w:p>
-      <w:pPr>
-        <w:numPr>
-          <w:ilvl w:val="0"/>
-          <w:numId w:val="5"/>
-        </w:numPr>
-        <w:spacing w:lineRule="auto"/>
-      </w:pPr>
-      <w:r>
-        <w:rPr/>
-        <w:t xml:space="preserve">Conçu, créé et publié plusieurs </w:t>
-      </w:r>
-      <w:r>
-        <w:rPr>
-          <w:b/>
-        </w:rPr>
-        <w:t xml:space="preserve">packages internes Java et JavaScript</w:t>
-      </w:r>
-      <w:r>
-        <w:rPr/>
-        <w:t xml:space="preserve"> (librairies, utilitaires partagés, modules de framework) consommés par Maestro et les équipes applicatives en aval</w:t>
-      </w:r>
-    </w:p>
-    <w:p>
-      <w:pPr>
-        <w:numPr>
-          <w:ilvl w:val="0"/>
-          <w:numId w:val="5"/>
-        </w:numPr>
-        <w:spacing w:lineRule="auto"/>
-      </w:pPr>
-      <w:r>
-        <w:rPr/>
-        <w:t xml:space="preserve">Mis en place et maintenu des </w:t>
-      </w:r>
-      <w:r>
-        <w:rPr>
-          <w:b/>
-        </w:rPr>
-        <w:t xml:space="preserve">pipelines CI/CD automatisés</w:t>
-      </w:r>
-      <w:r>
-        <w:rPr/>
-        <w:t xml:space="preserve"> (GitLab CI, Jenkins) couvrant le build, le lint, les tests, la couverture et la livraison des artefacts framework et low-code</w:t>
-      </w:r>
-    </w:p>
-    <w:p>
-      <w:pPr>
-        <w:numPr>
-          <w:ilvl w:val="0"/>
-          <w:numId w:val="5"/>
-        </w:numPr>
-        <w:spacing w:lineRule="auto"/>
-      </w:pPr>
-      <w:r>
-        <w:rPr/>
-        <w:t xml:space="preserve">Garanti une </w:t>
-      </w:r>
-      <w:r>
-        <w:rPr>
-          <w:b/>
-        </w:rPr>
-        <w:t xml:space="preserve">forte couverture de tests</w:t>
-      </w:r>
-      <w:r>
-        <w:rPr/>
-        <w:t xml:space="preserve"> côté frontend et backend avec </w:t>
-      </w:r>
-      <w:r>
-        <w:rPr>
-          <w:b/>
-        </w:rPr>
-        <w:t xml:space="preserve">JaCoCo</w:t>
-      </w:r>
-      <w:r>
-        <w:rPr/>
-        <w:t xml:space="preserve"> (Java), </w:t>
-      </w:r>
-      <w:r>
-        <w:rPr>
-          <w:b/>
-        </w:rPr>
-        <w:t xml:space="preserve">Karma</w:t>
-      </w:r>
-      <w:r>
-        <w:rPr/>
-        <w:t xml:space="preserve"> et </w:t>
-      </w:r>
-      <w:r>
-        <w:rPr>
-          <w:b/>
-        </w:rPr>
-        <w:t xml:space="preserve">Jest</w:t>
-      </w:r>
-      <w:r>
-        <w:rPr/>
-        <w:t xml:space="preserve"> (Angular/TypeScript), ainsi que </w:t>
-      </w:r>
-      <w:r>
-        <w:rPr>
-          <w:b/>
-        </w:rPr>
-        <w:t xml:space="preserve">Cypress</w:t>
-      </w:r>
-      <w:r>
-        <w:rPr/>
-        <w:t xml:space="preserve"> et </w:t>
-      </w:r>
-      <w:r>
-        <w:rPr>
-          <w:b/>
-        </w:rPr>
-        <w:t xml:space="preserve">Playwright</w:t>
-      </w:r>
-      <w:r>
-        <w:rPr/>
-        <w:t xml:space="preserve"> pour les scénarios end-to-end</w:t>
-      </w:r>
-    </w:p>
-    <w:p>
-      <w:pPr>
-        <w:numPr>
-          <w:ilvl w:val="0"/>
-          <w:numId w:val="5"/>
-        </w:numPr>
-        <w:spacing w:lineRule="auto"/>
-      </w:pPr>
-      <w:r>
-        <w:rPr/>
-        <w:t xml:space="preserve">Utilisation quotidienne d'</w:t>
-      </w:r>
-      <w:r>
-        <w:rPr>
-          <w:b/>
-        </w:rPr>
-        <w:t xml:space="preserve">outils d'IA agentique</w:t>
-      </w:r>
-      <w:r>
-        <w:rPr/>
-        <w:t xml:space="preserve"> (Claude, Codex) pour la génération de code, le refactoring, les revues de code, le débogage et l'accélération du travail exploratoire sur les fonctionnalités du framework et de la plateforme</w:t>
-      </w:r>
-    </w:p>
-    <w:p>
-      <w:pPr>
-        <w:spacing w:lineRule="auto"/>
-      </w:pPr>
-      <w:r>
-        <w:rPr>
-          <w:b/>
-          <w:sz w:val="21"/>
-        </w:rPr>
-        <w:t xml:space="preserve">Défis Techniques:</w:t>
-      </w:r>
-    </w:p>
-    <w:p>
-      <w:pPr>
-        <w:numPr>
-          <w:ilvl w:val="0"/>
-          <w:numId w:val="6"/>
-        </w:numPr>
-        <w:spacing w:lineRule="auto"/>
-      </w:pPr>
-      <w:r>
-        <w:rPr/>
-        <w:t xml:space="preserve">Intégration micro-frontends et </w:t>
-      </w:r>
-      <w:r>
-        <w:rPr>
-          <w:b/>
-        </w:rPr>
-        <w:t xml:space="preserve">rétrocompatibilité du framework</w:t>
-      </w:r>
-      <w:r>
-        <w:rPr/>
-        <w:t xml:space="preserve"> à travers les migrations majeures d'Angular</w:t>
-      </w:r>
-    </w:p>
-    <w:p>
-      <w:pPr>
-        <w:numPr>
-          <w:ilvl w:val="0"/>
-          <w:numId w:val="6"/>
-        </w:numPr>
-        <w:spacing w:lineRule="auto"/>
-      </w:pPr>
-      <w:r>
-        <w:rPr/>
-        <w:t xml:space="preserve">Remplacement d'un système déclaratif rigide par un </w:t>
-      </w:r>
-      <w:r>
-        <w:rPr>
-          <w:b/>
-        </w:rPr>
-        <w:t xml:space="preserve">moteur low-code à base de descripteurs</w:t>
-      </w:r>
-      <w:r>
-        <w:rPr/>
-        <w:t xml:space="preserve"> scalable, sans casser les applications clientes existantes</w:t>
-      </w:r>
-    </w:p>
-    <w:p>
-      <w:pPr>
-        <w:numPr>
-          <w:ilvl w:val="0"/>
-          <w:numId w:val="6"/>
-        </w:numPr>
-        <w:spacing w:lineRule="auto"/>
-      </w:pPr>
-      <w:r>
-        <w:rPr/>
-        <w:t xml:space="preserve">Conception d'APIs de framework </w:t>
-      </w:r>
-      <w:r>
-        <w:rPr>
-          <w:b/>
-        </w:rPr>
-        <w:t xml:space="preserve">assez génériques pour de nombreuses équipes</w:t>
-      </w:r>
-      <w:r>
-        <w:rPr/>
-        <w:t xml:space="preserve"> tout en restant simples à adopter rapidement</w:t>
+        <w:t xml:space="preserve">Python</w:t>
       </w:r>
     </w:p>
     <w:p>
@@ -1668,7 +737,7 @@
           <w:color w:val="444444"/>
           <w:sz w:val="19"/>
         </w:rPr>
-        <w:t xml:space="preserve"> Angular, TypeScript, Electron, Node.js, Java 8/11/21, Spring Boot, Quarkus, Keycloak, Oracle DB, MongoDB, SQLite, Karma, Jest, Cypress, Playwright, JaCoCo, Webpack, PowerShell, Jenkins, GitLab CI, Claude, Codex, Agile Scrum</w:t>
+        <w:t xml:space="preserve"> TypeScript, Python, Angular, Node.js, Git, GitHub, GitHub Actions</w:t>
       </w:r>
     </w:p>
     <w:p>
@@ -1681,7 +750,7 @@
           <w:color w:val="0d1117"/>
           <w:sz w:val="22"/>
         </w:rPr>
-        <w:t xml:space="preserve">Zsoft Consulting — Consultant Full Stack (Java / React)</w:t>
+        <w:t xml:space="preserve">Amundi ITS — Développeur Full Stack Senior (Angular / Java)</w:t>
       </w:r>
     </w:p>
     <w:p>
@@ -1693,7 +762,7 @@
           <w:color w:val="57606a"/>
           <w:sz w:val="20"/>
         </w:rPr>
-        <w:t xml:space="preserve">Octobre 2022 – Septembre 2023 (1 an)</w:t>
+        <w:t xml:space="preserve">Septembre 2023 – Octobre 2026 (3 ans 2 mois)</w:t>
       </w:r>
     </w:p>
     <w:p>
@@ -1711,7 +780,20 @@
         <w:rPr>
           <w:sz w:val="21"/>
         </w:rPr>
-        <w:t xml:space="preserve"> Société de conseil IT. Consultant à temps plein sur des missions successives pour des clients grands comptes (Société Générale, Colas).</w:t>
+        <w:t xml:space="preserve"> Amundi ITS développe des plateformes et frameworks partagés utilisés par plusieurs applications internes et clientes. Un produit majeur est le </w:t>
+      </w:r>
+      <w:r>
+        <w:rPr>
+          <w:b/>
+          <w:sz w:val="21"/>
+        </w:rPr>
+        <w:t xml:space="preserve">framework Maestro</w:t>
+      </w:r>
+      <w:r>
+        <w:rPr>
+          <w:sz w:val="21"/>
+        </w:rPr>
+        <w:t xml:space="preserve">, une solution basée sur Angular permettant aux équipes backend d'intégrer rapidement des interfaces utilisateur cohérentes et de niveau entreprise.</w:t>
       </w:r>
     </w:p>
     <w:p>
@@ -1724,50 +806,908 @@
           <w:color w:val="0d1117"/>
           <w:sz w:val="20"/>
         </w:rPr>
-        <w:t xml:space="preserve">Client : Société Générale — Projet : KYC</w:t>
-      </w:r>
-    </w:p>
-    <w:p>
-      <w:pPr>
-        <w:spacing w:lineRule="auto"/>
-      </w:pPr>
-      <w:r>
-        <w:rPr>
-          <w:b/>
-          <w:sz w:val="21"/>
-        </w:rPr>
-        <w:t xml:space="preserve">Contexte du projet:</w:t>
-      </w:r>
-      <w:r>
-        <w:rPr>
-          <w:sz w:val="21"/>
-        </w:rPr>
-        <w:t xml:space="preserve"> Un ensemble de services backend dédiés aux processus </w:t>
-      </w:r>
-      <w:r>
-        <w:rPr>
-          <w:b/>
-          <w:sz w:val="21"/>
-        </w:rPr>
-        <w:t xml:space="preserve">Know Your Customer (KYC)</w:t>
-      </w:r>
-      <w:r>
-        <w:rPr>
-          <w:sz w:val="21"/>
-        </w:rPr>
-        <w:t xml:space="preserve">, utilisés pour évaluer les niveaux de confiance et d'éligibilité des clients, et pour supporter les workflows de détection de fraude.</w:t>
-      </w:r>
-    </w:p>
-    <w:p>
-      <w:pPr>
-        <w:spacing w:lineRule="auto"/>
-      </w:pPr>
-      <w:r>
-        <w:rPr>
-          <w:b/>
-          <w:sz w:val="21"/>
-        </w:rPr>
-        <w:t xml:space="preserve">Responsabilités:</w:t>
+        <w:t xml:space="preserve">Équipe Framework</w:t>
+      </w:r>
+    </w:p>
+    <w:p>
+      <w:pPr>
+        <w:numPr>
+          <w:ilvl w:val="0"/>
+          <w:numId w:val="3"/>
+        </w:numPr>
+        <w:spacing w:lineRule="auto"/>
+      </w:pPr>
+      <w:r>
+        <w:rPr/>
+        <w:t xml:space="preserve">Maintenu et fait évoluer le </w:t>
+      </w:r>
+      <w:r>
+        <w:rPr>
+          <w:b/>
+        </w:rPr>
+        <w:t xml:space="preserve">framework Angular Maestro</w:t>
+      </w:r>
+      <w:r>
+        <w:rPr/>
+        <w:t xml:space="preserve"> utilisé par plusieurs applications internes et clientes</w:t>
+      </w:r>
+    </w:p>
+    <w:p>
+      <w:pPr>
+        <w:numPr>
+          <w:ilvl w:val="0"/>
+          <w:numId w:val="3"/>
+        </w:numPr>
+        <w:spacing w:lineRule="auto"/>
+      </w:pPr>
+      <w:r>
+        <w:rPr/>
+        <w:t xml:space="preserve">Participé activement aux </w:t>
+      </w:r>
+      <w:r>
+        <w:rPr>
+          <w:b/>
+        </w:rPr>
+        <w:t xml:space="preserve">migrations de versions majeures d'Angular (15 → 18 → 20)</w:t>
+      </w:r>
+      <w:r>
+        <w:rPr/>
+        <w:t xml:space="preserve">, incluant la mise à niveau des composants, des dépendances et l'adoption des nouveautés du framework (Signals, Standalone Components, etc.)</w:t>
+      </w:r>
+    </w:p>
+    <w:p>
+      <w:pPr>
+        <w:numPr>
+          <w:ilvl w:val="0"/>
+          <w:numId w:val="3"/>
+        </w:numPr>
+        <w:spacing w:lineRule="auto"/>
+      </w:pPr>
+      <w:r>
+        <w:rPr/>
+        <w:t xml:space="preserve">Conçu et développé des </w:t>
+      </w:r>
+      <w:r>
+        <w:rPr>
+          <w:b/>
+        </w:rPr>
+        <w:t xml:space="preserve">composants Angular majeurs et réutilisables</w:t>
+      </w:r>
+      <w:r>
+        <w:rPr/>
+        <w:t xml:space="preserve"> intégrés au framework (formulaires, grilles de données, navigation, layouts, etc.)</w:t>
+      </w:r>
+    </w:p>
+    <w:p>
+      <w:pPr>
+        <w:numPr>
+          <w:ilvl w:val="0"/>
+          <w:numId w:val="3"/>
+        </w:numPr>
+        <w:spacing w:lineRule="auto"/>
+      </w:pPr>
+      <w:r>
+        <w:rPr/>
+        <w:t xml:space="preserve">Co-conçu l'</w:t>
+      </w:r>
+      <w:r>
+        <w:rPr>
+          <w:b/>
+        </w:rPr>
+        <w:t xml:space="preserve">architecture du framework</w:t>
+      </w:r>
+      <w:r>
+        <w:rPr/>
+        <w:t xml:space="preserve"> pour la compatibilité avec les environnements </w:t>
+      </w:r>
+      <w:r>
+        <w:rPr>
+          <w:b/>
+        </w:rPr>
+        <w:t xml:space="preserve">micro-frontends</w:t>
+      </w:r>
+      <w:r>
+        <w:rPr/>
+        <w:t xml:space="preserve">, facilitant son intégration dans des applications modulaires et distribuées</w:t>
+      </w:r>
+    </w:p>
+    <w:p>
+      <w:pPr>
+        <w:numPr>
+          <w:ilvl w:val="0"/>
+          <w:numId w:val="3"/>
+        </w:numPr>
+        <w:spacing w:lineRule="auto"/>
+      </w:pPr>
+      <w:r>
+        <w:rPr/>
+        <w:t xml:space="preserve">Géré le versioning et la livraison des releases du framework, garantissant la stabilité pour les équipes consommatrices</w:t>
+      </w:r>
+    </w:p>
+    <w:p>
+      <w:pPr>
+        <w:numPr>
+          <w:ilvl w:val="0"/>
+          <w:numId w:val="3"/>
+        </w:numPr>
+        <w:spacing w:lineRule="auto"/>
+      </w:pPr>
+      <w:r>
+        <w:rPr/>
+        <w:t xml:space="preserve">Garanti la qualité, l'accessibilité et le respect des meilleures pratiques Angular sur l'ensemble des composants</w:t>
+      </w:r>
+    </w:p>
+    <w:p>
+      <w:pPr>
+        <w:numPr>
+          <w:ilvl w:val="0"/>
+          <w:numId w:val="3"/>
+        </w:numPr>
+        <w:spacing w:lineRule="auto"/>
+      </w:pPr>
+      <w:r>
+        <w:rPr/>
+        <w:t xml:space="preserve">Fourni un </w:t>
+      </w:r>
+      <w:r>
+        <w:rPr>
+          <w:b/>
+        </w:rPr>
+        <w:t xml:space="preserve">support niveau 3</w:t>
+      </w:r>
+      <w:r>
+        <w:rPr/>
+        <w:t xml:space="preserve"> aux équipes applicatives intégrant le framework</w:t>
+      </w:r>
+    </w:p>
+    <w:p>
+      <w:pPr>
+        <w:numPr>
+          <w:ilvl w:val="0"/>
+          <w:numId w:val="3"/>
+        </w:numPr>
+        <w:spacing w:lineRule="auto"/>
+      </w:pPr>
+      <w:r>
+        <w:rPr/>
+        <w:t xml:space="preserve">Collaboré étroitement avec les product owners et designers UX pour traduire les besoins métier en composants UI scalables</w:t>
+      </w:r>
+    </w:p>
+    <w:p>
+      <w:pPr>
+        <w:pStyle w:val="Heading4"/>
+        <w:spacing w:lineRule="auto"/>
+      </w:pPr>
+      <w:r>
+        <w:rPr>
+          <w:color w:val="0d1117"/>
+          <w:sz w:val="20"/>
+        </w:rPr>
+        <w:t xml:space="preserve">Équipe Lowcode</w:t>
+      </w:r>
+    </w:p>
+    <w:p>
+      <w:pPr>
+        <w:numPr>
+          <w:ilvl w:val="0"/>
+          <w:numId w:val="4"/>
+        </w:numPr>
+        <w:spacing w:lineRule="auto"/>
+      </w:pPr>
+      <w:r>
+        <w:rPr/>
+        <w:t xml:space="preserve">Livré une </w:t>
+      </w:r>
+      <w:r>
+        <w:rPr>
+          <w:b/>
+        </w:rPr>
+        <w:t xml:space="preserve">interface drag &amp; drop, no-code</w:t>
+      </w:r>
+      <w:r>
+        <w:rPr/>
+        <w:t xml:space="preserve"> permettant aux équipes de composer des écrans visuellement sans écrire de code</w:t>
+      </w:r>
+    </w:p>
+    <w:p>
+      <w:pPr>
+        <w:numPr>
+          <w:ilvl w:val="0"/>
+          <w:numId w:val="4"/>
+        </w:numPr>
+        <w:spacing w:lineRule="auto"/>
+      </w:pPr>
+      <w:r>
+        <w:rPr/>
+        <w:t xml:space="preserve">Créé la </w:t>
+      </w:r>
+      <w:r>
+        <w:rPr>
+          <w:b/>
+        </w:rPr>
+        <w:t xml:space="preserve">bibliothèque low-code</w:t>
+      </w:r>
+      <w:r>
+        <w:rPr/>
+        <w:t xml:space="preserve"> qui alimente le Web Designer — un </w:t>
+      </w:r>
+      <w:r>
+        <w:rPr>
+          <w:b/>
+        </w:rPr>
+        <w:t xml:space="preserve">moteur à base de descripteurs</w:t>
+      </w:r>
+      <w:r>
+        <w:rPr/>
+        <w:t xml:space="preserve"> où écrans, composants et comportements sont définis déclarativement via un </w:t>
+      </w:r>
+      <w:r>
+        <w:rPr>
+          <w:b/>
+        </w:rPr>
+        <w:t xml:space="preserve">JSON</w:t>
+      </w:r>
+      <w:r>
+        <w:rPr/>
+        <w:t xml:space="preserve"> structuré</w:t>
+      </w:r>
+    </w:p>
+    <w:p>
+      <w:pPr>
+        <w:numPr>
+          <w:ilvl w:val="0"/>
+          <w:numId w:val="4"/>
+        </w:numPr>
+        <w:spacing w:lineRule="auto"/>
+      </w:pPr>
+      <w:r>
+        <w:rPr/>
+        <w:t xml:space="preserve">Refondu un système déclaratif rigide en une </w:t>
+      </w:r>
+      <w:r>
+        <w:rPr>
+          <w:b/>
+        </w:rPr>
+        <w:t xml:space="preserve">architecture plus scalable et maintenable</w:t>
+      </w:r>
+    </w:p>
+    <w:p>
+      <w:pPr>
+        <w:numPr>
+          <w:ilvl w:val="0"/>
+          <w:numId w:val="4"/>
+        </w:numPr>
+        <w:spacing w:lineRule="auto"/>
+      </w:pPr>
+      <w:r>
+        <w:rPr/>
+        <w:t xml:space="preserve">Maintenu et fait évoluer la plateforme low-code (corrections de bugs, refactoring, améliorations de performance, nouvelles fonctionnalités)</w:t>
+      </w:r>
+    </w:p>
+    <w:p>
+      <w:pPr>
+        <w:numPr>
+          <w:ilvl w:val="0"/>
+          <w:numId w:val="4"/>
+        </w:numPr>
+        <w:spacing w:lineRule="auto"/>
+      </w:pPr>
+      <w:r>
+        <w:rPr/>
+        <w:t xml:space="preserve">Piloté ou accompagné la </w:t>
+      </w:r>
+      <w:r>
+        <w:rPr>
+          <w:b/>
+        </w:rPr>
+        <w:t xml:space="preserve">migration de trois applications clientes existantes</w:t>
+      </w:r>
+      <w:r>
+        <w:rPr/>
+        <w:t xml:space="preserve"> vers la plateforme low-code, en tant que référent plateforme auprès de chaque équipe</w:t>
+      </w:r>
+    </w:p>
+    <w:p>
+      <w:pPr>
+        <w:numPr>
+          <w:ilvl w:val="0"/>
+          <w:numId w:val="4"/>
+        </w:numPr>
+        <w:spacing w:lineRule="auto"/>
+      </w:pPr>
+      <w:r>
+        <w:rPr>
+          <w:b/>
+        </w:rPr>
+        <w:t xml:space="preserve">Migration Siebel (équipe ESR)</w:t>
+      </w:r>
+      <w:r>
+        <w:rPr/>
+        <w:t xml:space="preserve"> — migré une </w:t>
+      </w:r>
+      <w:r>
+        <w:rPr>
+          <w:b/>
+        </w:rPr>
+        <w:t xml:space="preserve">application legacy Oracle Siebel</w:t>
+      </w:r>
+      <w:r>
+        <w:rPr/>
+        <w:t xml:space="preserve"> vers la plateforme low-code, en reconstruisant ses écrans sous forme de descripteurs déclaratifs</w:t>
+      </w:r>
+    </w:p>
+    <w:p>
+      <w:pPr>
+        <w:numPr>
+          <w:ilvl w:val="0"/>
+          <w:numId w:val="4"/>
+        </w:numPr>
+        <w:spacing w:lineRule="auto"/>
+      </w:pPr>
+      <w:r>
+        <w:rPr>
+          <w:b/>
+        </w:rPr>
+        <w:t xml:space="preserve">Équipe Alto</w:t>
+      </w:r>
+      <w:r>
+        <w:rPr/>
+        <w:t xml:space="preserve"> — migré l'application de l'</w:t>
+      </w:r>
+      <w:r>
+        <w:rPr>
+          <w:b/>
+        </w:rPr>
+        <w:t xml:space="preserve">ancien format de descripteurs vers la nouvelle architecture de descripteurs</w:t>
+      </w:r>
+      <w:r>
+        <w:rPr/>
+        <w:t xml:space="preserve">, en définissant le chemin de migration et en accompagnant l'équipe sur les ruptures de compatibilité</w:t>
+      </w:r>
+    </w:p>
+    <w:p>
+      <w:pPr>
+        <w:numPr>
+          <w:ilvl w:val="0"/>
+          <w:numId w:val="4"/>
+        </w:numPr>
+        <w:spacing w:lineRule="auto"/>
+      </w:pPr>
+      <w:r>
+        <w:rPr>
+          <w:b/>
+        </w:rPr>
+        <w:t xml:space="preserve">Dashboard</w:t>
+      </w:r>
+      <w:r>
+        <w:rPr/>
+        <w:t xml:space="preserve"> — livré l'application comme </w:t>
+      </w:r>
+      <w:r>
+        <w:rPr>
+          <w:b/>
+        </w:rPr>
+        <w:t xml:space="preserve">candidate du Web Designer</w:t>
+      </w:r>
+      <w:r>
+        <w:rPr/>
+        <w:t xml:space="preserve">, validant l'outil de bout en bout, de la composition visuelle aux descripteurs JSON générés</w:t>
+      </w:r>
+    </w:p>
+    <w:p>
+      <w:pPr>
+        <w:numPr>
+          <w:ilvl w:val="0"/>
+          <w:numId w:val="4"/>
+        </w:numPr>
+        <w:spacing w:lineRule="auto"/>
+      </w:pPr>
+      <w:r>
+        <w:rPr/>
+        <w:t xml:space="preserve">Également re-plateformé un </w:t>
+      </w:r>
+      <w:r>
+        <w:rPr>
+          <w:b/>
+        </w:rPr>
+        <w:t xml:space="preserve">client lourd Java legacy vers le web</w:t>
+      </w:r>
+      <w:r>
+        <w:rPr/>
+        <w:t xml:space="preserve"> et migré des composants métier critiques (Plan d'Épargne Salariale) depuis des outils legacy</w:t>
+      </w:r>
+    </w:p>
+    <w:p>
+      <w:pPr>
+        <w:numPr>
+          <w:ilvl w:val="0"/>
+          <w:numId w:val="4"/>
+        </w:numPr>
+        <w:spacing w:lineRule="auto"/>
+      </w:pPr>
+      <w:r>
+        <w:rPr/>
+        <w:t xml:space="preserve">Contribué à l'</w:t>
+      </w:r>
+      <w:r>
+        <w:rPr>
+          <w:b/>
+        </w:rPr>
+        <w:t xml:space="preserve">architecture d'applications clientes</w:t>
+      </w:r>
+      <w:r>
+        <w:rPr/>
+        <w:t xml:space="preserve"> d'autres équipes, en apportant expertise technique et bonnes pratiques</w:t>
+      </w:r>
+    </w:p>
+    <w:p>
+      <w:pPr>
+        <w:numPr>
+          <w:ilvl w:val="0"/>
+          <w:numId w:val="4"/>
+        </w:numPr>
+        <w:spacing w:lineRule="auto"/>
+      </w:pPr>
+      <w:r>
+        <w:rPr/>
+        <w:t xml:space="preserve">Développé le </w:t>
+      </w:r>
+      <w:r>
+        <w:rPr>
+          <w:b/>
+        </w:rPr>
+        <w:t xml:space="preserve">Web Designer de zéro</w:t>
+      </w:r>
+      <w:r>
+        <w:rPr/>
+        <w:t xml:space="preserve"> avec un </w:t>
+      </w:r>
+      <w:r>
+        <w:rPr>
+          <w:b/>
+        </w:rPr>
+        <w:t xml:space="preserve">agent IA</w:t>
+      </w:r>
+      <w:r>
+        <w:rPr/>
+        <w:t xml:space="preserve"> de </w:t>
+      </w:r>
+      <w:r>
+        <w:rPr>
+          <w:b/>
+        </w:rPr>
+        <w:t xml:space="preserve">génération d'applications web en langage naturel</w:t>
+      </w:r>
+      <w:r>
+        <w:rPr/>
+        <w:t xml:space="preserve"> — l'utilisateur décrit un écran, l'outil produit vues, composants et bindings JSON</w:t>
+      </w:r>
+    </w:p>
+    <w:p>
+      <w:pPr>
+        <w:numPr>
+          <w:ilvl w:val="0"/>
+          <w:numId w:val="4"/>
+        </w:numPr>
+        <w:spacing w:lineRule="auto"/>
+      </w:pPr>
+      <w:r>
+        <w:rPr/>
+        <w:t xml:space="preserve">Défini l'</w:t>
+      </w:r>
+      <w:r>
+        <w:rPr>
+          <w:b/>
+        </w:rPr>
+        <w:t xml:space="preserve">UX du produit en étroite collaboration avec le Product Owner</w:t>
+      </w:r>
+      <w:r>
+        <w:rPr/>
+        <w:t xml:space="preserve">, façonnant les parcours utilisateurs et les patterns d'interaction de bout en bout</w:t>
+      </w:r>
+    </w:p>
+    <w:p>
+      <w:pPr>
+        <w:pStyle w:val="Heading4"/>
+        <w:spacing w:lineRule="auto"/>
+      </w:pPr>
+      <w:r>
+        <w:rPr>
+          <w:color w:val="0d1117"/>
+          <w:sz w:val="20"/>
+        </w:rPr>
+        <w:t xml:space="preserve">Équipe AI Tooling — Vibe Toolbox (en cours)</w:t>
+      </w:r>
+    </w:p>
+    <w:p>
+      <w:pPr>
+        <w:numPr>
+          <w:ilvl w:val="0"/>
+          <w:numId w:val="5"/>
+        </w:numPr>
+        <w:spacing w:lineRule="auto"/>
+      </w:pPr>
+      <w:r>
+        <w:rPr/>
+        <w:t xml:space="preserve">Développe la </w:t>
+      </w:r>
+      <w:r>
+        <w:rPr>
+          <w:b/>
+        </w:rPr>
+        <w:t xml:space="preserve">Vibe Toolbox</w:t>
+      </w:r>
+      <w:r>
+        <w:rPr/>
+        <w:t xml:space="preserve">, une application de bureau interne </w:t>
+      </w:r>
+      <w:r>
+        <w:rPr>
+          <w:b/>
+        </w:rPr>
+        <w:t xml:space="preserve">Electron + Angular</w:t>
+      </w:r>
+      <w:r>
+        <w:rPr/>
+        <w:t xml:space="preserve"> qui </w:t>
+      </w:r>
+      <w:r>
+        <w:rPr>
+          <w:b/>
+        </w:rPr>
+        <w:t xml:space="preserve">déploie des environnements de développement prêts pour l'IA</w:t>
+      </w:r>
+      <w:r>
+        <w:rPr/>
+        <w:t xml:space="preserve"> (skills d'agents, serveurs MCP) et ramène le temps de prise en main de plusieurs jours à quelques minutes</w:t>
+      </w:r>
+    </w:p>
+    <w:p>
+      <w:pPr>
+        <w:numPr>
+          <w:ilvl w:val="0"/>
+          <w:numId w:val="5"/>
+        </w:numPr>
+        <w:spacing w:lineRule="auto"/>
+      </w:pPr>
+      <w:r>
+        <w:rPr/>
+        <w:t xml:space="preserve">Implémenté la </w:t>
+      </w:r>
+      <w:r>
+        <w:rPr>
+          <w:b/>
+        </w:rPr>
+        <w:t xml:space="preserve">gestion de skills</w:t>
+      </w:r>
+      <w:r>
+        <w:rPr/>
+        <w:t xml:space="preserve"> — installation, versioning et partage de skills IA réutilisables (prompts, workflows, définitions d'agents) pour que les équipes adoptent des patterns validés au lieu de les recréer à chaque projet</w:t>
+      </w:r>
+    </w:p>
+    <w:p>
+      <w:pPr>
+        <w:numPr>
+          <w:ilvl w:val="0"/>
+          <w:numId w:val="5"/>
+        </w:numPr>
+        <w:spacing w:lineRule="auto"/>
+      </w:pPr>
+      <w:r>
+        <w:rPr/>
+        <w:t xml:space="preserve">Construit les </w:t>
+      </w:r>
+      <w:r>
+        <w:rPr>
+          <w:b/>
+        </w:rPr>
+        <w:t xml:space="preserve">mécanismes de marketplace</w:t>
+      </w:r>
+      <w:r>
+        <w:rPr/>
+        <w:t xml:space="preserve"> pour les skills et agents IA, supportant découverte, packaging et gestion du cycle de vie avec une gouvernance par rôles adaptée à l'usage entreprise</w:t>
+      </w:r>
+    </w:p>
+    <w:p>
+      <w:pPr>
+        <w:numPr>
+          <w:ilvl w:val="0"/>
+          <w:numId w:val="5"/>
+        </w:numPr>
+        <w:spacing w:lineRule="auto"/>
+      </w:pPr>
+      <w:r>
+        <w:rPr/>
+        <w:t xml:space="preserve">Conçu la toolbox comme </w:t>
+      </w:r>
+      <w:r>
+        <w:rPr>
+          <w:b/>
+        </w:rPr>
+        <w:t xml:space="preserve">point d'entrée unique</w:t>
+      </w:r>
+      <w:r>
+        <w:rPr/>
+        <w:t xml:space="preserve"> pour les développeurs pour configurer accès aux modèles, credentials, configuration MCP et bundles de skills, apportant une cohérence dans l'adoption de l'outillage IA à travers les équipes</w:t>
+      </w:r>
+    </w:p>
+    <w:p>
+      <w:pPr>
+        <w:numPr>
+          <w:ilvl w:val="0"/>
+          <w:numId w:val="5"/>
+        </w:numPr>
+        <w:spacing w:lineRule="auto"/>
+      </w:pPr>
+      <w:r>
+        <w:rPr/>
+        <w:t xml:space="preserve">Conçu </w:t>
+      </w:r>
+      <w:r>
+        <w:rPr>
+          <w:b/>
+        </w:rPr>
+        <w:t xml:space="preserve">xHarness</w:t>
+      </w:r>
+      <w:r>
+        <w:rPr/>
+        <w:t xml:space="preserve">, une plateforme de benchmark qui compare des </w:t>
+      </w:r>
+      <w:r>
+        <w:rPr>
+          <w:b/>
+        </w:rPr>
+        <w:t xml:space="preserve">agents de code</w:t>
+      </w:r>
+      <w:r>
+        <w:rPr/>
+        <w:t xml:space="preserve"> (Claude Code, Codex, OpenCode) selon différents niveaux de modèles (Opus, Sonnet, GPT Sol, GPT Terra) sur le framework public </w:t>
+      </w:r>
+      <w:r>
+        <w:rPr>
+          <w:b/>
+        </w:rPr>
+        <w:t xml:space="preserve">SWE-bench</w:t>
+      </w:r>
+      <w:r>
+        <w:rPr/>
+        <w:t xml:space="preserve"> : exécutions parallèles orchestrées sous </w:t>
+      </w:r>
+      <w:r>
+        <w:rPr>
+          <w:b/>
+        </w:rPr>
+        <w:t xml:space="preserve">Docker</w:t>
+      </w:r>
+      <w:r>
+        <w:rPr/>
+        <w:t xml:space="preserve"> et </w:t>
+      </w:r>
+      <w:r>
+        <w:rPr>
+          <w:b/>
+        </w:rPr>
+        <w:t xml:space="preserve">tableau de bord</w:t>
+      </w:r>
+      <w:r>
+        <w:rPr/>
+        <w:t xml:space="preserve"> de suivi des coûts et de la consommation</w:t>
+      </w:r>
+    </w:p>
+    <w:p>
+      <w:pPr>
+        <w:numPr>
+          <w:ilvl w:val="0"/>
+          <w:numId w:val="5"/>
+        </w:numPr>
+        <w:spacing w:lineRule="auto"/>
+      </w:pPr>
+      <w:r>
+        <w:rPr/>
+        <w:t xml:space="preserve">Conçu </w:t>
+      </w:r>
+      <w:r>
+        <w:rPr>
+          <w:b/>
+        </w:rPr>
+        <w:t xml:space="preserve">xShifu</w:t>
+      </w:r>
+      <w:r>
+        <w:rPr/>
+        <w:t xml:space="preserve">, un </w:t>
+      </w:r>
+      <w:r>
+        <w:rPr>
+          <w:b/>
+        </w:rPr>
+        <w:t xml:space="preserve">outil d'analyse des sessions</w:t>
+      </w:r>
+      <w:r>
+        <w:rPr/>
+        <w:t xml:space="preserve"> locales </w:t>
+      </w:r>
+      <w:r>
+        <w:rPr>
+          <w:b/>
+        </w:rPr>
+        <w:t xml:space="preserve">Claude Code et Codex</w:t>
+      </w:r>
+      <w:r>
+        <w:rPr/>
+        <w:t xml:space="preserve"> : il met en lumière les usages des développeurs, identifie les mauvaises pratiques et propose des </w:t>
+      </w:r>
+      <w:r>
+        <w:rPr>
+          <w:b/>
+        </w:rPr>
+        <w:t xml:space="preserve">recommandations concrètes pour réduire la consommation de tokens</w:t>
+      </w:r>
+    </w:p>
+    <w:p>
+      <w:pPr>
+        <w:pStyle w:val="Heading4"/>
+        <w:spacing w:lineRule="auto"/>
+      </w:pPr>
+      <w:r>
+        <w:rPr>
+          <w:color w:val="0d1117"/>
+          <w:sz w:val="20"/>
+        </w:rPr>
+        <w:t xml:space="preserve">Contributions transverses</w:t>
+      </w:r>
+    </w:p>
+    <w:p>
+      <w:pPr>
+        <w:numPr>
+          <w:ilvl w:val="0"/>
+          <w:numId w:val="6"/>
+        </w:numPr>
+        <w:spacing w:lineRule="auto"/>
+      </w:pPr>
+      <w:r>
+        <w:rPr/>
+        <w:t xml:space="preserve">Conçu, créé et publié plusieurs </w:t>
+      </w:r>
+      <w:r>
+        <w:rPr>
+          <w:b/>
+        </w:rPr>
+        <w:t xml:space="preserve">packages internes Java et JavaScript</w:t>
+      </w:r>
+      <w:r>
+        <w:rPr/>
+        <w:t xml:space="preserve"> (librairies, utilitaires partagés, modules de framework) consommés par Maestro et les équipes applicatives en aval</w:t>
+      </w:r>
+    </w:p>
+    <w:p>
+      <w:pPr>
+        <w:numPr>
+          <w:ilvl w:val="0"/>
+          <w:numId w:val="6"/>
+        </w:numPr>
+        <w:spacing w:lineRule="auto"/>
+      </w:pPr>
+      <w:r>
+        <w:rPr/>
+        <w:t xml:space="preserve">Mis en place et maintenu des </w:t>
+      </w:r>
+      <w:r>
+        <w:rPr>
+          <w:b/>
+        </w:rPr>
+        <w:t xml:space="preserve">pipelines CI/CD automatisés</w:t>
+      </w:r>
+      <w:r>
+        <w:rPr/>
+        <w:t xml:space="preserve"> (GitLab CI, Jenkins) couvrant le build, le lint, les tests, la couverture et la livraison des artefacts framework et low-code</w:t>
+      </w:r>
+    </w:p>
+    <w:p>
+      <w:pPr>
+        <w:numPr>
+          <w:ilvl w:val="0"/>
+          <w:numId w:val="6"/>
+        </w:numPr>
+        <w:spacing w:lineRule="auto"/>
+      </w:pPr>
+      <w:r>
+        <w:rPr/>
+        <w:t xml:space="preserve">Garanti une </w:t>
+      </w:r>
+      <w:r>
+        <w:rPr>
+          <w:b/>
+        </w:rPr>
+        <w:t xml:space="preserve">forte couverture de tests</w:t>
+      </w:r>
+      <w:r>
+        <w:rPr/>
+        <w:t xml:space="preserve"> côté frontend et backend avec </w:t>
+      </w:r>
+      <w:r>
+        <w:rPr>
+          <w:b/>
+        </w:rPr>
+        <w:t xml:space="preserve">JaCoCo</w:t>
+      </w:r>
+      <w:r>
+        <w:rPr/>
+        <w:t xml:space="preserve"> (Java), </w:t>
+      </w:r>
+      <w:r>
+        <w:rPr>
+          <w:b/>
+        </w:rPr>
+        <w:t xml:space="preserve">Karma</w:t>
+      </w:r>
+      <w:r>
+        <w:rPr/>
+        <w:t xml:space="preserve"> et </w:t>
+      </w:r>
+      <w:r>
+        <w:rPr>
+          <w:b/>
+        </w:rPr>
+        <w:t xml:space="preserve">Jest</w:t>
+      </w:r>
+      <w:r>
+        <w:rPr/>
+        <w:t xml:space="preserve"> (Angular/TypeScript), ainsi que </w:t>
+      </w:r>
+      <w:r>
+        <w:rPr>
+          <w:b/>
+        </w:rPr>
+        <w:t xml:space="preserve">Cypress</w:t>
+      </w:r>
+      <w:r>
+        <w:rPr/>
+        <w:t xml:space="preserve"> et </w:t>
+      </w:r>
+      <w:r>
+        <w:rPr>
+          <w:b/>
+        </w:rPr>
+        <w:t xml:space="preserve">Playwright</w:t>
+      </w:r>
+      <w:r>
+        <w:rPr/>
+        <w:t xml:space="preserve"> pour les scénarios end-to-end</w:t>
+      </w:r>
+    </w:p>
+    <w:p>
+      <w:pPr>
+        <w:numPr>
+          <w:ilvl w:val="0"/>
+          <w:numId w:val="6"/>
+        </w:numPr>
+        <w:spacing w:lineRule="auto"/>
+      </w:pPr>
+      <w:r>
+        <w:rPr/>
+        <w:t xml:space="preserve">Utilisation quotidienne d'</w:t>
+      </w:r>
+      <w:r>
+        <w:rPr>
+          <w:b/>
+        </w:rPr>
+        <w:t xml:space="preserve">outils d'IA agentique</w:t>
+      </w:r>
+      <w:r>
+        <w:rPr/>
+        <w:t xml:space="preserve"> (Claude, Codex) pour la génération de code, le refactoring, les revues de code, le débogage et l'accélération du travail exploratoire sur les fonctionnalités du framework et de la plateforme</w:t>
+      </w:r>
+    </w:p>
+    <w:p>
+      <w:pPr>
+        <w:spacing w:lineRule="auto"/>
+      </w:pPr>
+      <w:r>
+        <w:rPr>
+          <w:b/>
+          <w:sz w:val="21"/>
+        </w:rPr>
+        <w:t xml:space="preserve">Défis Techniques:</w:t>
       </w:r>
     </w:p>
     <w:p>
@@ -1780,27 +1720,17 @@
       </w:pPr>
       <w:r>
         <w:rPr/>
-        <w:t xml:space="preserve">Piloté une </w:t>
-      </w:r>
-      <w:r>
-        <w:rPr>
-          <w:b/>
-        </w:rPr>
-        <w:t xml:space="preserve">mission full-backend d'extraction d'un microservice autonome et réutilisable</w:t>
-      </w:r>
-      <w:r>
-        <w:rPr/>
-        <w:t xml:space="preserve"> depuis un système </w:t>
-      </w:r>
-      <w:r>
-        <w:rPr>
-          <w:b/>
-        </w:rPr>
-        <w:t xml:space="preserve">KYC</w:t>
-      </w:r>
-      <w:r>
-        <w:rPr/>
-        <w:t xml:space="preserve"> legacy</w:t>
+        <w:t xml:space="preserve">Intégration micro-frontends et </w:t>
+      </w:r>
+      <w:r>
+        <w:rPr>
+          <w:b/>
+        </w:rPr>
+        <w:t xml:space="preserve">rétrocompatibilité du framework</w:t>
+      </w:r>
+      <w:r>
+        <w:rPr/>
+        <w:t xml:space="preserve"> à travers les migrations majeures d'Angular</w:t>
       </w:r>
     </w:p>
     <w:p>
@@ -1813,17 +1743,17 @@
       </w:pPr>
       <w:r>
         <w:rPr/>
-        <w:t xml:space="preserve">Découplé le service d'une </w:t>
-      </w:r>
-      <w:r>
-        <w:rPr>
-          <w:b/>
-        </w:rPr>
-        <w:t xml:space="preserve">base de données détenue par une autre équipe fournisseur</w:t>
-      </w:r>
-      <w:r>
-        <w:rPr/>
-        <w:t xml:space="preserve">, en définissant des frontières et une propriété de service claires</w:t>
+        <w:t xml:space="preserve">Remplacement d'un système déclaratif rigide par un </w:t>
+      </w:r>
+      <w:r>
+        <w:rPr>
+          <w:b/>
+        </w:rPr>
+        <w:t xml:space="preserve">moteur low-code à base de descripteurs</w:t>
+      </w:r>
+      <w:r>
+        <w:rPr/>
+        <w:t xml:space="preserve"> scalable, sans casser les applications clientes existantes</w:t>
       </w:r>
     </w:p>
     <w:p>
@@ -1836,124 +1766,17 @@
       </w:pPr>
       <w:r>
         <w:rPr/>
-        <w:t xml:space="preserve">Conçu et implémenté des </w:t>
-      </w:r>
-      <w:r>
-        <w:rPr>
-          <w:b/>
-        </w:rPr>
-        <w:t xml:space="preserve">services backend</w:t>
-      </w:r>
-      <w:r>
-        <w:rPr/>
-        <w:t xml:space="preserve"> avec Java et Spring Boot</w:t>
-      </w:r>
-    </w:p>
-    <w:p>
-      <w:pPr>
-        <w:numPr>
-          <w:ilvl w:val="0"/>
-          <w:numId w:val="7"/>
-        </w:numPr>
-        <w:spacing w:lineRule="auto"/>
-      </w:pPr>
-      <w:r>
-        <w:rPr/>
-        <w:t xml:space="preserve">Développé et exposé des APIs REST consommées par d'autres systèmes internes</w:t>
-      </w:r>
-    </w:p>
-    <w:p>
-      <w:pPr>
-        <w:numPr>
-          <w:ilvl w:val="0"/>
-          <w:numId w:val="7"/>
-        </w:numPr>
-        <w:spacing w:lineRule="auto"/>
-      </w:pPr>
-      <w:r>
-        <w:rPr/>
-        <w:t xml:space="preserve">Implémenté des mécanismes de sécurité utilisant Spring Security et OAuth2</w:t>
-      </w:r>
-    </w:p>
-    <w:p>
-      <w:pPr>
-        <w:numPr>
-          <w:ilvl w:val="0"/>
-          <w:numId w:val="7"/>
-        </w:numPr>
-        <w:spacing w:lineRule="auto"/>
-      </w:pPr>
-      <w:r>
-        <w:rPr/>
-        <w:t xml:space="preserve">Assuré le </w:t>
-      </w:r>
-      <w:r>
-        <w:rPr>
-          <w:b/>
-        </w:rPr>
-        <w:t xml:space="preserve">support N2</w:t>
-      </w:r>
-      <w:r>
-        <w:rPr/>
-        <w:t xml:space="preserve">, en investiguant et résolvant les incidents de production</w:t>
-      </w:r>
-    </w:p>
-    <w:p>
-      <w:pPr>
-        <w:numPr>
-          <w:ilvl w:val="0"/>
-          <w:numId w:val="7"/>
-        </w:numPr>
-        <w:spacing w:lineRule="auto"/>
-      </w:pPr>
-      <w:r>
-        <w:rPr/>
-        <w:t xml:space="preserve">Assuré la qualité avec des tests unitaires et d'intégration ainsi que la </w:t>
-      </w:r>
-      <w:r>
-        <w:rPr>
-          <w:b/>
-        </w:rPr>
-        <w:t xml:space="preserve">couverture de code (JaCoCo)</w:t>
-      </w:r>
-      <w:r>
-        <w:rPr/>
-        <w:t xml:space="preserve">, pour la fiabilité et la conformité</w:t>
-      </w:r>
-    </w:p>
-    <w:p>
-      <w:pPr>
-        <w:spacing w:lineRule="auto"/>
-      </w:pPr>
-      <w:r>
-        <w:rPr>
-          <w:b/>
-          <w:sz w:val="21"/>
-        </w:rPr>
-        <w:t xml:space="preserve">Défis Techniques:</w:t>
-      </w:r>
-    </w:p>
-    <w:p>
-      <w:pPr>
-        <w:numPr>
-          <w:ilvl w:val="0"/>
-          <w:numId w:val="8"/>
-        </w:numPr>
-        <w:spacing w:lineRule="auto"/>
-      </w:pPr>
-      <w:r>
-        <w:rPr/>
-        <w:t xml:space="preserve">Extraire un service autonome depuis un </w:t>
-      </w:r>
-      <w:r>
-        <w:rPr>
-          <w:b/>
-        </w:rPr>
-        <w:t xml:space="preserve">système KYC legacy fortement couplé</w:t>
-      </w:r>
-      <w:r>
-        <w:rPr/>
-        <w:t xml:space="preserve"> dont la base de données appartenait à une autre équipe fournisseur</w:t>
+        <w:t xml:space="preserve">Conception d'APIs de framework </w:t>
+      </w:r>
+      <w:r>
+        <w:rPr>
+          <w:b/>
+        </w:rPr>
+        <w:t xml:space="preserve">assez génériques pour de nombreuses équipes</w:t>
+      </w:r>
+      <w:r>
+        <w:rPr/>
+        <w:t xml:space="preserve"> tout en restant simples à adopter rapidement</w:t>
       </w:r>
     </w:p>
     <w:p>
@@ -1973,7 +1796,50 @@
           <w:color w:val="444444"/>
           <w:sz w:val="19"/>
         </w:rPr>
-        <w:t xml:space="preserve"> Java 17, Spring Boot, Spring Security, OAuth2, Quartz, RabbitMQ, PostgreSQL, Flyway, JaCoCo, Docker, Kubernetes, Jenkins</w:t>
+        <w:t xml:space="preserve"> Angular, TypeScript, Electron, Node.js, Java 8/11/21, Spring Boot, Quarkus, Keycloak, Oracle DB, MongoDB, SQLite, Karma, Jest, Cypress, Playwright, JaCoCo, Webpack, PowerShell, Jenkins, GitLab CI, Claude, Codex, Agile Scrum</w:t>
+      </w:r>
+    </w:p>
+    <w:p>
+      <w:pPr>
+        <w:pStyle w:val="Heading3"/>
+        <w:spacing w:lineRule="auto"/>
+      </w:pPr>
+      <w:r>
+        <w:rPr>
+          <w:color w:val="0d1117"/>
+          <w:sz w:val="22"/>
+        </w:rPr>
+        <w:t xml:space="preserve">Zsoft Consulting — Consultant Full Stack (Java / React)</w:t>
+      </w:r>
+    </w:p>
+    <w:p>
+      <w:pPr>
+        <w:spacing w:lineRule="auto"/>
+      </w:pPr>
+      <w:r>
+        <w:rPr>
+          <w:color w:val="57606a"/>
+          <w:sz w:val="20"/>
+        </w:rPr>
+        <w:t xml:space="preserve">Octobre 2022 – Septembre 2023 (1 an)</w:t>
+      </w:r>
+    </w:p>
+    <w:p>
+      <w:pPr>
+        <w:spacing w:lineRule="auto"/>
+      </w:pPr>
+      <w:r>
+        <w:rPr>
+          <w:b/>
+          <w:sz w:val="21"/>
+        </w:rPr>
+        <w:t xml:space="preserve">Contexte du projet:</w:t>
+      </w:r>
+      <w:r>
+        <w:rPr>
+          <w:sz w:val="21"/>
+        </w:rPr>
+        <w:t xml:space="preserve"> Société de conseil IT. Consultant à temps plein sur des missions successives pour des clients grands comptes (Société Générale, Colas).</w:t>
       </w:r>
     </w:p>
     <w:p>
@@ -1986,7 +1852,7 @@
           <w:color w:val="0d1117"/>
           <w:sz w:val="20"/>
         </w:rPr>
-        <w:t xml:space="preserve">Client : Colas — Projet : CRM</w:t>
+        <w:t xml:space="preserve">Client : Société Générale — Projet : KYC</w:t>
       </w:r>
     </w:p>
     <w:p>
@@ -2002,42 +1868,22 @@
       </w:r>
       <w:r>
         <w:rPr>
-          <w:b/>
-          <w:sz w:val="21"/>
-        </w:rPr>
-        <w:t xml:space="preserve">CLASS</w:t>
-      </w:r>
-      <w:r>
-        <w:rPr>
-          <w:sz w:val="21"/>
-        </w:rPr>
-        <w:t xml:space="preserve"> — un </w:t>
-      </w:r>
-      <w:r>
-        <w:rPr>
-          <w:b/>
-          <w:sz w:val="21"/>
-        </w:rPr>
-        <w:t xml:space="preserve">CRM global / Gestionnaire d'Opportunités</w:t>
-      </w:r>
-      <w:r>
-        <w:rPr>
-          <w:sz w:val="21"/>
-        </w:rPr>
-        <w:t xml:space="preserve"> construit de zéro et déployé dans 55 pays pour gérer les activités commerciales, opportunités et données clients du groupe Colas, en remplacement d'une application legacy </w:t>
-      </w:r>
-      <w:r>
-        <w:rPr>
-          <w:b/>
-          <w:sz w:val="21"/>
-        </w:rPr>
-        <w:t xml:space="preserve">Power Apps / Teams</w:t>
-      </w:r>
-      <w:r>
-        <w:rPr>
-          <w:sz w:val="21"/>
-        </w:rPr>
-        <w:t xml:space="preserve"> par une stack moderne React + Java Spring Boot.</w:t>
+          <w:sz w:val="21"/>
+        </w:rPr>
+        <w:t xml:space="preserve"> Un ensemble de services backend dédiés aux processus </w:t>
+      </w:r>
+      <w:r>
+        <w:rPr>
+          <w:b/>
+          <w:sz w:val="21"/>
+        </w:rPr>
+        <w:t xml:space="preserve">Know Your Customer (KYC)</w:t>
+      </w:r>
+      <w:r>
+        <w:rPr>
+          <w:sz w:val="21"/>
+        </w:rPr>
+        <w:t xml:space="preserve">, utilisés pour évaluer les niveaux de confiance et d'éligibilité des clients, et pour supporter les workflows de détection de fraude.</w:t>
       </w:r>
     </w:p>
     <w:p>
@@ -2056,198 +1902,186 @@
       <w:pPr>
         <w:numPr>
           <w:ilvl w:val="0"/>
+          <w:numId w:val="8"/>
+        </w:numPr>
+        <w:spacing w:lineRule="auto"/>
+      </w:pPr>
+      <w:r>
+        <w:rPr/>
+        <w:t xml:space="preserve">Piloté une </w:t>
+      </w:r>
+      <w:r>
+        <w:rPr>
+          <w:b/>
+        </w:rPr>
+        <w:t xml:space="preserve">mission full-backend d'extraction d'un microservice autonome et réutilisable</w:t>
+      </w:r>
+      <w:r>
+        <w:rPr/>
+        <w:t xml:space="preserve"> depuis un système </w:t>
+      </w:r>
+      <w:r>
+        <w:rPr>
+          <w:b/>
+        </w:rPr>
+        <w:t xml:space="preserve">KYC</w:t>
+      </w:r>
+      <w:r>
+        <w:rPr/>
+        <w:t xml:space="preserve"> legacy</w:t>
+      </w:r>
+    </w:p>
+    <w:p>
+      <w:pPr>
+        <w:numPr>
+          <w:ilvl w:val="0"/>
+          <w:numId w:val="8"/>
+        </w:numPr>
+        <w:spacing w:lineRule="auto"/>
+      </w:pPr>
+      <w:r>
+        <w:rPr/>
+        <w:t xml:space="preserve">Découplé le service d'une </w:t>
+      </w:r>
+      <w:r>
+        <w:rPr>
+          <w:b/>
+        </w:rPr>
+        <w:t xml:space="preserve">base de données détenue par une autre équipe fournisseur</w:t>
+      </w:r>
+      <w:r>
+        <w:rPr/>
+        <w:t xml:space="preserve">, en définissant des frontières et une propriété de service claires</w:t>
+      </w:r>
+    </w:p>
+    <w:p>
+      <w:pPr>
+        <w:numPr>
+          <w:ilvl w:val="0"/>
+          <w:numId w:val="8"/>
+        </w:numPr>
+        <w:spacing w:lineRule="auto"/>
+      </w:pPr>
+      <w:r>
+        <w:rPr/>
+        <w:t xml:space="preserve">Conçu et implémenté des </w:t>
+      </w:r>
+      <w:r>
+        <w:rPr>
+          <w:b/>
+        </w:rPr>
+        <w:t xml:space="preserve">services backend</w:t>
+      </w:r>
+      <w:r>
+        <w:rPr/>
+        <w:t xml:space="preserve"> avec Java et Spring Boot</w:t>
+      </w:r>
+    </w:p>
+    <w:p>
+      <w:pPr>
+        <w:numPr>
+          <w:ilvl w:val="0"/>
+          <w:numId w:val="8"/>
+        </w:numPr>
+        <w:spacing w:lineRule="auto"/>
+      </w:pPr>
+      <w:r>
+        <w:rPr/>
+        <w:t xml:space="preserve">Développé et exposé des APIs REST consommées par d'autres systèmes internes</w:t>
+      </w:r>
+    </w:p>
+    <w:p>
+      <w:pPr>
+        <w:numPr>
+          <w:ilvl w:val="0"/>
+          <w:numId w:val="8"/>
+        </w:numPr>
+        <w:spacing w:lineRule="auto"/>
+      </w:pPr>
+      <w:r>
+        <w:rPr/>
+        <w:t xml:space="preserve">Implémenté des mécanismes de sécurité utilisant Spring Security et OAuth2</w:t>
+      </w:r>
+    </w:p>
+    <w:p>
+      <w:pPr>
+        <w:numPr>
+          <w:ilvl w:val="0"/>
+          <w:numId w:val="8"/>
+        </w:numPr>
+        <w:spacing w:lineRule="auto"/>
+      </w:pPr>
+      <w:r>
+        <w:rPr/>
+        <w:t xml:space="preserve">Assuré le </w:t>
+      </w:r>
+      <w:r>
+        <w:rPr>
+          <w:b/>
+        </w:rPr>
+        <w:t xml:space="preserve">support N2</w:t>
+      </w:r>
+      <w:r>
+        <w:rPr/>
+        <w:t xml:space="preserve">, en investiguant et résolvant les incidents de production</w:t>
+      </w:r>
+    </w:p>
+    <w:p>
+      <w:pPr>
+        <w:numPr>
+          <w:ilvl w:val="0"/>
+          <w:numId w:val="8"/>
+        </w:numPr>
+        <w:spacing w:lineRule="auto"/>
+      </w:pPr>
+      <w:r>
+        <w:rPr/>
+        <w:t xml:space="preserve">Assuré la qualité avec des tests unitaires et d'intégration ainsi que la </w:t>
+      </w:r>
+      <w:r>
+        <w:rPr>
+          <w:b/>
+        </w:rPr>
+        <w:t xml:space="preserve">couverture de code (JaCoCo)</w:t>
+      </w:r>
+      <w:r>
+        <w:rPr/>
+        <w:t xml:space="preserve">, pour la fiabilité et la conformité</w:t>
+      </w:r>
+    </w:p>
+    <w:p>
+      <w:pPr>
+        <w:spacing w:lineRule="auto"/>
+      </w:pPr>
+      <w:r>
+        <w:rPr>
+          <w:b/>
+          <w:sz w:val="21"/>
+        </w:rPr>
+        <w:t xml:space="preserve">Défis Techniques:</w:t>
+      </w:r>
+    </w:p>
+    <w:p>
+      <w:pPr>
+        <w:numPr>
+          <w:ilvl w:val="0"/>
           <w:numId w:val="9"/>
         </w:numPr>
         <w:spacing w:lineRule="auto"/>
       </w:pPr>
       <w:r>
         <w:rPr/>
-        <w:t xml:space="preserve">Construit l'application </w:t>
-      </w:r>
-      <w:r>
-        <w:rPr>
-          <w:b/>
-        </w:rPr>
-        <w:t xml:space="preserve">de zéro</w:t>
-      </w:r>
-      <w:r>
-        <w:rPr/>
-        <w:t xml:space="preserve">, des maquettes jusqu'au déploiement en production</w:t>
-      </w:r>
-    </w:p>
-    <w:p>
-      <w:pPr>
-        <w:numPr>
-          <w:ilvl w:val="0"/>
-          <w:numId w:val="9"/>
-        </w:numPr>
-        <w:spacing w:lineRule="auto"/>
-      </w:pPr>
-      <w:r>
-        <w:rPr/>
-        <w:t xml:space="preserve">Piloté la </w:t>
-      </w:r>
-      <w:r>
-        <w:rPr>
-          <w:b/>
-        </w:rPr>
-        <w:t xml:space="preserve">migration depuis Power Apps / Teams</w:t>
-      </w:r>
-      <w:r>
-        <w:rPr/>
-        <w:t xml:space="preserve"> vers une application React + Spring Boot maintenable, en reconstruisant les workflows de suivi d'opportunités (filtrage par type, région et autres critères)</w:t>
-      </w:r>
-    </w:p>
-    <w:p>
-      <w:pPr>
-        <w:numPr>
-          <w:ilvl w:val="0"/>
-          <w:numId w:val="9"/>
-        </w:numPr>
-        <w:spacing w:lineRule="auto"/>
-      </w:pPr>
-      <w:r>
-        <w:rPr/>
-        <w:t xml:space="preserve">Implémenté l'interface à partir des maquettes des designers avec </w:t>
-      </w:r>
-      <w:r>
-        <w:rPr>
-          <w:b/>
-        </w:rPr>
-        <w:t xml:space="preserve">React et le design system Ant Design</w:t>
-      </w:r>
-      <w:r>
-        <w:rPr/>
-        <w:t xml:space="preserve">, avec des composants cohérents et réutilisables</w:t>
-      </w:r>
-    </w:p>
-    <w:p>
-      <w:pPr>
-        <w:numPr>
-          <w:ilvl w:val="0"/>
-          <w:numId w:val="9"/>
-        </w:numPr>
-        <w:spacing w:lineRule="auto"/>
-      </w:pPr>
-      <w:r>
-        <w:rPr/>
-        <w:t xml:space="preserve">Implémenté l'authentification sécurisée avec </w:t>
-      </w:r>
-      <w:r>
-        <w:rPr>
-          <w:b/>
-        </w:rPr>
-        <w:t xml:space="preserve">Azure AD (IAM / SSO)</w:t>
-      </w:r>
-      <w:r>
-        <w:rPr/>
-        <w:t xml:space="preserve">, intégrée via Spring Security</w:t>
-      </w:r>
-    </w:p>
-    <w:p>
-      <w:pPr>
-        <w:numPr>
-          <w:ilvl w:val="0"/>
-          <w:numId w:val="9"/>
-        </w:numPr>
-        <w:spacing w:lineRule="auto"/>
-      </w:pPr>
-      <w:r>
-        <w:rPr/>
-        <w:t xml:space="preserve">Développé les services backend et APIs REST utilisant Java et Spring Boot</w:t>
-      </w:r>
-    </w:p>
-    <w:p>
-      <w:pPr>
-        <w:numPr>
-          <w:ilvl w:val="0"/>
-          <w:numId w:val="9"/>
-        </w:numPr>
-        <w:spacing w:lineRule="auto"/>
-      </w:pPr>
-      <w:r>
-        <w:rPr/>
-        <w:t xml:space="preserve">Développé des processus batch pour la </w:t>
-      </w:r>
-      <w:r>
-        <w:rPr>
-          <w:b/>
-        </w:rPr>
-        <w:t xml:space="preserve">migration de données</w:t>
-      </w:r>
-      <w:r>
-        <w:rPr/>
-        <w:t xml:space="preserve"> utilisant Spring Batch</w:t>
-      </w:r>
-    </w:p>
-    <w:p>
-      <w:pPr>
-        <w:numPr>
-          <w:ilvl w:val="0"/>
-          <w:numId w:val="9"/>
-        </w:numPr>
-        <w:spacing w:lineRule="auto"/>
-      </w:pPr>
-      <w:r>
-        <w:rPr/>
-        <w:t xml:space="preserve">Déployé l'application sur </w:t>
-      </w:r>
-      <w:r>
-        <w:rPr>
-          <w:b/>
-        </w:rPr>
-        <w:t xml:space="preserve">Azure</w:t>
-      </w:r>
-      <w:r>
-        <w:rPr/>
-        <w:t xml:space="preserve"> (App Services, Front Door, CDN, Blob Storage, PostgreSQL) avec des </w:t>
-      </w:r>
-      <w:r>
-        <w:rPr>
-          <w:b/>
-        </w:rPr>
-        <w:t xml:space="preserve">pipelines CI/CD</w:t>
-      </w:r>
-    </w:p>
-    <w:p>
-      <w:pPr>
-        <w:spacing w:lineRule="auto"/>
-      </w:pPr>
-      <w:r>
-        <w:rPr>
-          <w:b/>
-          <w:sz w:val="21"/>
-        </w:rPr>
-        <w:t xml:space="preserve">Défis Techniques:</w:t>
-      </w:r>
-    </w:p>
-    <w:p>
-      <w:pPr>
-        <w:numPr>
-          <w:ilvl w:val="0"/>
-          <w:numId w:val="10"/>
-        </w:numPr>
-        <w:spacing w:lineRule="auto"/>
-      </w:pPr>
-      <w:r>
-        <w:rPr/>
-        <w:t xml:space="preserve">Remplacer une application legacy </w:t>
-      </w:r>
-      <w:r>
-        <w:rPr>
-          <w:b/>
-        </w:rPr>
-        <w:t xml:space="preserve">Power Apps / Teams</w:t>
-      </w:r>
-      <w:r>
-        <w:rPr/>
-        <w:t xml:space="preserve"> sans perturber les workflows commerciaux dans </w:t>
-      </w:r>
-      <w:r>
-        <w:rPr>
-          <w:b/>
-        </w:rPr>
-        <w:t xml:space="preserve">55 pays</w:t>
+        <w:t xml:space="preserve">Extraire un service autonome depuis un </w:t>
+      </w:r>
+      <w:r>
+        <w:rPr>
+          <w:b/>
+        </w:rPr>
+        <w:t xml:space="preserve">système KYC legacy fortement couplé</w:t>
+      </w:r>
+      <w:r>
+        <w:rPr/>
+        <w:t xml:space="preserve"> dont la base de données appartenait à une autre équipe fournisseur</w:t>
       </w:r>
     </w:p>
     <w:p>
@@ -2267,7 +2101,7 @@
           <w:color w:val="444444"/>
           <w:sz w:val="19"/>
         </w:rPr>
-        <w:t xml:space="preserve"> React, TypeScript, Ant Design, Java 11, Spring Boot, Spring Security, Spring Batch, Azure (AD, App Services, CDN, Front Door, Blob Storage, PostgreSQL), GitLab CI/CD</w:t>
+        <w:t xml:space="preserve"> Java 17, Spring Boot, Spring Security, OAuth2, Quartz, RabbitMQ, PostgreSQL, Flyway, JaCoCo, Docker, Kubernetes, Jenkins</w:t>
       </w:r>
     </w:p>
     <w:p>
@@ -2280,7 +2114,7 @@
           <w:color w:val="0d1117"/>
           <w:sz w:val="20"/>
         </w:rPr>
-        <w:t xml:space="preserve">Client : gloody.co — Projet : SaaS RH &amp; Gestion d'Entreprise</w:t>
+        <w:t xml:space="preserve">Client : Colas — Projet : CRM</w:t>
       </w:r>
     </w:p>
     <w:p>
@@ -2299,7 +2133,7 @@
           <w:b/>
           <w:sz w:val="21"/>
         </w:rPr>
-        <w:t xml:space="preserve">gloody.co</w:t>
+        <w:t xml:space="preserve">CLASS</w:t>
       </w:r>
       <w:r>
         <w:rPr>
@@ -2312,13 +2146,26 @@
           <w:b/>
           <w:sz w:val="21"/>
         </w:rPr>
-        <w:t xml:space="preserve">SaaS multi-tenant RH &amp; gestion d'entreprise</w:t>
-      </w:r>
-      <w:r>
-        <w:rPr>
-          <w:sz w:val="21"/>
-        </w:rPr>
-        <w:t xml:space="preserve"> centralisant les workflows quotidiens des sociétés clientes : absences et congés, facturation, notes de frais et réservation de salles, servis depuis une base de code unique.</w:t>
+        <w:t xml:space="preserve">CRM global / Gestionnaire d'Opportunités</w:t>
+      </w:r>
+      <w:r>
+        <w:rPr>
+          <w:sz w:val="21"/>
+        </w:rPr>
+        <w:t xml:space="preserve"> construit de zéro et déployé dans 55 pays pour gérer les activités commerciales, opportunités et données clients du groupe Colas, en remplacement d'une application legacy </w:t>
+      </w:r>
+      <w:r>
+        <w:rPr>
+          <w:b/>
+          <w:sz w:val="21"/>
+        </w:rPr>
+        <w:t xml:space="preserve">Power Apps / Teams</w:t>
+      </w:r>
+      <w:r>
+        <w:rPr>
+          <w:sz w:val="21"/>
+        </w:rPr>
+        <w:t xml:space="preserve"> par une stack moderne React + Java Spring Boot.</w:t>
       </w:r>
     </w:p>
     <w:p>
@@ -2337,176 +2184,198 @@
       <w:pPr>
         <w:numPr>
           <w:ilvl w:val="0"/>
+          <w:numId w:val="10"/>
+        </w:numPr>
+        <w:spacing w:lineRule="auto"/>
+      </w:pPr>
+      <w:r>
+        <w:rPr/>
+        <w:t xml:space="preserve">Construit l'application </w:t>
+      </w:r>
+      <w:r>
+        <w:rPr>
+          <w:b/>
+        </w:rPr>
+        <w:t xml:space="preserve">de zéro</w:t>
+      </w:r>
+      <w:r>
+        <w:rPr/>
+        <w:t xml:space="preserve">, des maquettes jusqu'au déploiement en production</w:t>
+      </w:r>
+    </w:p>
+    <w:p>
+      <w:pPr>
+        <w:numPr>
+          <w:ilvl w:val="0"/>
+          <w:numId w:val="10"/>
+        </w:numPr>
+        <w:spacing w:lineRule="auto"/>
+      </w:pPr>
+      <w:r>
+        <w:rPr/>
+        <w:t xml:space="preserve">Piloté la </w:t>
+      </w:r>
+      <w:r>
+        <w:rPr>
+          <w:b/>
+        </w:rPr>
+        <w:t xml:space="preserve">migration depuis Power Apps / Teams</w:t>
+      </w:r>
+      <w:r>
+        <w:rPr/>
+        <w:t xml:space="preserve"> vers une application React + Spring Boot maintenable, en reconstruisant les workflows de suivi d'opportunités (filtrage par type, région et autres critères)</w:t>
+      </w:r>
+    </w:p>
+    <w:p>
+      <w:pPr>
+        <w:numPr>
+          <w:ilvl w:val="0"/>
+          <w:numId w:val="10"/>
+        </w:numPr>
+        <w:spacing w:lineRule="auto"/>
+      </w:pPr>
+      <w:r>
+        <w:rPr/>
+        <w:t xml:space="preserve">Implémenté l'interface à partir des maquettes des designers avec </w:t>
+      </w:r>
+      <w:r>
+        <w:rPr>
+          <w:b/>
+        </w:rPr>
+        <w:t xml:space="preserve">React et le design system Ant Design</w:t>
+      </w:r>
+      <w:r>
+        <w:rPr/>
+        <w:t xml:space="preserve">, avec des composants cohérents et réutilisables</w:t>
+      </w:r>
+    </w:p>
+    <w:p>
+      <w:pPr>
+        <w:numPr>
+          <w:ilvl w:val="0"/>
+          <w:numId w:val="10"/>
+        </w:numPr>
+        <w:spacing w:lineRule="auto"/>
+      </w:pPr>
+      <w:r>
+        <w:rPr/>
+        <w:t xml:space="preserve">Implémenté l'authentification sécurisée avec </w:t>
+      </w:r>
+      <w:r>
+        <w:rPr>
+          <w:b/>
+        </w:rPr>
+        <w:t xml:space="preserve">Azure AD (IAM / SSO)</w:t>
+      </w:r>
+      <w:r>
+        <w:rPr/>
+        <w:t xml:space="preserve">, intégrée via Spring Security</w:t>
+      </w:r>
+    </w:p>
+    <w:p>
+      <w:pPr>
+        <w:numPr>
+          <w:ilvl w:val="0"/>
+          <w:numId w:val="10"/>
+        </w:numPr>
+        <w:spacing w:lineRule="auto"/>
+      </w:pPr>
+      <w:r>
+        <w:rPr/>
+        <w:t xml:space="preserve">Développé les services backend et APIs REST utilisant Java et Spring Boot</w:t>
+      </w:r>
+    </w:p>
+    <w:p>
+      <w:pPr>
+        <w:numPr>
+          <w:ilvl w:val="0"/>
+          <w:numId w:val="10"/>
+        </w:numPr>
+        <w:spacing w:lineRule="auto"/>
+      </w:pPr>
+      <w:r>
+        <w:rPr/>
+        <w:t xml:space="preserve">Développé des processus batch pour la </w:t>
+      </w:r>
+      <w:r>
+        <w:rPr>
+          <w:b/>
+        </w:rPr>
+        <w:t xml:space="preserve">migration de données</w:t>
+      </w:r>
+      <w:r>
+        <w:rPr/>
+        <w:t xml:space="preserve"> utilisant Spring Batch</w:t>
+      </w:r>
+    </w:p>
+    <w:p>
+      <w:pPr>
+        <w:numPr>
+          <w:ilvl w:val="0"/>
+          <w:numId w:val="10"/>
+        </w:numPr>
+        <w:spacing w:lineRule="auto"/>
+      </w:pPr>
+      <w:r>
+        <w:rPr/>
+        <w:t xml:space="preserve">Déployé l'application sur </w:t>
+      </w:r>
+      <w:r>
+        <w:rPr>
+          <w:b/>
+        </w:rPr>
+        <w:t xml:space="preserve">Azure</w:t>
+      </w:r>
+      <w:r>
+        <w:rPr/>
+        <w:t xml:space="preserve"> (App Services, Front Door, CDN, Blob Storage, PostgreSQL) avec des </w:t>
+      </w:r>
+      <w:r>
+        <w:rPr>
+          <w:b/>
+        </w:rPr>
+        <w:t xml:space="preserve">pipelines CI/CD</w:t>
+      </w:r>
+    </w:p>
+    <w:p>
+      <w:pPr>
+        <w:spacing w:lineRule="auto"/>
+      </w:pPr>
+      <w:r>
+        <w:rPr>
+          <w:b/>
+          <w:sz w:val="21"/>
+        </w:rPr>
+        <w:t xml:space="preserve">Défis Techniques:</w:t>
+      </w:r>
+    </w:p>
+    <w:p>
+      <w:pPr>
+        <w:numPr>
+          <w:ilvl w:val="0"/>
           <w:numId w:val="11"/>
         </w:numPr>
         <w:spacing w:lineRule="auto"/>
       </w:pPr>
       <w:r>
         <w:rPr/>
-        <w:t xml:space="preserve">Livré des </w:t>
-      </w:r>
-      <w:r>
-        <w:rPr>
-          <w:b/>
-        </w:rPr>
-        <w:t xml:space="preserve">fonctionnalités full-stack</w:t>
-      </w:r>
-      <w:r>
-        <w:rPr/>
-        <w:t xml:space="preserve"> sur l'ensemble de la suite — absences et congés, facturation, notes de frais et réservation de salles — avec des front-ends </w:t>
-      </w:r>
-      <w:r>
-        <w:rPr>
-          <w:b/>
-        </w:rPr>
-        <w:t xml:space="preserve">React / Ant Design</w:t>
-      </w:r>
-      <w:r>
-        <w:rPr/>
-        <w:t xml:space="preserve"> sur des APIs REST </w:t>
-      </w:r>
-      <w:r>
-        <w:rPr>
-          <w:b/>
-        </w:rPr>
-        <w:t xml:space="preserve">Java / Spring Boot</w:t>
-      </w:r>
-    </w:p>
-    <w:p>
-      <w:pPr>
-        <w:numPr>
-          <w:ilvl w:val="0"/>
-          <w:numId w:val="11"/>
-        </w:numPr>
-        <w:spacing w:lineRule="auto"/>
-      </w:pPr>
-      <w:r>
-        <w:rPr/>
-        <w:t xml:space="preserve">Piloté l'</w:t>
-      </w:r>
-      <w:r>
-        <w:rPr>
-          <w:b/>
-        </w:rPr>
-        <w:t xml:space="preserve">architecture front-end</w:t>
-      </w:r>
-      <w:r>
-        <w:rPr/>
-        <w:t xml:space="preserve">, en particulier un </w:t>
-      </w:r>
-      <w:r>
-        <w:rPr>
-          <w:b/>
-        </w:rPr>
-        <w:t xml:space="preserve">calendrier haute performance</w:t>
-      </w:r>
-      <w:r>
-        <w:rPr/>
-        <w:t xml:space="preserve"> affichant des données de planning denses (absences, congés, réservations de salles) avec une navigation fluide</w:t>
-      </w:r>
-    </w:p>
-    <w:p>
-      <w:pPr>
-        <w:numPr>
-          <w:ilvl w:val="0"/>
-          <w:numId w:val="11"/>
-        </w:numPr>
-        <w:spacing w:lineRule="auto"/>
-      </w:pPr>
-      <w:r>
-        <w:rPr/>
-        <w:t xml:space="preserve">Structuré le front-end en </w:t>
-      </w:r>
-      <w:r>
-        <w:rPr>
-          <w:b/>
-        </w:rPr>
-        <w:t xml:space="preserve">composants Ant Design réutilisables</w:t>
-      </w:r>
-      <w:r>
-        <w:rPr/>
-        <w:t xml:space="preserve"> et patterns d'état partagés, garantissant la cohérence entre les modules de la suite</w:t>
-      </w:r>
-    </w:p>
-    <w:p>
-      <w:pPr>
-        <w:numPr>
-          <w:ilvl w:val="0"/>
-          <w:numId w:val="11"/>
-        </w:numPr>
-        <w:spacing w:lineRule="auto"/>
-      </w:pPr>
-      <w:r>
-        <w:rPr/>
-        <w:t xml:space="preserve">Conçu et exposé des </w:t>
-      </w:r>
-      <w:r>
-        <w:rPr>
-          <w:b/>
-        </w:rPr>
-        <w:t xml:space="preserve">APIs REST avec Java et Spring Boot</w:t>
-      </w:r>
-      <w:r>
-        <w:rPr/>
-        <w:t xml:space="preserve"> sur un modèle de données multi-tenant, en isolant les données de chaque organisation cliente</w:t>
-      </w:r>
-    </w:p>
-    <w:p>
-      <w:pPr>
-        <w:numPr>
-          <w:ilvl w:val="0"/>
-          <w:numId w:val="11"/>
-        </w:numPr>
-        <w:spacing w:lineRule="auto"/>
-      </w:pPr>
-      <w:r>
-        <w:rPr/>
-        <w:t xml:space="preserve">Travaillé sur un déploiement hébergé sur </w:t>
-      </w:r>
-      <w:r>
-        <w:rPr>
-          <w:b/>
-        </w:rPr>
-        <w:t xml:space="preserve">AWS</w:t>
-      </w:r>
-      <w:r>
-        <w:rPr/>
-        <w:t xml:space="preserve">, en contribuant à la chaîne de livraison</w:t>
-      </w:r>
-    </w:p>
-    <w:p>
-      <w:pPr>
-        <w:spacing w:lineRule="auto"/>
-      </w:pPr>
-      <w:r>
-        <w:rPr>
-          <w:b/>
-          <w:sz w:val="21"/>
-        </w:rPr>
-        <w:t xml:space="preserve">Défis Techniques:</w:t>
-      </w:r>
-    </w:p>
-    <w:p>
-      <w:pPr>
-        <w:numPr>
-          <w:ilvl w:val="0"/>
-          <w:numId w:val="12"/>
-        </w:numPr>
-        <w:spacing w:lineRule="auto"/>
-      </w:pPr>
-      <w:r>
-        <w:rPr/>
-        <w:t xml:space="preserve">Maintenir un </w:t>
-      </w:r>
-      <w:r>
-        <w:rPr>
-          <w:b/>
-        </w:rPr>
-        <w:t xml:space="preserve">calendrier fluide</w:t>
-      </w:r>
-      <w:r>
-        <w:rPr/>
-        <w:t xml:space="preserve"> tout en affichant de gros volumes de données de planning multi-sources sur un modèle multi-tenant</w:t>
+        <w:t xml:space="preserve">Remplacer une application legacy </w:t>
+      </w:r>
+      <w:r>
+        <w:rPr>
+          <w:b/>
+        </w:rPr>
+        <w:t xml:space="preserve">Power Apps / Teams</w:t>
+      </w:r>
+      <w:r>
+        <w:rPr/>
+        <w:t xml:space="preserve"> sans perturber les workflows commerciaux dans </w:t>
+      </w:r>
+      <w:r>
+        <w:rPr>
+          <w:b/>
+        </w:rPr>
+        <w:t xml:space="preserve">55 pays</w:t>
       </w:r>
     </w:p>
     <w:p>
@@ -2526,32 +2395,20 @@
           <w:color w:val="444444"/>
           <w:sz w:val="19"/>
         </w:rPr>
-        <w:t xml:space="preserve"> React, TypeScript, Ant Design, SCSS, Java, Spring Boot, REST APIs, AWS</w:t>
-      </w:r>
-    </w:p>
-    <w:p>
-      <w:pPr>
-        <w:pStyle w:val="Heading3"/>
+        <w:t xml:space="preserve"> React, TypeScript, Ant Design, Java 11, Spring Boot, Spring Security, Spring Batch, Azure (AD, App Services, CDN, Front Door, Blob Storage, PostgreSQL), GitLab CI/CD</w:t>
+      </w:r>
+    </w:p>
+    <w:p>
+      <w:pPr>
+        <w:pStyle w:val="Heading4"/>
         <w:spacing w:lineRule="auto"/>
       </w:pPr>
       <w:r>
         <w:rPr>
           <w:color w:val="0d1117"/>
-          <w:sz w:val="22"/>
-        </w:rPr>
-        <w:t xml:space="preserve">Scor — Développeur Full Stack → Lead de Projet (Java / Angular)</w:t>
-      </w:r>
-    </w:p>
-    <w:p>
-      <w:pPr>
-        <w:spacing w:lineRule="auto"/>
-      </w:pPr>
-      <w:r>
-        <w:rPr>
-          <w:color w:val="57606a"/>
           <w:sz w:val="20"/>
         </w:rPr>
-        <w:t xml:space="preserve">Juin 2019 – Septembre 2022 (3 ans 4 mois)</w:t>
+        <w:t xml:space="preserve">Client : gloody.co — Projet : SaaS RH &amp; Gestion d'Entreprise</w:t>
       </w:r>
     </w:p>
     <w:p>
@@ -2570,52 +2427,26 @@
           <w:b/>
           <w:sz w:val="21"/>
         </w:rPr>
-        <w:t xml:space="preserve">RiskReveal</w:t>
-      </w:r>
-      <w:r>
-        <w:rPr>
-          <w:sz w:val="21"/>
-        </w:rPr>
-        <w:t xml:space="preserve"> — une </w:t>
-      </w:r>
-      <w:r>
-        <w:rPr>
-          <w:b/>
-          <w:sz w:val="21"/>
-        </w:rPr>
-        <w:t xml:space="preserve">application de traitement de données lourd</w:t>
-      </w:r>
-      <w:r>
-        <w:rPr>
-          <w:sz w:val="21"/>
-        </w:rPr>
-        <w:t xml:space="preserve"> pour l'</w:t>
-      </w:r>
-      <w:r>
-        <w:rPr>
-          <w:b/>
-          <w:sz w:val="21"/>
-        </w:rPr>
-        <w:t xml:space="preserve">évaluation des risques de catastrophes naturelles</w:t>
-      </w:r>
-      <w:r>
-        <w:rPr>
-          <w:sz w:val="21"/>
-        </w:rPr>
-        <w:t xml:space="preserve">, ingérant et traitant de gros fichiers d'événements de sinistres historiques (</w:t>
-      </w:r>
-      <w:r>
-        <w:rPr>
-          <w:b/>
-          <w:sz w:val="21"/>
-        </w:rPr>
-        <w:t xml:space="preserve">ELT — Event Loss Tables</w:t>
-      </w:r>
-      <w:r>
-        <w:rPr>
-          <w:sz w:val="21"/>
-        </w:rPr>
-        <w:t xml:space="preserve">), chacun rattaché à une région géographique et un type de péril (inondation, ouragan, etc.) ; les réassureurs utilisent ces données pour évaluer et tarifer le risque d'un portefeuille donné.</w:t>
+        <w:t xml:space="preserve">gloody.co</w:t>
+      </w:r>
+      <w:r>
+        <w:rPr>
+          <w:sz w:val="21"/>
+        </w:rPr>
+        <w:t xml:space="preserve"> — un </w:t>
+      </w:r>
+      <w:r>
+        <w:rPr>
+          <w:b/>
+          <w:sz w:val="21"/>
+        </w:rPr>
+        <w:t xml:space="preserve">SaaS multi-tenant RH &amp; gestion d'entreprise</w:t>
+      </w:r>
+      <w:r>
+        <w:rPr>
+          <w:sz w:val="21"/>
+        </w:rPr>
+        <w:t xml:space="preserve"> centralisant les workflows quotidiens des sociétés clientes : absences et congés, facturation, notes de frais et réservation de salles, servis depuis une base de code unique.</w:t>
       </w:r>
     </w:p>
     <w:p>
@@ -2634,271 +2465,176 @@
       <w:pPr>
         <w:numPr>
           <w:ilvl w:val="0"/>
+          <w:numId w:val="12"/>
+        </w:numPr>
+        <w:spacing w:lineRule="auto"/>
+      </w:pPr>
+      <w:r>
+        <w:rPr/>
+        <w:t xml:space="preserve">Livré des </w:t>
+      </w:r>
+      <w:r>
+        <w:rPr>
+          <w:b/>
+        </w:rPr>
+        <w:t xml:space="preserve">fonctionnalités full-stack</w:t>
+      </w:r>
+      <w:r>
+        <w:rPr/>
+        <w:t xml:space="preserve"> sur l'ensemble de la suite — absences et congés, facturation, notes de frais et réservation de salles — avec des front-ends </w:t>
+      </w:r>
+      <w:r>
+        <w:rPr>
+          <w:b/>
+        </w:rPr>
+        <w:t xml:space="preserve">React / Ant Design</w:t>
+      </w:r>
+      <w:r>
+        <w:rPr/>
+        <w:t xml:space="preserve"> sur des APIs REST </w:t>
+      </w:r>
+      <w:r>
+        <w:rPr>
+          <w:b/>
+        </w:rPr>
+        <w:t xml:space="preserve">Java / Spring Boot</w:t>
+      </w:r>
+    </w:p>
+    <w:p>
+      <w:pPr>
+        <w:numPr>
+          <w:ilvl w:val="0"/>
+          <w:numId w:val="12"/>
+        </w:numPr>
+        <w:spacing w:lineRule="auto"/>
+      </w:pPr>
+      <w:r>
+        <w:rPr/>
+        <w:t xml:space="preserve">Piloté l'</w:t>
+      </w:r>
+      <w:r>
+        <w:rPr>
+          <w:b/>
+        </w:rPr>
+        <w:t xml:space="preserve">architecture front-end</w:t>
+      </w:r>
+      <w:r>
+        <w:rPr/>
+        <w:t xml:space="preserve">, en particulier un </w:t>
+      </w:r>
+      <w:r>
+        <w:rPr>
+          <w:b/>
+        </w:rPr>
+        <w:t xml:space="preserve">calendrier haute performance</w:t>
+      </w:r>
+      <w:r>
+        <w:rPr/>
+        <w:t xml:space="preserve"> affichant des données de planning denses (absences, congés, réservations de salles) avec une navigation fluide</w:t>
+      </w:r>
+    </w:p>
+    <w:p>
+      <w:pPr>
+        <w:numPr>
+          <w:ilvl w:val="0"/>
+          <w:numId w:val="12"/>
+        </w:numPr>
+        <w:spacing w:lineRule="auto"/>
+      </w:pPr>
+      <w:r>
+        <w:rPr/>
+        <w:t xml:space="preserve">Structuré le front-end en </w:t>
+      </w:r>
+      <w:r>
+        <w:rPr>
+          <w:b/>
+        </w:rPr>
+        <w:t xml:space="preserve">composants Ant Design réutilisables</w:t>
+      </w:r>
+      <w:r>
+        <w:rPr/>
+        <w:t xml:space="preserve"> et patterns d'état partagés, garantissant la cohérence entre les modules de la suite</w:t>
+      </w:r>
+    </w:p>
+    <w:p>
+      <w:pPr>
+        <w:numPr>
+          <w:ilvl w:val="0"/>
+          <w:numId w:val="12"/>
+        </w:numPr>
+        <w:spacing w:lineRule="auto"/>
+      </w:pPr>
+      <w:r>
+        <w:rPr/>
+        <w:t xml:space="preserve">Conçu et exposé des </w:t>
+      </w:r>
+      <w:r>
+        <w:rPr>
+          <w:b/>
+        </w:rPr>
+        <w:t xml:space="preserve">APIs REST avec Java et Spring Boot</w:t>
+      </w:r>
+      <w:r>
+        <w:rPr/>
+        <w:t xml:space="preserve"> sur un modèle de données multi-tenant, en isolant les données de chaque organisation cliente</w:t>
+      </w:r>
+    </w:p>
+    <w:p>
+      <w:pPr>
+        <w:numPr>
+          <w:ilvl w:val="0"/>
+          <w:numId w:val="12"/>
+        </w:numPr>
+        <w:spacing w:lineRule="auto"/>
+      </w:pPr>
+      <w:r>
+        <w:rPr/>
+        <w:t xml:space="preserve">Travaillé sur un déploiement hébergé sur </w:t>
+      </w:r>
+      <w:r>
+        <w:rPr>
+          <w:b/>
+        </w:rPr>
+        <w:t xml:space="preserve">AWS</w:t>
+      </w:r>
+      <w:r>
+        <w:rPr/>
+        <w:t xml:space="preserve">, en contribuant à la chaîne de livraison</w:t>
+      </w:r>
+    </w:p>
+    <w:p>
+      <w:pPr>
+        <w:spacing w:lineRule="auto"/>
+      </w:pPr>
+      <w:r>
+        <w:rPr>
+          <w:b/>
+          <w:sz w:val="21"/>
+        </w:rPr>
+        <w:t xml:space="preserve">Défis Techniques:</w:t>
+      </w:r>
+    </w:p>
+    <w:p>
+      <w:pPr>
+        <w:numPr>
+          <w:ilvl w:val="0"/>
           <w:numId w:val="13"/>
         </w:numPr>
         <w:spacing w:lineRule="auto"/>
       </w:pPr>
       <w:r>
         <w:rPr/>
-        <w:t xml:space="preserve">Évolué de développeur full-stack à </w:t>
-      </w:r>
-      <w:r>
-        <w:rPr>
-          <w:b/>
-        </w:rPr>
-        <w:t xml:space="preserve">lead technique / de projet</w:t>
-      </w:r>
-      <w:r>
-        <w:rPr/>
-        <w:t xml:space="preserve">, validant les livraisons backend (Spring) et pilotant l'implémentation au sein de l'équipe</w:t>
-      </w:r>
-    </w:p>
-    <w:p>
-      <w:pPr>
-        <w:numPr>
-          <w:ilvl w:val="0"/>
-          <w:numId w:val="13"/>
-        </w:numPr>
-        <w:spacing w:lineRule="auto"/>
-      </w:pPr>
-      <w:r>
-        <w:rPr/>
-        <w:t xml:space="preserve">Construit l'</w:t>
-      </w:r>
-      <w:r>
-        <w:rPr>
-          <w:b/>
-        </w:rPr>
-        <w:t xml:space="preserve">UI de risque data-heavy</w:t>
-      </w:r>
-      <w:r>
-        <w:rPr/>
-        <w:t xml:space="preserve"> sur </w:t>
-      </w:r>
-      <w:r>
-        <w:rPr>
-          <w:b/>
-        </w:rPr>
-        <w:t xml:space="preserve">AG Grid</w:t>
-      </w:r>
-      <w:r>
-        <w:rPr/>
-        <w:t xml:space="preserve"> — grilles virtualisées, groupement et agrégation sur de gros volumes de sinistres </w:t>
-      </w:r>
-      <w:r>
-        <w:rPr>
-          <w:b/>
-        </w:rPr>
-        <w:t xml:space="preserve">PLT</w:t>
-      </w:r>
-    </w:p>
-    <w:p>
-      <w:pPr>
-        <w:numPr>
-          <w:ilvl w:val="0"/>
-          <w:numId w:val="13"/>
-        </w:numPr>
-        <w:spacing w:lineRule="auto"/>
-      </w:pPr>
-      <w:r>
-        <w:rPr/>
-        <w:t xml:space="preserve">Piloté le </w:t>
-      </w:r>
-      <w:r>
-        <w:rPr>
-          <w:b/>
-        </w:rPr>
-        <w:t xml:space="preserve">modèle de calibration</w:t>
-      </w:r>
-      <w:r>
-        <w:rPr/>
-        <w:t xml:space="preserve"> — calculs statistiques appliqués aux événements de sinistres stockés dans des fichiers </w:t>
-      </w:r>
-      <w:r>
-        <w:rPr>
-          <w:b/>
-        </w:rPr>
-        <w:t xml:space="preserve">PLT</w:t>
-      </w:r>
-    </w:p>
-    <w:p>
-      <w:pPr>
-        <w:numPr>
-          <w:ilvl w:val="0"/>
-          <w:numId w:val="13"/>
-        </w:numPr>
-        <w:spacing w:lineRule="auto"/>
-      </w:pPr>
-      <w:r>
-        <w:rPr/>
-        <w:t xml:space="preserve">Développé des </w:t>
-      </w:r>
-      <w:r>
-        <w:rPr>
-          <w:b/>
-        </w:rPr>
-        <w:t xml:space="preserve">dashboards statistiques</w:t>
-      </w:r>
-      <w:r>
-        <w:rPr/>
-        <w:t xml:space="preserve"> sur les données de sinistres PLT — indicateurs de perte agrégés par péril et par région, alimentés par les calculs de calibration</w:t>
-      </w:r>
-    </w:p>
-    <w:p>
-      <w:pPr>
-        <w:numPr>
-          <w:ilvl w:val="0"/>
-          <w:numId w:val="13"/>
-        </w:numPr>
-        <w:spacing w:lineRule="auto"/>
-      </w:pPr>
-      <w:r>
-        <w:rPr/>
-        <w:t xml:space="preserve">Conçu et développé des services backend et APIs REST avec Spring Boot</w:t>
-      </w:r>
-    </w:p>
-    <w:p>
-      <w:pPr>
-        <w:spacing w:lineRule="auto"/>
-      </w:pPr>
-      <w:r>
-        <w:rPr>
-          <w:b/>
-          <w:sz w:val="21"/>
-        </w:rPr>
-        <w:t xml:space="preserve">Réalisations &amp; Impact:</w:t>
-      </w:r>
-    </w:p>
-    <w:p>
-      <w:pPr>
-        <w:numPr>
-          <w:ilvl w:val="0"/>
-          <w:numId w:val="14"/>
-        </w:numPr>
-        <w:spacing w:lineRule="auto"/>
-      </w:pPr>
-      <w:r>
-        <w:rPr/>
-        <w:t xml:space="preserve">Optimisé et fait évoluer le </w:t>
-      </w:r>
-      <w:r>
-        <w:rPr>
-          <w:b/>
-        </w:rPr>
-        <w:t xml:space="preserve">système d'orchestration batch</w:t>
-      </w:r>
-      <w:r>
-        <w:rPr/>
-        <w:t xml:space="preserve"> (Spring Batch) sur de gros volumes de données de risque, avec </w:t>
-      </w:r>
-      <w:r>
-        <w:rPr>
-          <w:b/>
-        </w:rPr>
-        <w:t xml:space="preserve">WebSockets</w:t>
-      </w:r>
-      <w:r>
-        <w:rPr/>
-        <w:t xml:space="preserve"> pour la progression temps réel</w:t>
-      </w:r>
-    </w:p>
-    <w:p>
-      <w:pPr>
-        <w:numPr>
-          <w:ilvl w:val="0"/>
-          <w:numId w:val="14"/>
-        </w:numPr>
-        <w:spacing w:lineRule="auto"/>
-      </w:pPr>
-      <w:r>
-        <w:rPr/>
-        <w:t xml:space="preserve">Mis en place l'</w:t>
-      </w:r>
-      <w:r>
-        <w:rPr>
-          <w:b/>
-        </w:rPr>
-        <w:t xml:space="preserve">authentification SSO</w:t>
-      </w:r>
-      <w:r>
-        <w:rPr/>
-        <w:t xml:space="preserve"> avec Spring Security, en intégrant </w:t>
-      </w:r>
-      <w:r>
-        <w:rPr>
-          <w:b/>
-        </w:rPr>
-        <w:t xml:space="preserve">Azure AD</w:t>
-      </w:r>
-      <w:r>
-        <w:rPr/>
-        <w:t xml:space="preserve"> et </w:t>
-      </w:r>
-      <w:r>
-        <w:rPr>
-          <w:b/>
-        </w:rPr>
-        <w:t xml:space="preserve">Keycloak</w:t>
-      </w:r>
-      <w:r>
-        <w:rPr/>
-        <w:t xml:space="preserve"> comme fournisseurs d'identité</w:t>
-      </w:r>
-    </w:p>
-    <w:p>
-      <w:pPr>
-        <w:numPr>
-          <w:ilvl w:val="0"/>
-          <w:numId w:val="14"/>
-        </w:numPr>
-        <w:spacing w:lineRule="auto"/>
-      </w:pPr>
-      <w:r>
-        <w:rPr/>
-        <w:t xml:space="preserve">Refactorisé le frontend vers un </w:t>
-      </w:r>
-      <w:r>
-        <w:rPr>
-          <w:b/>
-        </w:rPr>
-        <w:t xml:space="preserve">design system unique et unifié (Ant Design)</w:t>
-      </w:r>
-      <w:r>
-        <w:rPr/>
-        <w:t xml:space="preserve">, en supprimant les composants </w:t>
-      </w:r>
-      <w:r>
-        <w:rPr>
-          <w:b/>
-        </w:rPr>
-        <w:t xml:space="preserve">PrimeNG</w:t>
-      </w:r>
-      <w:r>
-        <w:rPr/>
-        <w:t xml:space="preserve"> legacy</w:t>
-      </w:r>
-    </w:p>
-    <w:p>
-      <w:pPr>
-        <w:numPr>
-          <w:ilvl w:val="0"/>
-          <w:numId w:val="14"/>
-        </w:numPr>
-        <w:spacing w:lineRule="auto"/>
-      </w:pPr>
-      <w:r>
-        <w:rPr/>
-        <w:t xml:space="preserve">Rendu les </w:t>
-      </w:r>
-      <w:r>
-        <w:rPr>
-          <w:b/>
-        </w:rPr>
-        <w:t xml:space="preserve">gros volumes de données de risque exploitables dans le navigateur</w:t>
-      </w:r>
-      <w:r>
-        <w:rPr/>
-        <w:t xml:space="preserve"> — rendu de grilles virtualisées et visualisation de données sur les écrans de sinistres lourds</w:t>
+        <w:t xml:space="preserve">Maintenir un </w:t>
+      </w:r>
+      <w:r>
+        <w:rPr>
+          <w:b/>
+        </w:rPr>
+        <w:t xml:space="preserve">calendrier fluide</w:t>
+      </w:r>
+      <w:r>
+        <w:rPr/>
+        <w:t xml:space="preserve"> tout en affichant de gros volumes de données de planning multi-sources sur un modèle multi-tenant</w:t>
       </w:r>
     </w:p>
     <w:p>
@@ -2918,7 +2654,7 @@
           <w:color w:val="444444"/>
           <w:sz w:val="19"/>
         </w:rPr>
-        <w:t xml:space="preserve"> Angular 12, Ant Design, AG Grid, WebSockets, Java 8, Spring Boot, Spring Batch, Spring Security, Keycloak, Azure AD, SQL Server, Azure DevOps, Jenkins</w:t>
+        <w:t xml:space="preserve"> React, TypeScript, Ant Design, SCSS, Java, Spring Boot, REST APIs, AWS</w:t>
       </w:r>
     </w:p>
     <w:p>
@@ -2931,7 +2667,7 @@
           <w:color w:val="0d1117"/>
           <w:sz w:val="22"/>
         </w:rPr>
-        <w:t xml:space="preserve">Scor — Développeur Front-End Angular (Stage de Fin d'Études)</w:t>
+        <w:t xml:space="preserve">Scor — Développeur Full Stack → Lead de Projet (Java / Angular)</w:t>
       </w:r>
     </w:p>
     <w:p>
@@ -2943,6 +2679,398 @@
           <w:color w:val="57606a"/>
           <w:sz w:val="20"/>
         </w:rPr>
+        <w:t xml:space="preserve">Juin 2019 – Septembre 2022 (3 ans 4 mois)</w:t>
+      </w:r>
+    </w:p>
+    <w:p>
+      <w:pPr>
+        <w:spacing w:lineRule="auto"/>
+      </w:pPr>
+      <w:r>
+        <w:rPr>
+          <w:b/>
+          <w:sz w:val="21"/>
+        </w:rPr>
+        <w:t xml:space="preserve">Contexte du projet:</w:t>
+      </w:r>
+      <w:r>
+        <w:rPr>
+          <w:b/>
+          <w:sz w:val="21"/>
+        </w:rPr>
+        <w:t xml:space="preserve">RiskReveal</w:t>
+      </w:r>
+      <w:r>
+        <w:rPr>
+          <w:sz w:val="21"/>
+        </w:rPr>
+        <w:t xml:space="preserve"> — une </w:t>
+      </w:r>
+      <w:r>
+        <w:rPr>
+          <w:b/>
+          <w:sz w:val="21"/>
+        </w:rPr>
+        <w:t xml:space="preserve">application de traitement de données lourd</w:t>
+      </w:r>
+      <w:r>
+        <w:rPr>
+          <w:sz w:val="21"/>
+        </w:rPr>
+        <w:t xml:space="preserve"> pour l'</w:t>
+      </w:r>
+      <w:r>
+        <w:rPr>
+          <w:b/>
+          <w:sz w:val="21"/>
+        </w:rPr>
+        <w:t xml:space="preserve">évaluation des risques de catastrophes naturelles</w:t>
+      </w:r>
+      <w:r>
+        <w:rPr>
+          <w:sz w:val="21"/>
+        </w:rPr>
+        <w:t xml:space="preserve">, ingérant et traitant de gros fichiers d'événements de sinistres historiques (</w:t>
+      </w:r>
+      <w:r>
+        <w:rPr>
+          <w:b/>
+          <w:sz w:val="21"/>
+        </w:rPr>
+        <w:t xml:space="preserve">ELT — Event Loss Tables</w:t>
+      </w:r>
+      <w:r>
+        <w:rPr>
+          <w:sz w:val="21"/>
+        </w:rPr>
+        <w:t xml:space="preserve">), chacun rattaché à une région géographique et un type de péril (inondation, ouragan, etc.) ; les réassureurs utilisent ces données pour évaluer et tarifer le risque d'un portefeuille donné.</w:t>
+      </w:r>
+    </w:p>
+    <w:p>
+      <w:pPr>
+        <w:spacing w:lineRule="auto"/>
+      </w:pPr>
+      <w:r>
+        <w:rPr>
+          <w:b/>
+          <w:sz w:val="21"/>
+        </w:rPr>
+        <w:t xml:space="preserve">Responsabilités:</w:t>
+      </w:r>
+    </w:p>
+    <w:p>
+      <w:pPr>
+        <w:numPr>
+          <w:ilvl w:val="0"/>
+          <w:numId w:val="14"/>
+        </w:numPr>
+        <w:spacing w:lineRule="auto"/>
+      </w:pPr>
+      <w:r>
+        <w:rPr/>
+        <w:t xml:space="preserve">Évolué de développeur full-stack à </w:t>
+      </w:r>
+      <w:r>
+        <w:rPr>
+          <w:b/>
+        </w:rPr>
+        <w:t xml:space="preserve">lead technique / de projet</w:t>
+      </w:r>
+      <w:r>
+        <w:rPr/>
+        <w:t xml:space="preserve">, validant les livraisons backend (Spring) et pilotant l'implémentation au sein de l'équipe</w:t>
+      </w:r>
+    </w:p>
+    <w:p>
+      <w:pPr>
+        <w:numPr>
+          <w:ilvl w:val="0"/>
+          <w:numId w:val="14"/>
+        </w:numPr>
+        <w:spacing w:lineRule="auto"/>
+      </w:pPr>
+      <w:r>
+        <w:rPr/>
+        <w:t xml:space="preserve">Construit l'</w:t>
+      </w:r>
+      <w:r>
+        <w:rPr>
+          <w:b/>
+        </w:rPr>
+        <w:t xml:space="preserve">UI de risque data-heavy</w:t>
+      </w:r>
+      <w:r>
+        <w:rPr/>
+        <w:t xml:space="preserve"> sur </w:t>
+      </w:r>
+      <w:r>
+        <w:rPr>
+          <w:b/>
+        </w:rPr>
+        <w:t xml:space="preserve">AG Grid</w:t>
+      </w:r>
+      <w:r>
+        <w:rPr/>
+        <w:t xml:space="preserve"> — grilles virtualisées, groupement et agrégation sur de gros volumes de sinistres </w:t>
+      </w:r>
+      <w:r>
+        <w:rPr>
+          <w:b/>
+        </w:rPr>
+        <w:t xml:space="preserve">PLT</w:t>
+      </w:r>
+    </w:p>
+    <w:p>
+      <w:pPr>
+        <w:numPr>
+          <w:ilvl w:val="0"/>
+          <w:numId w:val="14"/>
+        </w:numPr>
+        <w:spacing w:lineRule="auto"/>
+      </w:pPr>
+      <w:r>
+        <w:rPr/>
+        <w:t xml:space="preserve">Piloté le </w:t>
+      </w:r>
+      <w:r>
+        <w:rPr>
+          <w:b/>
+        </w:rPr>
+        <w:t xml:space="preserve">modèle de calibration</w:t>
+      </w:r>
+      <w:r>
+        <w:rPr/>
+        <w:t xml:space="preserve"> — calculs statistiques appliqués aux événements de sinistres stockés dans des fichiers </w:t>
+      </w:r>
+      <w:r>
+        <w:rPr>
+          <w:b/>
+        </w:rPr>
+        <w:t xml:space="preserve">PLT</w:t>
+      </w:r>
+    </w:p>
+    <w:p>
+      <w:pPr>
+        <w:numPr>
+          <w:ilvl w:val="0"/>
+          <w:numId w:val="14"/>
+        </w:numPr>
+        <w:spacing w:lineRule="auto"/>
+      </w:pPr>
+      <w:r>
+        <w:rPr/>
+        <w:t xml:space="preserve">Développé des </w:t>
+      </w:r>
+      <w:r>
+        <w:rPr>
+          <w:b/>
+        </w:rPr>
+        <w:t xml:space="preserve">dashboards statistiques</w:t>
+      </w:r>
+      <w:r>
+        <w:rPr/>
+        <w:t xml:space="preserve"> sur les données de sinistres PLT — indicateurs de perte agrégés par péril et par région, alimentés par les calculs de calibration</w:t>
+      </w:r>
+    </w:p>
+    <w:p>
+      <w:pPr>
+        <w:numPr>
+          <w:ilvl w:val="0"/>
+          <w:numId w:val="14"/>
+        </w:numPr>
+        <w:spacing w:lineRule="auto"/>
+      </w:pPr>
+      <w:r>
+        <w:rPr/>
+        <w:t xml:space="preserve">Conçu et développé des services backend et APIs REST avec Spring Boot</w:t>
+      </w:r>
+    </w:p>
+    <w:p>
+      <w:pPr>
+        <w:spacing w:lineRule="auto"/>
+      </w:pPr>
+      <w:r>
+        <w:rPr>
+          <w:b/>
+          <w:sz w:val="21"/>
+        </w:rPr>
+        <w:t xml:space="preserve">Réalisations &amp; Impact:</w:t>
+      </w:r>
+    </w:p>
+    <w:p>
+      <w:pPr>
+        <w:numPr>
+          <w:ilvl w:val="0"/>
+          <w:numId w:val="15"/>
+        </w:numPr>
+        <w:spacing w:lineRule="auto"/>
+      </w:pPr>
+      <w:r>
+        <w:rPr/>
+        <w:t xml:space="preserve">Optimisé et fait évoluer le </w:t>
+      </w:r>
+      <w:r>
+        <w:rPr>
+          <w:b/>
+        </w:rPr>
+        <w:t xml:space="preserve">système d'orchestration batch</w:t>
+      </w:r>
+      <w:r>
+        <w:rPr/>
+        <w:t xml:space="preserve"> (Spring Batch) sur de gros volumes de données de risque, avec </w:t>
+      </w:r>
+      <w:r>
+        <w:rPr>
+          <w:b/>
+        </w:rPr>
+        <w:t xml:space="preserve">WebSockets</w:t>
+      </w:r>
+      <w:r>
+        <w:rPr/>
+        <w:t xml:space="preserve"> pour la progression temps réel</w:t>
+      </w:r>
+    </w:p>
+    <w:p>
+      <w:pPr>
+        <w:numPr>
+          <w:ilvl w:val="0"/>
+          <w:numId w:val="15"/>
+        </w:numPr>
+        <w:spacing w:lineRule="auto"/>
+      </w:pPr>
+      <w:r>
+        <w:rPr/>
+        <w:t xml:space="preserve">Mis en place l'</w:t>
+      </w:r>
+      <w:r>
+        <w:rPr>
+          <w:b/>
+        </w:rPr>
+        <w:t xml:space="preserve">authentification SSO</w:t>
+      </w:r>
+      <w:r>
+        <w:rPr/>
+        <w:t xml:space="preserve"> avec Spring Security, en intégrant </w:t>
+      </w:r>
+      <w:r>
+        <w:rPr>
+          <w:b/>
+        </w:rPr>
+        <w:t xml:space="preserve">Azure AD</w:t>
+      </w:r>
+      <w:r>
+        <w:rPr/>
+        <w:t xml:space="preserve"> et </w:t>
+      </w:r>
+      <w:r>
+        <w:rPr>
+          <w:b/>
+        </w:rPr>
+        <w:t xml:space="preserve">Keycloak</w:t>
+      </w:r>
+      <w:r>
+        <w:rPr/>
+        <w:t xml:space="preserve"> comme fournisseurs d'identité</w:t>
+      </w:r>
+    </w:p>
+    <w:p>
+      <w:pPr>
+        <w:numPr>
+          <w:ilvl w:val="0"/>
+          <w:numId w:val="15"/>
+        </w:numPr>
+        <w:spacing w:lineRule="auto"/>
+      </w:pPr>
+      <w:r>
+        <w:rPr/>
+        <w:t xml:space="preserve">Refactorisé le frontend vers un </w:t>
+      </w:r>
+      <w:r>
+        <w:rPr>
+          <w:b/>
+        </w:rPr>
+        <w:t xml:space="preserve">design system unique et unifié (Ant Design)</w:t>
+      </w:r>
+      <w:r>
+        <w:rPr/>
+        <w:t xml:space="preserve">, en supprimant les composants </w:t>
+      </w:r>
+      <w:r>
+        <w:rPr>
+          <w:b/>
+        </w:rPr>
+        <w:t xml:space="preserve">PrimeNG</w:t>
+      </w:r>
+      <w:r>
+        <w:rPr/>
+        <w:t xml:space="preserve"> legacy</w:t>
+      </w:r>
+    </w:p>
+    <w:p>
+      <w:pPr>
+        <w:numPr>
+          <w:ilvl w:val="0"/>
+          <w:numId w:val="15"/>
+        </w:numPr>
+        <w:spacing w:lineRule="auto"/>
+      </w:pPr>
+      <w:r>
+        <w:rPr/>
+        <w:t xml:space="preserve">Rendu les </w:t>
+      </w:r>
+      <w:r>
+        <w:rPr>
+          <w:b/>
+        </w:rPr>
+        <w:t xml:space="preserve">gros volumes de données de risque exploitables dans le navigateur</w:t>
+      </w:r>
+      <w:r>
+        <w:rPr/>
+        <w:t xml:space="preserve"> — rendu de grilles virtualisées et visualisation de données sur les écrans de sinistres lourds</w:t>
+      </w:r>
+    </w:p>
+    <w:p>
+      <w:pPr>
+        <w:spacing w:lineRule="auto"/>
+      </w:pPr>
+      <w:r>
+        <w:rPr>
+          <w:b/>
+          <w:sz w:val="19"/>
+        </w:rPr>
+        <w:t xml:space="preserve">Environnement Technique:</w:t>
+      </w:r>
+      <w:r>
+        <w:rPr>
+          <w:rFonts w:ascii="Consolas" w:hAnsi="Consolas"/>
+          <w:color w:val="444444"/>
+          <w:sz w:val="19"/>
+        </w:rPr>
+        <w:t xml:space="preserve"> Angular 12, Ant Design, AG Grid, WebSockets, Java 8, Spring Boot, Spring Batch, Spring Security, Keycloak, Azure AD, SQL Server, Azure DevOps, Jenkins</w:t>
+      </w:r>
+    </w:p>
+    <w:p>
+      <w:pPr>
+        <w:pStyle w:val="Heading3"/>
+        <w:spacing w:lineRule="auto"/>
+      </w:pPr>
+      <w:r>
+        <w:rPr>
+          <w:color w:val="0d1117"/>
+          <w:sz w:val="22"/>
+        </w:rPr>
+        <w:t xml:space="preserve">Scor — Développeur Front-End Angular (Stage de Fin d'Études)</w:t>
+      </w:r>
+    </w:p>
+    <w:p>
+      <w:pPr>
+        <w:spacing w:lineRule="auto"/>
+      </w:pPr>
+      <w:r>
+        <w:rPr>
+          <w:color w:val="57606a"/>
+          <w:sz w:val="20"/>
+        </w:rPr>
         <w:t xml:space="preserve">Mars 2019 – Juin 2019 (4 mois)</w:t>
       </w:r>
     </w:p>
@@ -2968,7 +3096,7 @@
       <w:pPr>
         <w:numPr>
           <w:ilvl w:val="0"/>
-          <w:numId w:val="15"/>
+          <w:numId w:val="16"/>
         </w:numPr>
         <w:spacing w:lineRule="auto"/>
       </w:pPr>
@@ -2981,7 +3109,7 @@
       <w:pPr>
         <w:numPr>
           <w:ilvl w:val="0"/>
-          <w:numId w:val="15"/>
+          <w:numId w:val="16"/>
         </w:numPr>
         <w:spacing w:lineRule="auto"/>
       </w:pPr>
@@ -2994,7 +3122,7 @@
       <w:pPr>
         <w:numPr>
           <w:ilvl w:val="0"/>
-          <w:numId w:val="15"/>
+          <w:numId w:val="16"/>
         </w:numPr>
         <w:spacing w:lineRule="auto"/>
       </w:pPr>
@@ -3007,7 +3135,7 @@
       <w:pPr>
         <w:numPr>
           <w:ilvl w:val="0"/>
-          <w:numId w:val="15"/>
+          <w:numId w:val="16"/>
         </w:numPr>
         <w:spacing w:lineRule="auto"/>
       </w:pPr>
@@ -3175,7 +3303,7 @@
       <w:pPr>
         <w:numPr>
           <w:ilvl w:val="0"/>
-          <w:numId w:val="16"/>
+          <w:numId w:val="17"/>
         </w:numPr>
         <w:spacing w:lineRule="auto"/>
       </w:pPr>
@@ -3218,7 +3346,7 @@
       <w:pPr>
         <w:numPr>
           <w:ilvl w:val="0"/>
-          <w:numId w:val="16"/>
+          <w:numId w:val="17"/>
         </w:numPr>
         <w:spacing w:lineRule="auto"/>
       </w:pPr>
@@ -3241,7 +3369,7 @@
       <w:pPr>
         <w:numPr>
           <w:ilvl w:val="0"/>
-          <w:numId w:val="16"/>
+          <w:numId w:val="17"/>
         </w:numPr>
         <w:spacing w:lineRule="auto"/>
       </w:pPr>
@@ -3290,7 +3418,7 @@
       <w:pPr>
         <w:numPr>
           <w:ilvl w:val="0"/>
-          <w:numId w:val="16"/>
+          <w:numId w:val="17"/>
         </w:numPr>
         <w:spacing w:lineRule="auto"/>
       </w:pPr>
@@ -3323,7 +3451,7 @@
       <w:pPr>
         <w:numPr>
           <w:ilvl w:val="0"/>
-          <w:numId w:val="16"/>
+          <w:numId w:val="17"/>
         </w:numPr>
         <w:spacing w:lineRule="auto"/>
       </w:pPr>
@@ -3356,7 +3484,7 @@
       <w:pPr>
         <w:numPr>
           <w:ilvl w:val="0"/>
-          <w:numId w:val="16"/>
+          <w:numId w:val="17"/>
         </w:numPr>
         <w:spacing w:lineRule="auto"/>
       </w:pPr>
@@ -3379,7 +3507,7 @@
       <w:pPr>
         <w:numPr>
           <w:ilvl w:val="0"/>
-          <w:numId w:val="16"/>
+          <w:numId w:val="17"/>
         </w:numPr>
         <w:spacing w:lineRule="auto"/>
       </w:pPr>
@@ -3412,7 +3540,7 @@
       <w:pPr>
         <w:numPr>
           <w:ilvl w:val="0"/>
-          <w:numId w:val="16"/>
+          <w:numId w:val="17"/>
         </w:numPr>
         <w:spacing w:lineRule="auto"/>
       </w:pPr>
@@ -3598,7 +3726,7 @@
       <w:pPr>
         <w:numPr>
           <w:ilvl w:val="0"/>
-          <w:numId w:val="17"/>
+          <w:numId w:val="18"/>
         </w:numPr>
         <w:spacing w:lineRule="auto"/>
       </w:pPr>
@@ -3687,7 +3815,7 @@
       <w:pPr>
         <w:numPr>
           <w:ilvl w:val="0"/>
-          <w:numId w:val="17"/>
+          <w:numId w:val="18"/>
         </w:numPr>
         <w:spacing w:lineRule="auto"/>
       </w:pPr>
@@ -3720,7 +3848,7 @@
       <w:pPr>
         <w:numPr>
           <w:ilvl w:val="0"/>
-          <w:numId w:val="17"/>
+          <w:numId w:val="18"/>
         </w:numPr>
         <w:spacing w:lineRule="auto"/>
       </w:pPr>
@@ -3773,7 +3901,7 @@
       <w:pPr>
         <w:numPr>
           <w:ilvl w:val="0"/>
-          <w:numId w:val="17"/>
+          <w:numId w:val="18"/>
         </w:numPr>
         <w:spacing w:lineRule="auto"/>
       </w:pPr>
@@ -3826,7 +3954,7 @@
       <w:pPr>
         <w:numPr>
           <w:ilvl w:val="0"/>
-          <w:numId w:val="17"/>
+          <w:numId w:val="18"/>
         </w:numPr>
         <w:spacing w:lineRule="auto"/>
       </w:pPr>
@@ -3879,7 +4007,7 @@
       <w:pPr>
         <w:numPr>
           <w:ilvl w:val="0"/>
-          <w:numId w:val="17"/>
+          <w:numId w:val="18"/>
         </w:numPr>
         <w:spacing w:lineRule="auto"/>
       </w:pPr>
@@ -4071,7 +4199,7 @@
       <w:pPr>
         <w:numPr>
           <w:ilvl w:val="0"/>
-          <w:numId w:val="18"/>
+          <w:numId w:val="19"/>
         </w:numPr>
         <w:spacing w:lineRule="auto"/>
       </w:pPr>
@@ -4124,7 +4252,7 @@
       <w:pPr>
         <w:numPr>
           <w:ilvl w:val="0"/>
-          <w:numId w:val="18"/>
+          <w:numId w:val="19"/>
         </w:numPr>
         <w:spacing w:lineRule="auto"/>
       </w:pPr>
@@ -4147,7 +4275,7 @@
       <w:pPr>
         <w:numPr>
           <w:ilvl w:val="0"/>
-          <w:numId w:val="18"/>
+          <w:numId w:val="19"/>
         </w:numPr>
         <w:spacing w:lineRule="auto"/>
       </w:pPr>
@@ -4180,7 +4308,7 @@
       <w:pPr>
         <w:numPr>
           <w:ilvl w:val="0"/>
-          <w:numId w:val="18"/>
+          <w:numId w:val="19"/>
         </w:numPr>
         <w:spacing w:lineRule="auto"/>
       </w:pPr>
@@ -4243,7 +4371,7 @@
       <w:pPr>
         <w:numPr>
           <w:ilvl w:val="0"/>
-          <w:numId w:val="18"/>
+          <w:numId w:val="19"/>
         </w:numPr>
         <w:spacing w:lineRule="auto"/>
       </w:pPr>
@@ -4276,7 +4404,7 @@
       <w:pPr>
         <w:numPr>
           <w:ilvl w:val="0"/>
-          <w:numId w:val="18"/>
+          <w:numId w:val="19"/>
         </w:numPr>
         <w:spacing w:lineRule="auto"/>
       </w:pPr>
@@ -4468,7 +4596,7 @@
       <w:pPr>
         <w:numPr>
           <w:ilvl w:val="0"/>
-          <w:numId w:val="19"/>
+          <w:numId w:val="20"/>
         </w:numPr>
         <w:spacing w:lineRule="auto"/>
       </w:pPr>
@@ -4501,7 +4629,7 @@
       <w:pPr>
         <w:numPr>
           <w:ilvl w:val="0"/>
-          <w:numId w:val="19"/>
+          <w:numId w:val="20"/>
         </w:numPr>
         <w:spacing w:lineRule="auto"/>
       </w:pPr>
@@ -4544,7 +4672,7 @@
       <w:pPr>
         <w:numPr>
           <w:ilvl w:val="0"/>
-          <w:numId w:val="19"/>
+          <w:numId w:val="20"/>
         </w:numPr>
         <w:spacing w:lineRule="auto"/>
       </w:pPr>
@@ -4603,7 +4731,7 @@
       <w:pPr>
         <w:numPr>
           <w:ilvl w:val="0"/>
-          <w:numId w:val="19"/>
+          <w:numId w:val="20"/>
         </w:numPr>
         <w:spacing w:lineRule="auto"/>
       </w:pPr>
@@ -4636,7 +4764,7 @@
       <w:pPr>
         <w:numPr>
           <w:ilvl w:val="0"/>
-          <w:numId w:val="19"/>
+          <w:numId w:val="20"/>
         </w:numPr>
         <w:spacing w:lineRule="auto"/>
       </w:pPr>
@@ -4818,7 +4946,7 @@
       <w:pPr>
         <w:numPr>
           <w:ilvl w:val="0"/>
-          <w:numId w:val="20"/>
+          <w:numId w:val="21"/>
         </w:numPr>
         <w:spacing w:lineRule="auto"/>
       </w:pPr>
@@ -4841,7 +4969,7 @@
       <w:pPr>
         <w:numPr>
           <w:ilvl w:val="0"/>
-          <w:numId w:val="20"/>
+          <w:numId w:val="21"/>
         </w:numPr>
         <w:spacing w:lineRule="auto"/>
       </w:pPr>
@@ -4894,7 +5022,7 @@
       <w:pPr>
         <w:numPr>
           <w:ilvl w:val="0"/>
-          <w:numId w:val="20"/>
+          <w:numId w:val="21"/>
         </w:numPr>
         <w:spacing w:lineRule="auto"/>
       </w:pPr>
@@ -4927,7 +5055,7 @@
       <w:pPr>
         <w:numPr>
           <w:ilvl w:val="0"/>
-          <w:numId w:val="20"/>
+          <w:numId w:val="21"/>
         </w:numPr>
         <w:spacing w:lineRule="auto"/>
       </w:pPr>
@@ -4970,7 +5098,7 @@
       <w:pPr>
         <w:numPr>
           <w:ilvl w:val="0"/>
-          <w:numId w:val="20"/>
+          <w:numId w:val="21"/>
         </w:numPr>
         <w:spacing w:lineRule="auto"/>
       </w:pPr>
@@ -4993,7 +5121,7 @@
       <w:pPr>
         <w:numPr>
           <w:ilvl w:val="0"/>
-          <w:numId w:val="20"/>
+          <w:numId w:val="21"/>
         </w:numPr>
         <w:spacing w:lineRule="auto"/>
       </w:pPr>
@@ -5016,7 +5144,7 @@
       <w:pPr>
         <w:numPr>
           <w:ilvl w:val="0"/>
-          <w:numId w:val="20"/>
+          <w:numId w:val="21"/>
         </w:numPr>
         <w:spacing w:lineRule="auto"/>
       </w:pPr>
@@ -5039,7 +5167,7 @@
       <w:pPr>
         <w:numPr>
           <w:ilvl w:val="0"/>
-          <w:numId w:val="20"/>
+          <w:numId w:val="21"/>
         </w:numPr>
         <w:spacing w:lineRule="auto"/>
       </w:pPr>
@@ -5187,7 +5315,7 @@
       <w:pPr>
         <w:numPr>
           <w:ilvl w:val="0"/>
-          <w:numId w:val="21"/>
+          <w:numId w:val="22"/>
         </w:numPr>
         <w:spacing w:lineRule="auto"/>
       </w:pPr>
@@ -5240,7 +5368,7 @@
       <w:pPr>
         <w:numPr>
           <w:ilvl w:val="0"/>
-          <w:numId w:val="21"/>
+          <w:numId w:val="22"/>
         </w:numPr>
         <w:spacing w:lineRule="auto"/>
       </w:pPr>
@@ -5283,7 +5411,7 @@
       <w:pPr>
         <w:numPr>
           <w:ilvl w:val="0"/>
-          <w:numId w:val="21"/>
+          <w:numId w:val="22"/>
         </w:numPr>
         <w:spacing w:lineRule="auto"/>
       </w:pPr>
@@ -5306,7 +5434,7 @@
       <w:pPr>
         <w:numPr>
           <w:ilvl w:val="0"/>
-          <w:numId w:val="21"/>
+          <w:numId w:val="22"/>
         </w:numPr>
         <w:spacing w:lineRule="auto"/>
       </w:pPr>
@@ -5329,7 +5457,7 @@
       <w:pPr>
         <w:numPr>
           <w:ilvl w:val="0"/>
-          <w:numId w:val="21"/>
+          <w:numId w:val="22"/>
         </w:numPr>
         <w:spacing w:lineRule="auto"/>
       </w:pPr>
@@ -5352,7 +5480,7 @@
       <w:pPr>
         <w:numPr>
           <w:ilvl w:val="0"/>
-          <w:numId w:val="21"/>
+          <w:numId w:val="22"/>
         </w:numPr>
         <w:spacing w:lineRule="auto"/>
       </w:pPr>
@@ -5405,7 +5533,7 @@
       <w:pPr>
         <w:numPr>
           <w:ilvl w:val="0"/>
-          <w:numId w:val="21"/>
+          <w:numId w:val="22"/>
         </w:numPr>
         <w:spacing w:lineRule="auto"/>
       </w:pPr>
@@ -5571,7 +5699,7 @@
       <w:pPr>
         <w:numPr>
           <w:ilvl w:val="0"/>
-          <w:numId w:val="22"/>
+          <w:numId w:val="23"/>
         </w:numPr>
         <w:spacing w:lineRule="auto"/>
       </w:pPr>
@@ -5594,7 +5722,7 @@
       <w:pPr>
         <w:numPr>
           <w:ilvl w:val="0"/>
-          <w:numId w:val="22"/>
+          <w:numId w:val="23"/>
         </w:numPr>
         <w:spacing w:lineRule="auto"/>
       </w:pPr>
@@ -5617,7 +5745,7 @@
       <w:pPr>
         <w:numPr>
           <w:ilvl w:val="0"/>
-          <w:numId w:val="22"/>
+          <w:numId w:val="23"/>
         </w:numPr>
         <w:spacing w:lineRule="auto"/>
       </w:pPr>
@@ -5640,7 +5768,7 @@
       <w:pPr>
         <w:numPr>
           <w:ilvl w:val="0"/>
-          <w:numId w:val="22"/>
+          <w:numId w:val="23"/>
         </w:numPr>
         <w:spacing w:lineRule="auto"/>
       </w:pPr>
@@ -5663,7 +5791,7 @@
       <w:pPr>
         <w:numPr>
           <w:ilvl w:val="0"/>
-          <w:numId w:val="22"/>
+          <w:numId w:val="23"/>
         </w:numPr>
         <w:spacing w:lineRule="auto"/>
       </w:pPr>
@@ -8373,6 +8501,128 @@
     </w:lvl>
   </w:abstractNum>
   <w:abstractNum w:abstractNumId="22">
+    <w:lvl w:ilvl="0">
+      <w:start w:val="1"/>
+      <w:numFmt w:val="bullet"/>
+      <w:lvlText w:val=""/>
+      <w:lvlJc w:val="left"/>
+      <w:pPr>
+        <w:tabs>
+          <w:tab w:val="num" w:pos="720"/>
+        </w:tabs>
+        <w:ind w:left="720" w:hanging="360"/>
+      </w:pPr>
+      <w:rPr>
+        <w:rFonts w:ascii="Symbol" w:hAnsi="Symbol" w:hint="default"/>
+      </w:rPr>
+    </w:lvl>
+    <w:lvl w:ilvl="1">
+      <w:start w:val="1"/>
+      <w:numFmt w:val="bullet"/>
+      <w:lvlText w:val=""/>
+      <w:lvlJc w:val="left"/>
+      <w:pPr>
+        <w:tabs>
+          <w:tab w:val="num" w:pos="1440"/>
+        </w:tabs>
+        <w:ind w:left="1440" w:hanging="360"/>
+      </w:pPr>
+      <w:rPr>
+        <w:rFonts w:ascii="Symbol" w:hAnsi="Symbol" w:hint="default"/>
+      </w:rPr>
+    </w:lvl>
+    <w:lvl w:ilvl="2">
+      <w:start w:val="1"/>
+      <w:numFmt w:val="bullet"/>
+      <w:lvlText w:val=""/>
+      <w:lvlJc w:val="left"/>
+      <w:pPr>
+        <w:tabs>
+          <w:tab w:val="num" w:pos="2160"/>
+        </w:tabs>
+        <w:ind w:left="2160" w:hanging="360"/>
+      </w:pPr>
+      <w:rPr>
+        <w:rFonts w:ascii="Symbol" w:hAnsi="Symbol" w:hint="default"/>
+      </w:rPr>
+    </w:lvl>
+    <w:lvl w:ilvl="3">
+      <w:start w:val="1"/>
+      <w:numFmt w:val="bullet"/>
+      <w:lvlText w:val=""/>
+      <w:lvlJc w:val="left"/>
+      <w:pPr>
+        <w:tabs>
+          <w:tab w:val="num" w:pos="2880"/>
+        </w:tabs>
+        <w:ind w:left="2880" w:hanging="360"/>
+      </w:pPr>
+      <w:rPr>
+        <w:rFonts w:ascii="Symbol" w:hAnsi="Symbol" w:hint="default"/>
+      </w:rPr>
+    </w:lvl>
+    <w:lvl w:ilvl="4">
+      <w:start w:val="1"/>
+      <w:numFmt w:val="bullet"/>
+      <w:lvlText w:val=""/>
+      <w:lvlJc w:val="left"/>
+      <w:pPr>
+        <w:tabs>
+          <w:tab w:val="num" w:pos="3600"/>
+        </w:tabs>
+        <w:ind w:left="3600" w:hanging="360"/>
+      </w:pPr>
+      <w:rPr>
+        <w:rFonts w:ascii="Symbol" w:hAnsi="Symbol" w:hint="default"/>
+      </w:rPr>
+    </w:lvl>
+    <w:lvl w:ilvl="5">
+      <w:start w:val="1"/>
+      <w:numFmt w:val="bullet"/>
+      <w:lvlText w:val=""/>
+      <w:lvlJc w:val="left"/>
+      <w:pPr>
+        <w:tabs>
+          <w:tab w:val="num" w:pos="4320"/>
+        </w:tabs>
+        <w:ind w:left="4320" w:hanging="360"/>
+      </w:pPr>
+      <w:rPr>
+        <w:rFonts w:ascii="Symbol" w:hAnsi="Symbol" w:hint="default"/>
+      </w:rPr>
+    </w:lvl>
+    <w:lvl w:ilvl="6">
+      <w:start w:val="1"/>
+      <w:numFmt w:val="bullet"/>
+      <w:lvlText w:val=""/>
+      <w:lvlJc w:val="left"/>
+      <w:pPr>
+        <w:tabs>
+          <w:tab w:val="num" w:pos="5040"/>
+        </w:tabs>
+        <w:ind w:left="5040" w:hanging="360"/>
+      </w:pPr>
+      <w:rPr>
+        <w:rFonts w:ascii="Symbol" w:hAnsi="Symbol" w:hint="default"/>
+      </w:rPr>
+    </w:lvl>
+    <w:lvl w:ilvl="7">
+      <w:start w:val="1"/>
+      <w:numFmt w:val="bullet"/>
+      <w:lvlText w:val=""/>
+      <w:lvlJc w:val="left"/>
+      <w:pPr>
+        <w:tabs>
+          <w:tab w:val="num" w:pos="5760"/>
+        </w:tabs>
+        <w:ind w:left="5760" w:hanging="360"/>
+      </w:pPr>
+      <w:rPr>
+        <w:rFonts w:ascii="Symbol" w:hAnsi="Symbol" w:hint="default"/>
+      </w:rPr>
+    </w:lvl>
+  </w:abstractNum>
+  <w:abstractNum w:abstractNumId="23">
     <w:lvl w:ilvl="0">
       <w:start w:val="1"/>
       <w:numFmt w:val="bullet"/>
@@ -8559,6 +8809,9 @@
   </w:num>
   <w:num w:numId="22">
     <w:abstractNumId w:val="22"/>
+  </w:num>
+  <w:num w:numId="23">
+    <w:abstractNumId w:val="23"/>
   </w:num>
 </w:numbering>
 </file>
